--- a/non_ros/dissertation_upm/PORTADA_Trabajo_Fin_de_Master.docx
+++ b/non_ros/dissertation_upm/PORTADA_Trabajo_Fin_de_Master.docx
@@ -130,6 +130,17 @@
                                 <w:lang w:val="en-US"/>
                               </w:rPr>
                             </w:r>
+                            <w:r>
+                              <w:rPr>
+                                <w:rFonts w:ascii="Arial" w:hAnsi="Arial" w:cs="Verdana"/>
+                                <w:bCs/>
+                                <w:color w:val="82a5e1"/>
+                                <w:spacing w:val="-20"/>
+                                <w:sz w:val="29"/>
+                                <w:szCs w:val="29"/>
+                                <w:lang w:val="en-US"/>
+                              </w:rPr>
+                            </w:r>
                           </w:p>
                           <w:p>
                             <w:pPr>
@@ -146,6 +157,17 @@
                                 <w:szCs w:val="52"/>
                               </w:rPr>
                             </w:pPr>
+                            <w:r>
+                              <w:rPr>
+                                <w:rFonts w:ascii="Verdana" w:hAnsi="Verdana"/>
+                                <w:b/>
+                                <w:bCs/>
+                                <w:color w:val="7fa1dc"/>
+                                <w:spacing w:val="-20"/>
+                                <w:sz w:val="52"/>
+                                <w:szCs w:val="52"/>
+                              </w:rPr>
+                            </w:r>
                             <w:r>
                               <w:rPr>
                                 <w:rFonts w:ascii="Verdana" w:hAnsi="Verdana"/>
@@ -258,6 +280,17 @@
                           <w:lang w:val="en-US"/>
                         </w:rPr>
                       </w:r>
+                      <w:r>
+                        <w:rPr>
+                          <w:rFonts w:ascii="Arial" w:hAnsi="Arial" w:cs="Verdana"/>
+                          <w:bCs/>
+                          <w:color w:val="82a5e1"/>
+                          <w:spacing w:val="-20"/>
+                          <w:sz w:val="29"/>
+                          <w:szCs w:val="29"/>
+                          <w:lang w:val="en-US"/>
+                        </w:rPr>
+                      </w:r>
                     </w:p>
                     <w:p>
                       <w:pPr>
@@ -274,6 +307,17 @@
                           <w:szCs w:val="52"/>
                         </w:rPr>
                       </w:pPr>
+                      <w:r>
+                        <w:rPr>
+                          <w:rFonts w:ascii="Verdana" w:hAnsi="Verdana"/>
+                          <w:b/>
+                          <w:bCs/>
+                          <w:color w:val="7fa1dc"/>
+                          <w:spacing w:val="-20"/>
+                          <w:sz w:val="52"/>
+                          <w:szCs w:val="52"/>
+                        </w:rPr>
+                      </w:r>
                       <w:r>
                         <w:rPr>
                           <w:rFonts w:ascii="Verdana" w:hAnsi="Verdana"/>
@@ -314,12 +358,12 @@
               <wp:anchor xmlns:wp="http://schemas.openxmlformats.org/drawingml/2006/wordprocessingDrawing" xmlns:wp14="http://schemas.microsoft.com/office/word/2010/wordprocessingDrawing" distT="0" distB="0" distL="114300" distR="114300" simplePos="0" relativeHeight="251661312" behindDoc="0" locked="0" layoutInCell="1" allowOverlap="1">
                 <wp:simplePos x="0" y="0"/>
                 <wp:positionH relativeFrom="column">
-                  <wp:posOffset>11516700</wp:posOffset>
+                  <wp:posOffset>11715750</wp:posOffset>
                 </wp:positionH>
                 <wp:positionV relativeFrom="paragraph">
                   <wp:posOffset>6786975</wp:posOffset>
                 </wp:positionV>
-                <wp:extent cx="3437550" cy="2409825"/>
+                <wp:extent cx="3744300" cy="2409825"/>
                 <wp:effectExtent l="0" t="0" r="0" b="0"/>
                 <wp:wrapNone/>
                 <wp:docPr id="2" name="Text Box 7"/>
@@ -332,7 +376,7 @@
                       <wps:spPr bwMode="auto">
                         <a:xfrm flipH="0" flipV="0">
                           <a:off x="0" y="0"/>
-                          <a:ext cx="3437550" cy="2409824"/>
+                          <a:ext cx="3744299" cy="2409824"/>
                         </a:xfrm>
                         <a:prstGeom prst="rect">
                           <a:avLst/>
@@ -411,6 +455,15 @@
                                 <w:lang w:val="en-US"/>
                               </w:rPr>
                             </w:r>
+                            <w:r>
+                              <w:rPr>
+                                <w:rFonts w:ascii="Arial" w:hAnsi="Arial" w:cs="Verdana"/>
+                                <w:b/>
+                                <w:bCs/>
+                                <w:color w:val="ffffff" w:themeColor="background1"/>
+                                <w:lang w:val="en-US"/>
+                              </w:rPr>
+                            </w:r>
                           </w:p>
                           <w:p>
                             <w:pPr>
@@ -463,6 +516,17 @@
                                 <w:lang w:val="es-ES"/>
                               </w:rPr>
                               <w:t xml:space="preserve">ález</w:t>
+                            </w:r>
+                            <w:r>
+                              <w:rPr>
+                                <w:rFonts w:ascii="Arial" w:hAnsi="Arial" w:cs="Verdana"/>
+                                <w:b/>
+                                <w:bCs/>
+                                <w:color w:val="ffffff" w:themeColor="background1"/>
+                                <w:sz w:val="38"/>
+                                <w:szCs w:val="38"/>
+                                <w:lang w:val="en-US"/>
+                              </w:rPr>
                             </w:r>
                             <w:r>
                               <w:rPr>
@@ -528,6 +592,18 @@
                                 <w:lang w:val="en-US"/>
                               </w:rPr>
                             </w:r>
+                            <w:r>
+                              <w:rPr>
+                                <w:rFonts w:ascii="Arial" w:hAnsi="Arial" w:cs="Verdana"/>
+                                <w:b/>
+                                <w:bCs/>
+                                <w:color w:val="ffffff" w:themeColor="background1"/>
+                                <w:sz w:val="20"/>
+                                <w:szCs w:val="20"/>
+                                <w:highlight w:val="none"/>
+                                <w:lang w:val="en-US"/>
+                              </w:rPr>
+                            </w:r>
                           </w:p>
                           <w:p>
                             <w:pPr>
@@ -569,79 +645,14 @@
                                 <w:lang w:val="en-US"/>
                               </w:rPr>
                             </w:r>
-                          </w:p>
-                          <w:p>
-                            <w:pPr>
-                              <w:widowControl w:val="false"/>
-                              <w:pBdr/>
-                              <w:spacing w:line="187" w:lineRule="auto"/>
-                              <w:ind/>
-                              <w:rPr>
-                                <w:rFonts w:ascii="Arial" w:hAnsi="Arial" w:cs="Verdana"/>
-                                <w:b/>
-                                <w:bCs/>
-                                <w:color w:val="ffffff" w:themeColor="background1"/>
-                                <w:sz w:val="36"/>
-                                <w:szCs w:val="36"/>
-                                <w:highlight w:val="none"/>
-                                <w:lang w:val="en-US"/>
-                              </w:rPr>
-                            </w:pPr>
                             <w:r>
                               <w:rPr>
                                 <w:rFonts w:ascii="Arial" w:hAnsi="Arial" w:cs="Verdana"/>
                                 <w:b/>
                                 <w:bCs/>
                                 <w:color w:val="ffffff" w:themeColor="background1"/>
-                                <w:sz w:val="36"/>
-                                <w:szCs w:val="36"/>
-                                <w:lang w:val="en-US"/>
-                              </w:rPr>
-                            </w:r>
-                            <w:r>
-                              <w:rPr>
-                                <w:rFonts w:ascii="Arial" w:hAnsi="Arial" w:cs="Verdana"/>
-                                <w:b/>
-                                <w:bCs/>
-                                <w:color w:val="ffffff" w:themeColor="background1"/>
-                                <w:sz w:val="36"/>
-                                <w:szCs w:val="36"/>
-                                <w:lang w:val="en-US"/>
-                              </w:rPr>
-                              <w:t xml:space="preserve">Oficina de Relaciones Int</w:t>
-                            </w:r>
-                            <w:r>
-                              <w:rPr>
-                                <w:rFonts w:ascii="Arial" w:hAnsi="Arial" w:cs="Verdana"/>
-                                <w:b/>
-                                <w:bCs/>
-                                <w:color w:val="ffffff" w:themeColor="background1"/>
-                                <w:sz w:val="36"/>
-                                <w:szCs w:val="36"/>
-                                <w:lang w:val="es-ES"/>
-                              </w:rPr>
-                              <w:t xml:space="preserve">ernacionales</w:t>
-                            </w:r>
-                            <w:r>
-                              <w:rPr>
-                                <w:rFonts w:ascii="Arial" w:hAnsi="Arial" w:cs="Verdana"/>
-                                <w:b/>
-                                <w:bCs/>
-                                <w:color w:val="ffffff" w:themeColor="background1"/>
-                                <w:sz w:val="36"/>
-                                <w:szCs w:val="36"/>
-                                <w:lang w:val="es-ES"/>
-                              </w:rPr>
-                              <w:t xml:space="preserve"> </w:t>
-                            </w:r>
-                            <w:r>
-                              <w:rPr>
-                                <w:rFonts w:ascii="Arial" w:hAnsi="Arial" w:cs="Verdana"/>
-                                <w:b/>
-                                <w:bCs/>
-                                <w:color w:val="ffffff" w:themeColor="background1"/>
-                                <w:sz w:val="36"/>
-                                <w:szCs w:val="36"/>
+                                <w:sz w:val="20"/>
+                                <w:szCs w:val="20"/>
                                 <w:lang w:val="en-US"/>
                               </w:rPr>
                             </w:r>
@@ -657,10 +668,9 @@
                                 <w:b/>
                                 <w:bCs/>
                                 <w:color w:val="ffffff" w:themeColor="background1"/>
-                                <w:sz w:val="36"/>
-                                <w:szCs w:val="36"/>
+                                <w:sz w:val="38"/>
+                                <w:szCs w:val="38"/>
                                 <w:highlight w:val="none"/>
-                                <w:lang w:val="en-US"/>
                               </w:rPr>
                             </w:pPr>
                             <w:r>
@@ -669,8 +679,8 @@
                                 <w:b/>
                                 <w:bCs/>
                                 <w:color w:val="ffffff" w:themeColor="background1"/>
-                                <w:sz w:val="36"/>
-                                <w:szCs w:val="36"/>
+                                <w:sz w:val="38"/>
+                                <w:szCs w:val="38"/>
                                 <w:highlight w:val="none"/>
                                 <w:lang w:val="en-US"/>
                               </w:rPr>
@@ -681,8 +691,68 @@
                                 <w:b/>
                                 <w:bCs/>
                                 <w:color w:val="ffffff" w:themeColor="background1"/>
-                                <w:sz w:val="36"/>
-                                <w:szCs w:val="36"/>
+                                <w:sz w:val="38"/>
+                                <w:szCs w:val="38"/>
+                                <w:lang w:val="en-US"/>
+                              </w:rPr>
+                              <w:t xml:space="preserve">Oficina de Relaciones</w:t>
+                            </w:r>
+                            <w:r>
+                              <w:rPr>
+                                <w:rFonts w:ascii="Arial" w:hAnsi="Arial" w:cs="Verdana"/>
+                                <w:b/>
+                                <w:bCs/>
+                                <w:color w:val="ffffff" w:themeColor="background1"/>
+                                <w:sz w:val="38"/>
+                                <w:szCs w:val="38"/>
+                                <w:lang w:val="es-ES"/>
+                              </w:rPr>
+                              <w:t xml:space="preserve"> </w:t>
+                            </w:r>
+                            <w:r>
+                              <w:rPr>
+                                <w:rFonts w:ascii="Arial" w:hAnsi="Arial" w:cs="Verdana"/>
+                                <w:b/>
+                                <w:bCs/>
+                                <w:color w:val="ffffff" w:themeColor="background1"/>
+                                <w:sz w:val="38"/>
+                                <w:szCs w:val="38"/>
+                                <w:lang w:val="en-US"/>
+                              </w:rPr>
+                              <w:t xml:space="preserve">Int</w:t>
+                            </w:r>
+                            <w:r>
+                              <w:rPr>
+                                <w:rFonts w:ascii="Arial" w:hAnsi="Arial" w:cs="Verdana"/>
+                                <w:b/>
+                                <w:bCs/>
+                                <w:color w:val="ffffff" w:themeColor="background1"/>
+                                <w:sz w:val="38"/>
+                                <w:szCs w:val="38"/>
+                                <w:lang w:val="es-ES"/>
+                              </w:rPr>
+                              <w:t xml:space="preserve">ernacionales</w:t>
+                            </w:r>
+                            <w:r>
+                              <w:rPr>
+                                <w:rFonts w:ascii="Arial" w:hAnsi="Arial" w:cs="Verdana"/>
+                                <w:b/>
+                                <w:bCs/>
+                                <w:color w:val="ffffff" w:themeColor="background1"/>
+                                <w:sz w:val="38"/>
+                                <w:szCs w:val="38"/>
+                                <w:highlight w:val="none"/>
+                                <w:lang w:val="en-US"/>
+                              </w:rPr>
+                            </w:r>
+                            <w:r>
+                              <w:rPr>
+                                <w:rFonts w:ascii="Arial" w:hAnsi="Arial" w:cs="Verdana"/>
+                                <w:b/>
+                                <w:bCs/>
+                                <w:color w:val="ffffff" w:themeColor="background1"/>
+                                <w:sz w:val="38"/>
+                                <w:szCs w:val="38"/>
                                 <w:highlight w:val="none"/>
                                 <w:lang w:val="en-US"/>
                               </w:rPr>
@@ -699,8 +769,8 @@
                                 <w:b/>
                                 <w:bCs/>
                                 <w:color w:val="ffffff" w:themeColor="background1"/>
-                                <w:sz w:val="36"/>
-                                <w:szCs w:val="36"/>
+                                <w:sz w:val="28"/>
+                                <w:szCs w:val="28"/>
                                 <w:highlight w:val="none"/>
                                 <w:lang w:val="en-US"/>
                               </w:rPr>
@@ -711,12 +781,11 @@
                                 <w:b/>
                                 <w:bCs/>
                                 <w:color w:val="ffffff" w:themeColor="background1"/>
-                                <w:sz w:val="36"/>
-                                <w:szCs w:val="36"/>
+                                <w:sz w:val="28"/>
+                                <w:szCs w:val="28"/>
                                 <w:highlight w:val="none"/>
-                                <w:lang w:val="es-ES"/>
+                                <w:lang w:val="en-US"/>
                               </w:rPr>
-                              <w:t xml:space="preserve">David brecht</w:t>
                             </w:r>
                             <w:r>
                               <w:rPr>
@@ -724,8 +793,101 @@
                                 <w:b/>
                                 <w:bCs/>
                                 <w:color w:val="ffffff" w:themeColor="background1"/>
-                                <w:sz w:val="36"/>
-                                <w:szCs w:val="36"/>
+                                <w:sz w:val="28"/>
+                                <w:szCs w:val="28"/>
+                                <w:highlight w:val="none"/>
+                                <w:lang w:val="en-US"/>
+                              </w:rPr>
+                            </w:r>
+                            <w:r>
+                              <w:rPr>
+                                <w:rFonts w:ascii="Arial" w:hAnsi="Arial" w:cs="Verdana"/>
+                                <w:b/>
+                                <w:bCs/>
+                                <w:color w:val="ffffff" w:themeColor="background1"/>
+                                <w:sz w:val="28"/>
+                                <w:szCs w:val="28"/>
+                                <w:highlight w:val="none"/>
+                                <w:lang w:val="en-US"/>
+                              </w:rPr>
+                            </w:r>
+                          </w:p>
+                          <w:p>
+                            <w:pPr>
+                              <w:widowControl w:val="false"/>
+                              <w:pBdr/>
+                              <w:spacing w:line="187" w:lineRule="auto"/>
+                              <w:ind/>
+                              <w:rPr>
+                                <w:rFonts w:ascii="Arial" w:hAnsi="Arial" w:cs="Verdana"/>
+                                <w:b/>
+                                <w:bCs/>
+                                <w:color w:val="ffffff" w:themeColor="background1"/>
+                                <w:sz w:val="38"/>
+                                <w:szCs w:val="38"/>
+                                <w:highlight w:val="none"/>
+                              </w:rPr>
+                            </w:pPr>
+                            <w:r>
+                              <w:rPr>
+                                <w:rFonts w:ascii="Arial" w:hAnsi="Arial" w:cs="Verdana"/>
+                                <w:b/>
+                                <w:bCs/>
+                                <w:color w:val="ffffff" w:themeColor="background1"/>
+                                <w:sz w:val="38"/>
+                                <w:szCs w:val="38"/>
+                                <w:highlight w:val="none"/>
+                                <w:lang w:val="es-ES"/>
+                              </w:rPr>
+                              <w:t xml:space="preserve">David </w:t>
+                            </w:r>
+                            <w:r>
+                              <w:rPr>
+                                <w:rFonts w:ascii="Arial" w:hAnsi="Arial" w:cs="Verdana"/>
+                                <w:b/>
+                                <w:bCs/>
+                                <w:color w:val="ffffff" w:themeColor="background1"/>
+                                <w:sz w:val="38"/>
+                                <w:szCs w:val="38"/>
+                                <w:highlight w:val="none"/>
+                                <w:lang w:val="de-DE"/>
+                              </w:rPr>
+                              <w:t xml:space="preserve">B</w:t>
+                            </w:r>
+                            <w:r>
+                              <w:rPr>
+                                <w:rFonts w:ascii="Arial" w:hAnsi="Arial" w:cs="Verdana"/>
+                                <w:b/>
+                                <w:bCs/>
+                                <w:color w:val="ffffff" w:themeColor="background1"/>
+                                <w:sz w:val="38"/>
+                                <w:szCs w:val="38"/>
+                                <w:highlight w:val="none"/>
+                                <w:lang w:val="es-ES"/>
+                              </w:rPr>
+                              <w:t xml:space="preserve">recht</w:t>
+                            </w:r>
+                            <w:r>
+                              <w:rPr>
+                                <w:rFonts w:ascii="Arial" w:hAnsi="Arial" w:cs="Verdana"/>
+                                <w:b/>
+                                <w:bCs/>
+                                <w:color w:val="ffffff" w:themeColor="background1"/>
+                                <w:sz w:val="38"/>
+                                <w:szCs w:val="38"/>
+                                <w:highlight w:val="none"/>
+                                <w:lang w:val="es-ES"/>
+                              </w:rPr>
+                              <w:t xml:space="preserve"> </w:t>
+                            </w:r>
+                            <w:r>
+                              <w:rPr>
+                                <w:rFonts w:ascii="Arial" w:hAnsi="Arial" w:cs="Verdana"/>
+                                <w:b/>
+                                <w:bCs/>
+                                <w:color w:val="ffffff" w:themeColor="background1"/>
+                                <w:sz w:val="38"/>
+                                <w:szCs w:val="38"/>
                                 <w:highlight w:val="none"/>
                                 <w:lang w:val="en-US"/>
                               </w:rPr>
@@ -747,6 +909,17 @@
                                 <w:lang w:val="en-US"/>
                               </w:rPr>
                             </w:pPr>
+                            <w:r>
+                              <w:rPr>
+                                <w:rFonts w:ascii="Arial" w:hAnsi="Arial" w:cs="Verdana"/>
+                                <w:b/>
+                                <w:bCs/>
+                                <w:color w:val="ffffff" w:themeColor="background1"/>
+                                <w:sz w:val="36"/>
+                                <w:szCs w:val="36"/>
+                                <w:lang w:val="en-US"/>
+                              </w:rPr>
+                            </w:r>
                             <w:r>
                               <w:rPr>
                                 <w:rFonts w:ascii="Arial" w:hAnsi="Arial" w:cs="Verdana"/>
@@ -804,6 +977,16 @@
                                 <w:szCs w:val="52"/>
                               </w:rPr>
                             </w:r>
+                            <w:r>
+                              <w:rPr>
+                                <w:rFonts w:ascii="Verdana" w:hAnsi="Verdana"/>
+                                <w:b/>
+                                <w:bCs/>
+                                <w:color w:val="ffffff" w:themeColor="background1"/>
+                                <w:sz w:val="52"/>
+                                <w:szCs w:val="52"/>
+                              </w:rPr>
+                            </w:r>
                           </w:p>
                           <w:p>
                             <w:pPr>
@@ -839,6 +1022,16 @@
                                 <w:szCs w:val="52"/>
                               </w:rPr>
                             </w:r>
+                            <w:r>
+                              <w:rPr>
+                                <w:rFonts w:ascii="Verdana" w:hAnsi="Verdana"/>
+                                <w:b/>
+                                <w:bCs/>
+                                <w:color w:val="ffffff" w:themeColor="background1"/>
+                                <w:sz w:val="52"/>
+                                <w:szCs w:val="52"/>
+                              </w:rPr>
+                            </w:r>
                           </w:p>
                         </w:txbxContent>
                       </wps:txbx>
@@ -854,7 +1047,7 @@
           </mc:Choice>
           <mc:Fallback>
             <w:pict>
-              <v:shape id="shape 1" o:spid="_x0000_s1" o:spt="202" type="#_x0000_t202" style="position:absolute;z-index:251661312;o:allowoverlap:true;o:allowincell:true;mso-position-horizontal-relative:text;margin-left:906.83pt;mso-position-horizontal:absolute;mso-position-vertical-relative:text;margin-top:534.41pt;mso-position-vertical:absolute;width:270.67pt;height:189.75pt;mso-wrap-distance-left:9.00pt;mso-wrap-distance-top:0.00pt;mso-wrap-distance-right:9.00pt;mso-wrap-distance-bottom:0.00pt;v-text-anchor:top;visibility:visible;" filled="f" stroked="f">
+              <v:shape id="shape 1" o:spid="_x0000_s1" o:spt="202" type="#_x0000_t202" style="position:absolute;z-index:251661312;o:allowoverlap:true;o:allowincell:true;mso-position-horizontal-relative:text;margin-left:922.50pt;mso-position-horizontal:absolute;mso-position-vertical-relative:text;margin-top:534.41pt;mso-position-vertical:absolute;width:294.83pt;height:189.75pt;mso-wrap-distance-left:9.00pt;mso-wrap-distance-top:0.00pt;mso-wrap-distance-right:9.00pt;mso-wrap-distance-bottom:0.00pt;v-text-anchor:top;visibility:visible;" filled="f" stroked="f">
                 <v:textbox inset="0,0,0,0">
                   <w:txbxContent>
                     <w:p>
@@ -899,6 +1092,15 @@
                           <w:lang w:val="es-ES"/>
                         </w:rPr>
                         <w:t xml:space="preserve">25</w:t>
+                      </w:r>
+                      <w:r>
+                        <w:rPr>
+                          <w:rFonts w:ascii="Arial" w:hAnsi="Arial" w:cs="Verdana"/>
+                          <w:b/>
+                          <w:bCs/>
+                          <w:color w:val="ffffff" w:themeColor="background1"/>
+                          <w:lang w:val="en-US"/>
+                        </w:rPr>
                       </w:r>
                       <w:r>
                         <w:rPr>
@@ -973,6 +1175,17 @@
                           <w:lang w:val="en-US"/>
                         </w:rPr>
                       </w:r>
+                      <w:r>
+                        <w:rPr>
+                          <w:rFonts w:ascii="Arial" w:hAnsi="Arial" w:cs="Verdana"/>
+                          <w:b/>
+                          <w:bCs/>
+                          <w:color w:val="ffffff" w:themeColor="background1"/>
+                          <w:sz w:val="38"/>
+                          <w:szCs w:val="38"/>
+                          <w:lang w:val="en-US"/>
+                        </w:rPr>
+                      </w:r>
                     </w:p>
                     <w:p>
                       <w:pPr>
@@ -1026,6 +1239,18 @@
                           <w:lang w:val="en-US"/>
                         </w:rPr>
                       </w:r>
+                      <w:r>
+                        <w:rPr>
+                          <w:rFonts w:ascii="Arial" w:hAnsi="Arial" w:cs="Verdana"/>
+                          <w:b/>
+                          <w:bCs/>
+                          <w:color w:val="ffffff" w:themeColor="background1"/>
+                          <w:sz w:val="20"/>
+                          <w:szCs w:val="20"/>
+                          <w:highlight w:val="none"/>
+                          <w:lang w:val="en-US"/>
+                        </w:rPr>
+                      </w:r>
                     </w:p>
                     <w:p>
                       <w:pPr>
@@ -1067,79 +1292,14 @@
                           <w:lang w:val="en-US"/>
                         </w:rPr>
                       </w:r>
-                    </w:p>
-                    <w:p>
-                      <w:pPr>
-                        <w:widowControl w:val="false"/>
-                        <w:pBdr/>
-                        <w:spacing w:line="187" w:lineRule="auto"/>
-                        <w:ind/>
-                        <w:rPr>
-                          <w:rFonts w:ascii="Arial" w:hAnsi="Arial" w:cs="Verdana"/>
-                          <w:b/>
-                          <w:bCs/>
-                          <w:color w:val="ffffff" w:themeColor="background1"/>
-                          <w:sz w:val="36"/>
-                          <w:szCs w:val="36"/>
-                          <w:highlight w:val="none"/>
-                          <w:lang w:val="en-US"/>
-                        </w:rPr>
-                      </w:pPr>
                       <w:r>
                         <w:rPr>
                           <w:rFonts w:ascii="Arial" w:hAnsi="Arial" w:cs="Verdana"/>
                           <w:b/>
                           <w:bCs/>
                           <w:color w:val="ffffff" w:themeColor="background1"/>
-                          <w:sz w:val="36"/>
-                          <w:szCs w:val="36"/>
-                          <w:lang w:val="en-US"/>
-                        </w:rPr>
-                      </w:r>
-                      <w:r>
-                        <w:rPr>
-                          <w:rFonts w:ascii="Arial" w:hAnsi="Arial" w:cs="Verdana"/>
-                          <w:b/>
-                          <w:bCs/>
-                          <w:color w:val="ffffff" w:themeColor="background1"/>
-                          <w:sz w:val="36"/>
-                          <w:szCs w:val="36"/>
-                          <w:lang w:val="en-US"/>
-                        </w:rPr>
-                        <w:t xml:space="preserve">Oficina de Relaciones Int</w:t>
-                      </w:r>
-                      <w:r>
-                        <w:rPr>
-                          <w:rFonts w:ascii="Arial" w:hAnsi="Arial" w:cs="Verdana"/>
-                          <w:b/>
-                          <w:bCs/>
-                          <w:color w:val="ffffff" w:themeColor="background1"/>
-                          <w:sz w:val="36"/>
-                          <w:szCs w:val="36"/>
-                          <w:lang w:val="es-ES"/>
-                        </w:rPr>
-                        <w:t xml:space="preserve">ernacionales</w:t>
-                      </w:r>
-                      <w:r>
-                        <w:rPr>
-                          <w:rFonts w:ascii="Arial" w:hAnsi="Arial" w:cs="Verdana"/>
-                          <w:b/>
-                          <w:bCs/>
-                          <w:color w:val="ffffff" w:themeColor="background1"/>
-                          <w:sz w:val="36"/>
-                          <w:szCs w:val="36"/>
-                          <w:lang w:val="es-ES"/>
-                        </w:rPr>
-                        <w:t xml:space="preserve"> </w:t>
-                      </w:r>
-                      <w:r>
-                        <w:rPr>
-                          <w:rFonts w:ascii="Arial" w:hAnsi="Arial" w:cs="Verdana"/>
-                          <w:b/>
-                          <w:bCs/>
-                          <w:color w:val="ffffff" w:themeColor="background1"/>
-                          <w:sz w:val="36"/>
-                          <w:szCs w:val="36"/>
+                          <w:sz w:val="20"/>
+                          <w:szCs w:val="20"/>
                           <w:lang w:val="en-US"/>
                         </w:rPr>
                       </w:r>
@@ -1155,10 +1315,9 @@
                           <w:b/>
                           <w:bCs/>
                           <w:color w:val="ffffff" w:themeColor="background1"/>
-                          <w:sz w:val="36"/>
-                          <w:szCs w:val="36"/>
+                          <w:sz w:val="38"/>
+                          <w:szCs w:val="38"/>
                           <w:highlight w:val="none"/>
-                          <w:lang w:val="en-US"/>
                         </w:rPr>
                       </w:pPr>
                       <w:r>
@@ -1167,8 +1326,8 @@
                           <w:b/>
                           <w:bCs/>
                           <w:color w:val="ffffff" w:themeColor="background1"/>
-                          <w:sz w:val="36"/>
-                          <w:szCs w:val="36"/>
+                          <w:sz w:val="38"/>
+                          <w:szCs w:val="38"/>
                           <w:highlight w:val="none"/>
                           <w:lang w:val="en-US"/>
                         </w:rPr>
@@ -1179,8 +1338,68 @@
                           <w:b/>
                           <w:bCs/>
                           <w:color w:val="ffffff" w:themeColor="background1"/>
-                          <w:sz w:val="36"/>
-                          <w:szCs w:val="36"/>
+                          <w:sz w:val="38"/>
+                          <w:szCs w:val="38"/>
+                          <w:lang w:val="en-US"/>
+                        </w:rPr>
+                        <w:t xml:space="preserve">Oficina de Relaciones</w:t>
+                      </w:r>
+                      <w:r>
+                        <w:rPr>
+                          <w:rFonts w:ascii="Arial" w:hAnsi="Arial" w:cs="Verdana"/>
+                          <w:b/>
+                          <w:bCs/>
+                          <w:color w:val="ffffff" w:themeColor="background1"/>
+                          <w:sz w:val="38"/>
+                          <w:szCs w:val="38"/>
+                          <w:lang w:val="es-ES"/>
+                        </w:rPr>
+                        <w:t xml:space="preserve"> </w:t>
+                      </w:r>
+                      <w:r>
+                        <w:rPr>
+                          <w:rFonts w:ascii="Arial" w:hAnsi="Arial" w:cs="Verdana"/>
+                          <w:b/>
+                          <w:bCs/>
+                          <w:color w:val="ffffff" w:themeColor="background1"/>
+                          <w:sz w:val="38"/>
+                          <w:szCs w:val="38"/>
+                          <w:lang w:val="en-US"/>
+                        </w:rPr>
+                        <w:t xml:space="preserve">Int</w:t>
+                      </w:r>
+                      <w:r>
+                        <w:rPr>
+                          <w:rFonts w:ascii="Arial" w:hAnsi="Arial" w:cs="Verdana"/>
+                          <w:b/>
+                          <w:bCs/>
+                          <w:color w:val="ffffff" w:themeColor="background1"/>
+                          <w:sz w:val="38"/>
+                          <w:szCs w:val="38"/>
+                          <w:lang w:val="es-ES"/>
+                        </w:rPr>
+                        <w:t xml:space="preserve">ernacionales</w:t>
+                      </w:r>
+                      <w:r>
+                        <w:rPr>
+                          <w:rFonts w:ascii="Arial" w:hAnsi="Arial" w:cs="Verdana"/>
+                          <w:b/>
+                          <w:bCs/>
+                          <w:color w:val="ffffff" w:themeColor="background1"/>
+                          <w:sz w:val="38"/>
+                          <w:szCs w:val="38"/>
+                          <w:highlight w:val="none"/>
+                          <w:lang w:val="en-US"/>
+                        </w:rPr>
+                      </w:r>
+                      <w:r>
+                        <w:rPr>
+                          <w:rFonts w:ascii="Arial" w:hAnsi="Arial" w:cs="Verdana"/>
+                          <w:b/>
+                          <w:bCs/>
+                          <w:color w:val="ffffff" w:themeColor="background1"/>
+                          <w:sz w:val="38"/>
+                          <w:szCs w:val="38"/>
                           <w:highlight w:val="none"/>
                           <w:lang w:val="en-US"/>
                         </w:rPr>
@@ -1197,8 +1416,8 @@
                           <w:b/>
                           <w:bCs/>
                           <w:color w:val="ffffff" w:themeColor="background1"/>
-                          <w:sz w:val="36"/>
-                          <w:szCs w:val="36"/>
+                          <w:sz w:val="28"/>
+                          <w:szCs w:val="28"/>
                           <w:highlight w:val="none"/>
                           <w:lang w:val="en-US"/>
                         </w:rPr>
@@ -1209,12 +1428,11 @@
                           <w:b/>
                           <w:bCs/>
                           <w:color w:val="ffffff" w:themeColor="background1"/>
-                          <w:sz w:val="36"/>
-                          <w:szCs w:val="36"/>
+                          <w:sz w:val="28"/>
+                          <w:szCs w:val="28"/>
                           <w:highlight w:val="none"/>
-                          <w:lang w:val="es-ES"/>
+                          <w:lang w:val="en-US"/>
                         </w:rPr>
-                        <w:t xml:space="preserve">David brecht</w:t>
                       </w:r>
                       <w:r>
                         <w:rPr>
@@ -1222,8 +1440,101 @@
                           <w:b/>
                           <w:bCs/>
                           <w:color w:val="ffffff" w:themeColor="background1"/>
-                          <w:sz w:val="36"/>
-                          <w:szCs w:val="36"/>
+                          <w:sz w:val="28"/>
+                          <w:szCs w:val="28"/>
+                          <w:highlight w:val="none"/>
+                          <w:lang w:val="en-US"/>
+                        </w:rPr>
+                      </w:r>
+                      <w:r>
+                        <w:rPr>
+                          <w:rFonts w:ascii="Arial" w:hAnsi="Arial" w:cs="Verdana"/>
+                          <w:b/>
+                          <w:bCs/>
+                          <w:color w:val="ffffff" w:themeColor="background1"/>
+                          <w:sz w:val="28"/>
+                          <w:szCs w:val="28"/>
+                          <w:highlight w:val="none"/>
+                          <w:lang w:val="en-US"/>
+                        </w:rPr>
+                      </w:r>
+                    </w:p>
+                    <w:p>
+                      <w:pPr>
+                        <w:widowControl w:val="false"/>
+                        <w:pBdr/>
+                        <w:spacing w:line="187" w:lineRule="auto"/>
+                        <w:ind/>
+                        <w:rPr>
+                          <w:rFonts w:ascii="Arial" w:hAnsi="Arial" w:cs="Verdana"/>
+                          <w:b/>
+                          <w:bCs/>
+                          <w:color w:val="ffffff" w:themeColor="background1"/>
+                          <w:sz w:val="38"/>
+                          <w:szCs w:val="38"/>
+                          <w:highlight w:val="none"/>
+                        </w:rPr>
+                      </w:pPr>
+                      <w:r>
+                        <w:rPr>
+                          <w:rFonts w:ascii="Arial" w:hAnsi="Arial" w:cs="Verdana"/>
+                          <w:b/>
+                          <w:bCs/>
+                          <w:color w:val="ffffff" w:themeColor="background1"/>
+                          <w:sz w:val="38"/>
+                          <w:szCs w:val="38"/>
+                          <w:highlight w:val="none"/>
+                          <w:lang w:val="es-ES"/>
+                        </w:rPr>
+                        <w:t xml:space="preserve">David </w:t>
+                      </w:r>
+                      <w:r>
+                        <w:rPr>
+                          <w:rFonts w:ascii="Arial" w:hAnsi="Arial" w:cs="Verdana"/>
+                          <w:b/>
+                          <w:bCs/>
+                          <w:color w:val="ffffff" w:themeColor="background1"/>
+                          <w:sz w:val="38"/>
+                          <w:szCs w:val="38"/>
+                          <w:highlight w:val="none"/>
+                          <w:lang w:val="de-DE"/>
+                        </w:rPr>
+                        <w:t xml:space="preserve">B</w:t>
+                      </w:r>
+                      <w:r>
+                        <w:rPr>
+                          <w:rFonts w:ascii="Arial" w:hAnsi="Arial" w:cs="Verdana"/>
+                          <w:b/>
+                          <w:bCs/>
+                          <w:color w:val="ffffff" w:themeColor="background1"/>
+                          <w:sz w:val="38"/>
+                          <w:szCs w:val="38"/>
+                          <w:highlight w:val="none"/>
+                          <w:lang w:val="es-ES"/>
+                        </w:rPr>
+                        <w:t xml:space="preserve">recht</w:t>
+                      </w:r>
+                      <w:r>
+                        <w:rPr>
+                          <w:rFonts w:ascii="Arial" w:hAnsi="Arial" w:cs="Verdana"/>
+                          <w:b/>
+                          <w:bCs/>
+                          <w:color w:val="ffffff" w:themeColor="background1"/>
+                          <w:sz w:val="38"/>
+                          <w:szCs w:val="38"/>
+                          <w:highlight w:val="none"/>
+                          <w:lang w:val="es-ES"/>
+                        </w:rPr>
+                        <w:t xml:space="preserve"> </w:t>
+                      </w:r>
+                      <w:r>
+                        <w:rPr>
+                          <w:rFonts w:ascii="Arial" w:hAnsi="Arial" w:cs="Verdana"/>
+                          <w:b/>
+                          <w:bCs/>
+                          <w:color w:val="ffffff" w:themeColor="background1"/>
+                          <w:sz w:val="38"/>
+                          <w:szCs w:val="38"/>
                           <w:highlight w:val="none"/>
                           <w:lang w:val="en-US"/>
                         </w:rPr>
@@ -1245,6 +1556,17 @@
                           <w:lang w:val="en-US"/>
                         </w:rPr>
                       </w:pPr>
+                      <w:r>
+                        <w:rPr>
+                          <w:rFonts w:ascii="Arial" w:hAnsi="Arial" w:cs="Verdana"/>
+                          <w:b/>
+                          <w:bCs/>
+                          <w:color w:val="ffffff" w:themeColor="background1"/>
+                          <w:sz w:val="36"/>
+                          <w:szCs w:val="36"/>
+                          <w:lang w:val="en-US"/>
+                        </w:rPr>
+                      </w:r>
                       <w:r>
                         <w:rPr>
                           <w:rFonts w:ascii="Arial" w:hAnsi="Arial" w:cs="Verdana"/>
@@ -1302,6 +1624,16 @@
                           <w:szCs w:val="52"/>
                         </w:rPr>
                       </w:r>
+                      <w:r>
+                        <w:rPr>
+                          <w:rFonts w:ascii="Verdana" w:hAnsi="Verdana"/>
+                          <w:b/>
+                          <w:bCs/>
+                          <w:color w:val="ffffff" w:themeColor="background1"/>
+                          <w:sz w:val="52"/>
+                          <w:szCs w:val="52"/>
+                        </w:rPr>
+                      </w:r>
                     </w:p>
                     <w:p>
                       <w:pPr>
@@ -1317,6 +1649,16 @@
                           <w:szCs w:val="52"/>
                         </w:rPr>
                       </w:pPr>
+                      <w:r>
+                        <w:rPr>
+                          <w:rFonts w:ascii="Verdana" w:hAnsi="Verdana"/>
+                          <w:b/>
+                          <w:bCs/>
+                          <w:color w:val="ffffff" w:themeColor="background1"/>
+                          <w:sz w:val="52"/>
+                          <w:szCs w:val="52"/>
+                        </w:rPr>
+                      </w:r>
                       <w:r>
                         <w:rPr>
                           <w:rFonts w:ascii="Verdana" w:hAnsi="Verdana"/>
@@ -1537,7 +1879,18 @@
                                 <w:szCs w:val="30"/>
                                 <w:lang w:val="es-ES"/>
                               </w:rPr>
-                              <w:t xml:space="preserve">ález–</w:t>
+                              <w:t xml:space="preserve">ález</w:t>
+                            </w:r>
+                            <w:r>
+                              <w:rPr>
+                                <w:rFonts w:ascii="Arial" w:hAnsi="Arial" w:cs="Verdana"/>
+                                <w:b/>
+                                <w:bCs/>
+                                <w:color w:val="4ab6e8"/>
+                                <w:sz w:val="30"/>
+                                <w:szCs w:val="30"/>
+                                <w:lang w:val="en-US"/>
+                              </w:rPr>
                             </w:r>
                             <w:r>
                               <w:rPr>
@@ -1565,6 +1918,16 @@
                                 <w:szCs w:val="52"/>
                               </w:rPr>
                             </w:pPr>
+                            <w:r>
+                              <w:rPr>
+                                <w:rFonts w:ascii="Verdana" w:hAnsi="Verdana"/>
+                                <w:b/>
+                                <w:bCs/>
+                                <w:color w:val="4ab6e8"/>
+                                <w:sz w:val="52"/>
+                                <w:szCs w:val="52"/>
+                              </w:rPr>
+                            </w:r>
                             <w:r>
                               <w:rPr>
                                 <w:rFonts w:ascii="Verdana" w:hAnsi="Verdana"/>
@@ -1671,7 +2034,18 @@
                           <w:szCs w:val="30"/>
                           <w:lang w:val="es-ES"/>
                         </w:rPr>
-                        <w:t xml:space="preserve">ález–</w:t>
+                        <w:t xml:space="preserve">ález</w:t>
+                      </w:r>
+                      <w:r>
+                        <w:rPr>
+                          <w:rFonts w:ascii="Arial" w:hAnsi="Arial" w:cs="Verdana"/>
+                          <w:b/>
+                          <w:bCs/>
+                          <w:color w:val="4ab6e8"/>
+                          <w:sz w:val="30"/>
+                          <w:szCs w:val="30"/>
+                          <w:lang w:val="en-US"/>
+                        </w:rPr>
                       </w:r>
                       <w:r>
                         <w:rPr>
@@ -1699,6 +2073,16 @@
                           <w:szCs w:val="52"/>
                         </w:rPr>
                       </w:pPr>
+                      <w:r>
+                        <w:rPr>
+                          <w:rFonts w:ascii="Verdana" w:hAnsi="Verdana"/>
+                          <w:b/>
+                          <w:bCs/>
+                          <w:color w:val="4ab6e8"/>
+                          <w:sz w:val="52"/>
+                          <w:szCs w:val="52"/>
+                        </w:rPr>
+                      </w:r>
                       <w:r>
                         <w:rPr>
                           <w:rFonts w:ascii="Verdana" w:hAnsi="Verdana"/>
@@ -1883,6 +2267,16 @@
                                 <w:szCs w:val="52"/>
                               </w:rPr>
                             </w:r>
+                            <w:r>
+                              <w:rPr>
+                                <w:rFonts w:ascii="Verdana" w:hAnsi="Verdana"/>
+                                <w:b/>
+                                <w:bCs/>
+                                <w:color w:val="ffffff" w:themeColor="background1"/>
+                                <w:sz w:val="52"/>
+                                <w:szCs w:val="52"/>
+                              </w:rPr>
+                            </w:r>
                           </w:p>
                         </w:txbxContent>
                       </wps:txbx>
@@ -1988,6 +2382,16 @@
                           <w:szCs w:val="52"/>
                         </w:rPr>
                       </w:pPr>
+                      <w:r>
+                        <w:rPr>
+                          <w:rFonts w:ascii="Verdana" w:hAnsi="Verdana"/>
+                          <w:b/>
+                          <w:bCs/>
+                          <w:color w:val="ffffff" w:themeColor="background1"/>
+                          <w:sz w:val="52"/>
+                          <w:szCs w:val="52"/>
+                        </w:rPr>
+                      </w:r>
                       <w:r>
                         <w:rPr>
                           <w:rFonts w:ascii="Verdana" w:hAnsi="Verdana"/>
@@ -2254,9 +2658,9 @@
     <w:lsdException w:name="Bibliography" w:uiPriority="37"/>
     <w:lsdException w:name="TOC Heading" w:uiPriority="39" w:qFormat="1"/>
   </w:latentStyles>
-  <w:style w:type="table" w:styleId="11">
+  <w:style w:type="table" w:styleId="703">
     <w:name w:val="Table Grid"/>
-    <w:basedOn w:val="705"/>
+    <w:basedOn w:val="885"/>
     <w:uiPriority w:val="59"/>
     <w:pPr>
       <w:pBdr/>
@@ -2453,9 +2857,9 @@
       </w:tcPr>
     </w:tblStylePr>
   </w:style>
-  <w:style w:type="table" w:styleId="12">
+  <w:style w:type="table" w:styleId="704">
     <w:name w:val="Table Grid Light"/>
-    <w:basedOn w:val="705"/>
+    <w:basedOn w:val="885"/>
     <w:uiPriority w:val="59"/>
     <w:pPr>
       <w:pBdr/>
@@ -2652,9 +3056,9 @@
       </w:tcPr>
     </w:tblStylePr>
   </w:style>
-  <w:style w:type="table" w:styleId="13">
+  <w:style w:type="table" w:styleId="705">
     <w:name w:val="Plain Table 1"/>
-    <w:basedOn w:val="705"/>
+    <w:basedOn w:val="885"/>
     <w:uiPriority w:val="59"/>
     <w:pPr>
       <w:pBdr/>
@@ -2877,9 +3281,9 @@
       </w:tcPr>
     </w:tblStylePr>
   </w:style>
-  <w:style w:type="table" w:styleId="14">
+  <w:style w:type="table" w:styleId="706">
     <w:name w:val="Plain Table 2"/>
-    <w:basedOn w:val="705"/>
+    <w:basedOn w:val="885"/>
     <w:uiPriority w:val="59"/>
     <w:pPr>
       <w:pBdr/>
@@ -3110,9 +3514,9 @@
       </w:tcPr>
     </w:tblStylePr>
   </w:style>
-  <w:style w:type="table" w:styleId="15">
+  <w:style w:type="table" w:styleId="707">
     <w:name w:val="Plain Table 3"/>
-    <w:basedOn w:val="705"/>
+    <w:basedOn w:val="885"/>
     <w:uiPriority w:val="99"/>
     <w:pPr>
       <w:pBdr/>
@@ -3340,9 +3744,9 @@
       </w:tcPr>
     </w:tblStylePr>
   </w:style>
-  <w:style w:type="table" w:styleId="16">
+  <w:style w:type="table" w:styleId="708">
     <w:name w:val="Plain Table 4"/>
-    <w:basedOn w:val="705"/>
+    <w:basedOn w:val="885"/>
     <w:uiPriority w:val="99"/>
     <w:pPr>
       <w:pBdr/>
@@ -3556,9 +3960,9 @@
       </w:tcPr>
     </w:tblStylePr>
   </w:style>
-  <w:style w:type="table" w:styleId="17">
+  <w:style w:type="table" w:styleId="709">
     <w:name w:val="Plain Table 5"/>
-    <w:basedOn w:val="705"/>
+    <w:basedOn w:val="885"/>
     <w:uiPriority w:val="99"/>
     <w:pPr>
       <w:pBdr/>
@@ -3789,9 +4193,9 @@
       </w:tcPr>
     </w:tblStylePr>
   </w:style>
-  <w:style w:type="table" w:styleId="18">
+  <w:style w:type="table" w:styleId="710">
     <w:name w:val="Grid Table 1 Light"/>
-    <w:basedOn w:val="705"/>
+    <w:basedOn w:val="885"/>
     <w:uiPriority w:val="99"/>
     <w:pPr>
       <w:pBdr/>
@@ -4012,9 +4416,9 @@
       </w:tcPr>
     </w:tblStylePr>
   </w:style>
-  <w:style w:type="table" w:styleId="19">
+  <w:style w:type="table" w:styleId="711">
     <w:name w:val="Grid Table 1 Light - Accent 1"/>
-    <w:basedOn w:val="705"/>
+    <w:basedOn w:val="885"/>
     <w:uiPriority w:val="99"/>
     <w:pPr>
       <w:pBdr/>
@@ -4235,9 +4639,9 @@
       </w:tcPr>
     </w:tblStylePr>
   </w:style>
-  <w:style w:type="table" w:styleId="20">
+  <w:style w:type="table" w:styleId="712">
     <w:name w:val="Grid Table 1 Light - Accent 2"/>
-    <w:basedOn w:val="705"/>
+    <w:basedOn w:val="885"/>
     <w:uiPriority w:val="99"/>
     <w:pPr>
       <w:pBdr/>
@@ -4458,9 +4862,9 @@
       </w:tcPr>
     </w:tblStylePr>
   </w:style>
-  <w:style w:type="table" w:styleId="21">
+  <w:style w:type="table" w:styleId="713">
     <w:name w:val="Grid Table 1 Light - Accent 3"/>
-    <w:basedOn w:val="705"/>
+    <w:basedOn w:val="885"/>
     <w:uiPriority w:val="99"/>
     <w:pPr>
       <w:pBdr/>
@@ -4681,9 +5085,9 @@
       </w:tcPr>
     </w:tblStylePr>
   </w:style>
-  <w:style w:type="table" w:styleId="22">
+  <w:style w:type="table" w:styleId="714">
     <w:name w:val="Grid Table 1 Light - Accent 4"/>
-    <w:basedOn w:val="705"/>
+    <w:basedOn w:val="885"/>
     <w:uiPriority w:val="99"/>
     <w:pPr>
       <w:pBdr/>
@@ -4904,9 +5308,9 @@
       </w:tcPr>
     </w:tblStylePr>
   </w:style>
-  <w:style w:type="table" w:styleId="23">
+  <w:style w:type="table" w:styleId="715">
     <w:name w:val="Grid Table 1 Light - Accent 5"/>
-    <w:basedOn w:val="705"/>
+    <w:basedOn w:val="885"/>
     <w:uiPriority w:val="99"/>
     <w:pPr>
       <w:pBdr/>
@@ -5127,9 +5531,9 @@
       </w:tcPr>
     </w:tblStylePr>
   </w:style>
-  <w:style w:type="table" w:styleId="24">
+  <w:style w:type="table" w:styleId="716">
     <w:name w:val="Grid Table 1 Light - Accent 6"/>
-    <w:basedOn w:val="705"/>
+    <w:basedOn w:val="885"/>
     <w:uiPriority w:val="99"/>
     <w:pPr>
       <w:pBdr/>
@@ -5350,9 +5754,9 @@
       </w:tcPr>
     </w:tblStylePr>
   </w:style>
-  <w:style w:type="table" w:styleId="25">
+  <w:style w:type="table" w:styleId="717">
     <w:name w:val="Grid Table 2"/>
-    <w:basedOn w:val="705"/>
+    <w:basedOn w:val="885"/>
     <w:uiPriority w:val="99"/>
     <w:pPr>
       <w:pBdr/>
@@ -5582,9 +5986,9 @@
       </w:tcPr>
     </w:tblStylePr>
   </w:style>
-  <w:style w:type="table" w:styleId="26">
+  <w:style w:type="table" w:styleId="718">
     <w:name w:val="Grid Table 2 - Accent 1"/>
-    <w:basedOn w:val="705"/>
+    <w:basedOn w:val="885"/>
     <w:uiPriority w:val="99"/>
     <w:pPr>
       <w:pBdr/>
@@ -5814,9 +6218,9 @@
       </w:tcPr>
     </w:tblStylePr>
   </w:style>
-  <w:style w:type="table" w:styleId="27">
+  <w:style w:type="table" w:styleId="719">
     <w:name w:val="Grid Table 2 - Accent 2"/>
-    <w:basedOn w:val="705"/>
+    <w:basedOn w:val="885"/>
     <w:uiPriority w:val="99"/>
     <w:pPr>
       <w:pBdr/>
@@ -6046,9 +6450,9 @@
       </w:tcPr>
     </w:tblStylePr>
   </w:style>
-  <w:style w:type="table" w:styleId="28">
+  <w:style w:type="table" w:styleId="720">
     <w:name w:val="Grid Table 2 - Accent 3"/>
-    <w:basedOn w:val="705"/>
+    <w:basedOn w:val="885"/>
     <w:uiPriority w:val="99"/>
     <w:pPr>
       <w:pBdr/>
@@ -6278,9 +6682,9 @@
       </w:tcPr>
     </w:tblStylePr>
   </w:style>
-  <w:style w:type="table" w:styleId="29">
+  <w:style w:type="table" w:styleId="721">
     <w:name w:val="Grid Table 2 - Accent 4"/>
-    <w:basedOn w:val="705"/>
+    <w:basedOn w:val="885"/>
     <w:uiPriority w:val="99"/>
     <w:pPr>
       <w:pBdr/>
@@ -6510,9 +6914,9 @@
       </w:tcPr>
     </w:tblStylePr>
   </w:style>
-  <w:style w:type="table" w:styleId="30">
+  <w:style w:type="table" w:styleId="722">
     <w:name w:val="Grid Table 2 - Accent 5"/>
-    <w:basedOn w:val="705"/>
+    <w:basedOn w:val="885"/>
     <w:uiPriority w:val="99"/>
     <w:pPr>
       <w:pBdr/>
@@ -6742,9 +7146,9 @@
       </w:tcPr>
     </w:tblStylePr>
   </w:style>
-  <w:style w:type="table" w:styleId="31">
+  <w:style w:type="table" w:styleId="723">
     <w:name w:val="Grid Table 2 - Accent 6"/>
-    <w:basedOn w:val="705"/>
+    <w:basedOn w:val="885"/>
     <w:uiPriority w:val="99"/>
     <w:pPr>
       <w:pBdr/>
@@ -6974,9 +7378,9 @@
       </w:tcPr>
     </w:tblStylePr>
   </w:style>
-  <w:style w:type="table" w:styleId="32">
+  <w:style w:type="table" w:styleId="724">
     <w:name w:val="Grid Table 3"/>
-    <w:basedOn w:val="705"/>
+    <w:basedOn w:val="885"/>
     <w:uiPriority w:val="99"/>
     <w:pPr>
       <w:pBdr/>
@@ -7075,29 +7479,6 @@
         <w:tblBorders/>
       </w:tblPr>
       <w:tcPr>
-        <w:shd w:color="ffffff"/>
-        <w:tcBorders>
-          <w:top w:val="none" w:color="000000" w:sz="4" w:space="0"/>
-          <w:left w:val="none" w:color="000000" w:sz="4" w:space="0"/>
-          <w:bottom w:val="none" w:color="000000" w:sz="4" w:space="0"/>
-          <w:right w:val="none" w:color="000000" w:sz="4" w:space="0"/>
-        </w:tcBorders>
-      </w:tcPr>
-    </w:tblStylePr>
-    <w:tblStylePr w:type="firstRow">
-      <w:rPr>
-        <w:b/>
-        <w:color w:val="404040"/>
-      </w:rPr>
-      <w:pPr>
-        <w:pBdr/>
-        <w:spacing/>
-        <w:ind/>
-      </w:pPr>
-      <w:tblPr>
-        <w:tblBorders/>
-      </w:tblPr>
-      <w:tcPr>
         <w:shd w:val="clear" w:color="ffffff"/>
         <w:tcBorders>
           <w:top w:val="none" w:color="000000" w:sz="4" w:space="0"/>
@@ -7107,30 +7488,7 @@
         </w:tcBorders>
       </w:tcPr>
     </w:tblStylePr>
-    <w:tblStylePr w:type="lastCol">
-      <w:rPr>
-        <w:i/>
-        <w:color w:val="404040"/>
-      </w:rPr>
-      <w:pPr>
-        <w:pBdr/>
-        <w:spacing/>
-        <w:ind/>
-      </w:pPr>
-      <w:tblPr>
-        <w:tblBorders/>
-      </w:tblPr>
-      <w:tcPr>
-        <w:shd w:color="ffffff"/>
-        <w:tcBorders>
-          <w:top w:val="none" w:color="000000" w:sz="4" w:space="0"/>
-          <w:left w:val="none" w:color="000000" w:sz="4" w:space="0"/>
-          <w:bottom w:val="none" w:color="000000" w:sz="4" w:space="0"/>
-          <w:right w:val="none" w:color="000000" w:sz="4" w:space="0"/>
-        </w:tcBorders>
-      </w:tcPr>
-    </w:tblStylePr>
-    <w:tblStylePr w:type="lastRow">
+    <w:tblStylePr w:type="firstRow">
       <w:rPr>
         <w:b/>
         <w:color w:val="404040"/>
@@ -7153,6 +7511,52 @@
         </w:tcBorders>
       </w:tcPr>
     </w:tblStylePr>
+    <w:tblStylePr w:type="lastCol">
+      <w:rPr>
+        <w:i/>
+        <w:color w:val="404040"/>
+      </w:rPr>
+      <w:pPr>
+        <w:pBdr/>
+        <w:spacing/>
+        <w:ind/>
+      </w:pPr>
+      <w:tblPr>
+        <w:tblBorders/>
+      </w:tblPr>
+      <w:tcPr>
+        <w:shd w:val="clear" w:color="ffffff"/>
+        <w:tcBorders>
+          <w:top w:val="none" w:color="000000" w:sz="4" w:space="0"/>
+          <w:left w:val="none" w:color="000000" w:sz="4" w:space="0"/>
+          <w:bottom w:val="none" w:color="000000" w:sz="4" w:space="0"/>
+          <w:right w:val="none" w:color="000000" w:sz="4" w:space="0"/>
+        </w:tcBorders>
+      </w:tcPr>
+    </w:tblStylePr>
+    <w:tblStylePr w:type="lastRow">
+      <w:rPr>
+        <w:b/>
+        <w:color w:val="404040"/>
+      </w:rPr>
+      <w:pPr>
+        <w:pBdr/>
+        <w:spacing/>
+        <w:ind/>
+      </w:pPr>
+      <w:tblPr>
+        <w:tblBorders/>
+      </w:tblPr>
+      <w:tcPr>
+        <w:shd w:val="clear" w:color="ffffff"/>
+        <w:tcBorders>
+          <w:top w:val="none" w:color="000000" w:sz="4" w:space="0"/>
+          <w:left w:val="none" w:color="000000" w:sz="4" w:space="0"/>
+          <w:bottom w:val="none" w:color="000000" w:sz="4" w:space="0"/>
+          <w:right w:val="none" w:color="000000" w:sz="4" w:space="0"/>
+        </w:tcBorders>
+      </w:tcPr>
+    </w:tblStylePr>
     <w:tblStylePr w:type="nwCell">
       <w:pPr>
         <w:pBdr/>
@@ -7219,9 +7623,9 @@
       </w:tcPr>
     </w:tblStylePr>
   </w:style>
-  <w:style w:type="table" w:styleId="33">
+  <w:style w:type="table" w:styleId="725">
     <w:name w:val="Grid Table 3 - Accent 1"/>
-    <w:basedOn w:val="705"/>
+    <w:basedOn w:val="885"/>
     <w:uiPriority w:val="99"/>
     <w:pPr>
       <w:pBdr/>
@@ -7320,29 +7724,6 @@
         <w:tblBorders/>
       </w:tblPr>
       <w:tcPr>
-        <w:shd w:color="ffffff"/>
-        <w:tcBorders>
-          <w:top w:val="none" w:color="000000" w:sz="4" w:space="0"/>
-          <w:left w:val="none" w:color="000000" w:sz="4" w:space="0"/>
-          <w:bottom w:val="none" w:color="000000" w:sz="4" w:space="0"/>
-          <w:right w:val="none" w:color="000000" w:sz="4" w:space="0"/>
-        </w:tcBorders>
-      </w:tcPr>
-    </w:tblStylePr>
-    <w:tblStylePr w:type="firstRow">
-      <w:rPr>
-        <w:b/>
-        <w:color w:val="404040"/>
-      </w:rPr>
-      <w:pPr>
-        <w:pBdr/>
-        <w:spacing/>
-        <w:ind/>
-      </w:pPr>
-      <w:tblPr>
-        <w:tblBorders/>
-      </w:tblPr>
-      <w:tcPr>
         <w:shd w:val="clear" w:color="ffffff"/>
         <w:tcBorders>
           <w:top w:val="none" w:color="000000" w:sz="4" w:space="0"/>
@@ -7352,30 +7733,7 @@
         </w:tcBorders>
       </w:tcPr>
     </w:tblStylePr>
-    <w:tblStylePr w:type="lastCol">
-      <w:rPr>
-        <w:i/>
-        <w:color w:val="404040"/>
-      </w:rPr>
-      <w:pPr>
-        <w:pBdr/>
-        <w:spacing/>
-        <w:ind/>
-      </w:pPr>
-      <w:tblPr>
-        <w:tblBorders/>
-      </w:tblPr>
-      <w:tcPr>
-        <w:shd w:color="ffffff"/>
-        <w:tcBorders>
-          <w:top w:val="none" w:color="000000" w:sz="4" w:space="0"/>
-          <w:left w:val="none" w:color="000000" w:sz="4" w:space="0"/>
-          <w:bottom w:val="none" w:color="000000" w:sz="4" w:space="0"/>
-          <w:right w:val="none" w:color="000000" w:sz="4" w:space="0"/>
-        </w:tcBorders>
-      </w:tcPr>
-    </w:tblStylePr>
-    <w:tblStylePr w:type="lastRow">
+    <w:tblStylePr w:type="firstRow">
       <w:rPr>
         <w:b/>
         <w:color w:val="404040"/>
@@ -7398,6 +7756,52 @@
         </w:tcBorders>
       </w:tcPr>
     </w:tblStylePr>
+    <w:tblStylePr w:type="lastCol">
+      <w:rPr>
+        <w:i/>
+        <w:color w:val="404040"/>
+      </w:rPr>
+      <w:pPr>
+        <w:pBdr/>
+        <w:spacing/>
+        <w:ind/>
+      </w:pPr>
+      <w:tblPr>
+        <w:tblBorders/>
+      </w:tblPr>
+      <w:tcPr>
+        <w:shd w:val="clear" w:color="ffffff"/>
+        <w:tcBorders>
+          <w:top w:val="none" w:color="000000" w:sz="4" w:space="0"/>
+          <w:left w:val="none" w:color="000000" w:sz="4" w:space="0"/>
+          <w:bottom w:val="none" w:color="000000" w:sz="4" w:space="0"/>
+          <w:right w:val="none" w:color="000000" w:sz="4" w:space="0"/>
+        </w:tcBorders>
+      </w:tcPr>
+    </w:tblStylePr>
+    <w:tblStylePr w:type="lastRow">
+      <w:rPr>
+        <w:b/>
+        <w:color w:val="404040"/>
+      </w:rPr>
+      <w:pPr>
+        <w:pBdr/>
+        <w:spacing/>
+        <w:ind/>
+      </w:pPr>
+      <w:tblPr>
+        <w:tblBorders/>
+      </w:tblPr>
+      <w:tcPr>
+        <w:shd w:val="clear" w:color="ffffff"/>
+        <w:tcBorders>
+          <w:top w:val="none" w:color="000000" w:sz="4" w:space="0"/>
+          <w:left w:val="none" w:color="000000" w:sz="4" w:space="0"/>
+          <w:bottom w:val="none" w:color="000000" w:sz="4" w:space="0"/>
+          <w:right w:val="none" w:color="000000" w:sz="4" w:space="0"/>
+        </w:tcBorders>
+      </w:tcPr>
+    </w:tblStylePr>
     <w:tblStylePr w:type="nwCell">
       <w:pPr>
         <w:pBdr/>
@@ -7464,9 +7868,9 @@
       </w:tcPr>
     </w:tblStylePr>
   </w:style>
-  <w:style w:type="table" w:styleId="34">
+  <w:style w:type="table" w:styleId="726">
     <w:name w:val="Grid Table 3 - Accent 2"/>
-    <w:basedOn w:val="705"/>
+    <w:basedOn w:val="885"/>
     <w:uiPriority w:val="99"/>
     <w:pPr>
       <w:pBdr/>
@@ -7565,29 +7969,6 @@
         <w:tblBorders/>
       </w:tblPr>
       <w:tcPr>
-        <w:shd w:color="ffffff"/>
-        <w:tcBorders>
-          <w:top w:val="none" w:color="000000" w:sz="4" w:space="0"/>
-          <w:left w:val="none" w:color="000000" w:sz="4" w:space="0"/>
-          <w:bottom w:val="none" w:color="000000" w:sz="4" w:space="0"/>
-          <w:right w:val="none" w:color="000000" w:sz="4" w:space="0"/>
-        </w:tcBorders>
-      </w:tcPr>
-    </w:tblStylePr>
-    <w:tblStylePr w:type="firstRow">
-      <w:rPr>
-        <w:b/>
-        <w:color w:val="404040"/>
-      </w:rPr>
-      <w:pPr>
-        <w:pBdr/>
-        <w:spacing/>
-        <w:ind/>
-      </w:pPr>
-      <w:tblPr>
-        <w:tblBorders/>
-      </w:tblPr>
-      <w:tcPr>
         <w:shd w:val="clear" w:color="ffffff"/>
         <w:tcBorders>
           <w:top w:val="none" w:color="000000" w:sz="4" w:space="0"/>
@@ -7597,30 +7978,7 @@
         </w:tcBorders>
       </w:tcPr>
     </w:tblStylePr>
-    <w:tblStylePr w:type="lastCol">
-      <w:rPr>
-        <w:i/>
-        <w:color w:val="404040"/>
-      </w:rPr>
-      <w:pPr>
-        <w:pBdr/>
-        <w:spacing/>
-        <w:ind/>
-      </w:pPr>
-      <w:tblPr>
-        <w:tblBorders/>
-      </w:tblPr>
-      <w:tcPr>
-        <w:shd w:color="ffffff"/>
-        <w:tcBorders>
-          <w:top w:val="none" w:color="000000" w:sz="4" w:space="0"/>
-          <w:left w:val="none" w:color="000000" w:sz="4" w:space="0"/>
-          <w:bottom w:val="none" w:color="000000" w:sz="4" w:space="0"/>
-          <w:right w:val="none" w:color="000000" w:sz="4" w:space="0"/>
-        </w:tcBorders>
-      </w:tcPr>
-    </w:tblStylePr>
-    <w:tblStylePr w:type="lastRow">
+    <w:tblStylePr w:type="firstRow">
       <w:rPr>
         <w:b/>
         <w:color w:val="404040"/>
@@ -7643,6 +8001,52 @@
         </w:tcBorders>
       </w:tcPr>
     </w:tblStylePr>
+    <w:tblStylePr w:type="lastCol">
+      <w:rPr>
+        <w:i/>
+        <w:color w:val="404040"/>
+      </w:rPr>
+      <w:pPr>
+        <w:pBdr/>
+        <w:spacing/>
+        <w:ind/>
+      </w:pPr>
+      <w:tblPr>
+        <w:tblBorders/>
+      </w:tblPr>
+      <w:tcPr>
+        <w:shd w:val="clear" w:color="ffffff"/>
+        <w:tcBorders>
+          <w:top w:val="none" w:color="000000" w:sz="4" w:space="0"/>
+          <w:left w:val="none" w:color="000000" w:sz="4" w:space="0"/>
+          <w:bottom w:val="none" w:color="000000" w:sz="4" w:space="0"/>
+          <w:right w:val="none" w:color="000000" w:sz="4" w:space="0"/>
+        </w:tcBorders>
+      </w:tcPr>
+    </w:tblStylePr>
+    <w:tblStylePr w:type="lastRow">
+      <w:rPr>
+        <w:b/>
+        <w:color w:val="404040"/>
+      </w:rPr>
+      <w:pPr>
+        <w:pBdr/>
+        <w:spacing/>
+        <w:ind/>
+      </w:pPr>
+      <w:tblPr>
+        <w:tblBorders/>
+      </w:tblPr>
+      <w:tcPr>
+        <w:shd w:val="clear" w:color="ffffff"/>
+        <w:tcBorders>
+          <w:top w:val="none" w:color="000000" w:sz="4" w:space="0"/>
+          <w:left w:val="none" w:color="000000" w:sz="4" w:space="0"/>
+          <w:bottom w:val="none" w:color="000000" w:sz="4" w:space="0"/>
+          <w:right w:val="none" w:color="000000" w:sz="4" w:space="0"/>
+        </w:tcBorders>
+      </w:tcPr>
+    </w:tblStylePr>
     <w:tblStylePr w:type="nwCell">
       <w:pPr>
         <w:pBdr/>
@@ -7709,9 +8113,9 @@
       </w:tcPr>
     </w:tblStylePr>
   </w:style>
-  <w:style w:type="table" w:styleId="35">
+  <w:style w:type="table" w:styleId="727">
     <w:name w:val="Grid Table 3 - Accent 3"/>
-    <w:basedOn w:val="705"/>
+    <w:basedOn w:val="885"/>
     <w:uiPriority w:val="99"/>
     <w:pPr>
       <w:pBdr/>
@@ -7810,29 +8214,6 @@
         <w:tblBorders/>
       </w:tblPr>
       <w:tcPr>
-        <w:shd w:color="ffffff"/>
-        <w:tcBorders>
-          <w:top w:val="none" w:color="000000" w:sz="4" w:space="0"/>
-          <w:left w:val="none" w:color="000000" w:sz="4" w:space="0"/>
-          <w:bottom w:val="none" w:color="000000" w:sz="4" w:space="0"/>
-          <w:right w:val="none" w:color="000000" w:sz="4" w:space="0"/>
-        </w:tcBorders>
-      </w:tcPr>
-    </w:tblStylePr>
-    <w:tblStylePr w:type="firstRow">
-      <w:rPr>
-        <w:b/>
-        <w:color w:val="404040"/>
-      </w:rPr>
-      <w:pPr>
-        <w:pBdr/>
-        <w:spacing/>
-        <w:ind/>
-      </w:pPr>
-      <w:tblPr>
-        <w:tblBorders/>
-      </w:tblPr>
-      <w:tcPr>
         <w:shd w:val="clear" w:color="ffffff"/>
         <w:tcBorders>
           <w:top w:val="none" w:color="000000" w:sz="4" w:space="0"/>
@@ -7842,30 +8223,7 @@
         </w:tcBorders>
       </w:tcPr>
     </w:tblStylePr>
-    <w:tblStylePr w:type="lastCol">
-      <w:rPr>
-        <w:i/>
-        <w:color w:val="404040"/>
-      </w:rPr>
-      <w:pPr>
-        <w:pBdr/>
-        <w:spacing/>
-        <w:ind/>
-      </w:pPr>
-      <w:tblPr>
-        <w:tblBorders/>
-      </w:tblPr>
-      <w:tcPr>
-        <w:shd w:color="ffffff"/>
-        <w:tcBorders>
-          <w:top w:val="none" w:color="000000" w:sz="4" w:space="0"/>
-          <w:left w:val="none" w:color="000000" w:sz="4" w:space="0"/>
-          <w:bottom w:val="none" w:color="000000" w:sz="4" w:space="0"/>
-          <w:right w:val="none" w:color="000000" w:sz="4" w:space="0"/>
-        </w:tcBorders>
-      </w:tcPr>
-    </w:tblStylePr>
-    <w:tblStylePr w:type="lastRow">
+    <w:tblStylePr w:type="firstRow">
       <w:rPr>
         <w:b/>
         <w:color w:val="404040"/>
@@ -7888,6 +8246,52 @@
         </w:tcBorders>
       </w:tcPr>
     </w:tblStylePr>
+    <w:tblStylePr w:type="lastCol">
+      <w:rPr>
+        <w:i/>
+        <w:color w:val="404040"/>
+      </w:rPr>
+      <w:pPr>
+        <w:pBdr/>
+        <w:spacing/>
+        <w:ind/>
+      </w:pPr>
+      <w:tblPr>
+        <w:tblBorders/>
+      </w:tblPr>
+      <w:tcPr>
+        <w:shd w:val="clear" w:color="ffffff"/>
+        <w:tcBorders>
+          <w:top w:val="none" w:color="000000" w:sz="4" w:space="0"/>
+          <w:left w:val="none" w:color="000000" w:sz="4" w:space="0"/>
+          <w:bottom w:val="none" w:color="000000" w:sz="4" w:space="0"/>
+          <w:right w:val="none" w:color="000000" w:sz="4" w:space="0"/>
+        </w:tcBorders>
+      </w:tcPr>
+    </w:tblStylePr>
+    <w:tblStylePr w:type="lastRow">
+      <w:rPr>
+        <w:b/>
+        <w:color w:val="404040"/>
+      </w:rPr>
+      <w:pPr>
+        <w:pBdr/>
+        <w:spacing/>
+        <w:ind/>
+      </w:pPr>
+      <w:tblPr>
+        <w:tblBorders/>
+      </w:tblPr>
+      <w:tcPr>
+        <w:shd w:val="clear" w:color="ffffff"/>
+        <w:tcBorders>
+          <w:top w:val="none" w:color="000000" w:sz="4" w:space="0"/>
+          <w:left w:val="none" w:color="000000" w:sz="4" w:space="0"/>
+          <w:bottom w:val="none" w:color="000000" w:sz="4" w:space="0"/>
+          <w:right w:val="none" w:color="000000" w:sz="4" w:space="0"/>
+        </w:tcBorders>
+      </w:tcPr>
+    </w:tblStylePr>
     <w:tblStylePr w:type="nwCell">
       <w:pPr>
         <w:pBdr/>
@@ -7954,9 +8358,9 @@
       </w:tcPr>
     </w:tblStylePr>
   </w:style>
-  <w:style w:type="table" w:styleId="36">
+  <w:style w:type="table" w:styleId="728">
     <w:name w:val="Grid Table 3 - Accent 4"/>
-    <w:basedOn w:val="705"/>
+    <w:basedOn w:val="885"/>
     <w:uiPriority w:val="99"/>
     <w:pPr>
       <w:pBdr/>
@@ -8055,29 +8459,6 @@
         <w:tblBorders/>
       </w:tblPr>
       <w:tcPr>
-        <w:shd w:color="ffffff"/>
-        <w:tcBorders>
-          <w:top w:val="none" w:color="000000" w:sz="4" w:space="0"/>
-          <w:left w:val="none" w:color="000000" w:sz="4" w:space="0"/>
-          <w:bottom w:val="none" w:color="000000" w:sz="4" w:space="0"/>
-          <w:right w:val="none" w:color="000000" w:sz="4" w:space="0"/>
-        </w:tcBorders>
-      </w:tcPr>
-    </w:tblStylePr>
-    <w:tblStylePr w:type="firstRow">
-      <w:rPr>
-        <w:b/>
-        <w:color w:val="404040"/>
-      </w:rPr>
-      <w:pPr>
-        <w:pBdr/>
-        <w:spacing/>
-        <w:ind/>
-      </w:pPr>
-      <w:tblPr>
-        <w:tblBorders/>
-      </w:tblPr>
-      <w:tcPr>
         <w:shd w:val="clear" w:color="ffffff"/>
         <w:tcBorders>
           <w:top w:val="none" w:color="000000" w:sz="4" w:space="0"/>
@@ -8087,30 +8468,7 @@
         </w:tcBorders>
       </w:tcPr>
     </w:tblStylePr>
-    <w:tblStylePr w:type="lastCol">
-      <w:rPr>
-        <w:i/>
-        <w:color w:val="404040"/>
-      </w:rPr>
-      <w:pPr>
-        <w:pBdr/>
-        <w:spacing/>
-        <w:ind/>
-      </w:pPr>
-      <w:tblPr>
-        <w:tblBorders/>
-      </w:tblPr>
-      <w:tcPr>
-        <w:shd w:color="ffffff"/>
-        <w:tcBorders>
-          <w:top w:val="none" w:color="000000" w:sz="4" w:space="0"/>
-          <w:left w:val="none" w:color="000000" w:sz="4" w:space="0"/>
-          <w:bottom w:val="none" w:color="000000" w:sz="4" w:space="0"/>
-          <w:right w:val="none" w:color="000000" w:sz="4" w:space="0"/>
-        </w:tcBorders>
-      </w:tcPr>
-    </w:tblStylePr>
-    <w:tblStylePr w:type="lastRow">
+    <w:tblStylePr w:type="firstRow">
       <w:rPr>
         <w:b/>
         <w:color w:val="404040"/>
@@ -8133,6 +8491,52 @@
         </w:tcBorders>
       </w:tcPr>
     </w:tblStylePr>
+    <w:tblStylePr w:type="lastCol">
+      <w:rPr>
+        <w:i/>
+        <w:color w:val="404040"/>
+      </w:rPr>
+      <w:pPr>
+        <w:pBdr/>
+        <w:spacing/>
+        <w:ind/>
+      </w:pPr>
+      <w:tblPr>
+        <w:tblBorders/>
+      </w:tblPr>
+      <w:tcPr>
+        <w:shd w:val="clear" w:color="ffffff"/>
+        <w:tcBorders>
+          <w:top w:val="none" w:color="000000" w:sz="4" w:space="0"/>
+          <w:left w:val="none" w:color="000000" w:sz="4" w:space="0"/>
+          <w:bottom w:val="none" w:color="000000" w:sz="4" w:space="0"/>
+          <w:right w:val="none" w:color="000000" w:sz="4" w:space="0"/>
+        </w:tcBorders>
+      </w:tcPr>
+    </w:tblStylePr>
+    <w:tblStylePr w:type="lastRow">
+      <w:rPr>
+        <w:b/>
+        <w:color w:val="404040"/>
+      </w:rPr>
+      <w:pPr>
+        <w:pBdr/>
+        <w:spacing/>
+        <w:ind/>
+      </w:pPr>
+      <w:tblPr>
+        <w:tblBorders/>
+      </w:tblPr>
+      <w:tcPr>
+        <w:shd w:val="clear" w:color="ffffff"/>
+        <w:tcBorders>
+          <w:top w:val="none" w:color="000000" w:sz="4" w:space="0"/>
+          <w:left w:val="none" w:color="000000" w:sz="4" w:space="0"/>
+          <w:bottom w:val="none" w:color="000000" w:sz="4" w:space="0"/>
+          <w:right w:val="none" w:color="000000" w:sz="4" w:space="0"/>
+        </w:tcBorders>
+      </w:tcPr>
+    </w:tblStylePr>
     <w:tblStylePr w:type="nwCell">
       <w:pPr>
         <w:pBdr/>
@@ -8199,9 +8603,9 @@
       </w:tcPr>
     </w:tblStylePr>
   </w:style>
-  <w:style w:type="table" w:styleId="37">
+  <w:style w:type="table" w:styleId="729">
     <w:name w:val="Grid Table 3 - Accent 5"/>
-    <w:basedOn w:val="705"/>
+    <w:basedOn w:val="885"/>
     <w:uiPriority w:val="99"/>
     <w:pPr>
       <w:pBdr/>
@@ -8300,29 +8704,6 @@
         <w:tblBorders/>
       </w:tblPr>
       <w:tcPr>
-        <w:shd w:color="ffffff"/>
-        <w:tcBorders>
-          <w:top w:val="none" w:color="000000" w:sz="4" w:space="0"/>
-          <w:left w:val="none" w:color="000000" w:sz="4" w:space="0"/>
-          <w:bottom w:val="none" w:color="000000" w:sz="4" w:space="0"/>
-          <w:right w:val="none" w:color="000000" w:sz="4" w:space="0"/>
-        </w:tcBorders>
-      </w:tcPr>
-    </w:tblStylePr>
-    <w:tblStylePr w:type="firstRow">
-      <w:rPr>
-        <w:b/>
-        <w:color w:val="404040"/>
-      </w:rPr>
-      <w:pPr>
-        <w:pBdr/>
-        <w:spacing/>
-        <w:ind/>
-      </w:pPr>
-      <w:tblPr>
-        <w:tblBorders/>
-      </w:tblPr>
-      <w:tcPr>
         <w:shd w:val="clear" w:color="ffffff"/>
         <w:tcBorders>
           <w:top w:val="none" w:color="000000" w:sz="4" w:space="0"/>
@@ -8332,30 +8713,7 @@
         </w:tcBorders>
       </w:tcPr>
     </w:tblStylePr>
-    <w:tblStylePr w:type="lastCol">
-      <w:rPr>
-        <w:i/>
-        <w:color w:val="404040"/>
-      </w:rPr>
-      <w:pPr>
-        <w:pBdr/>
-        <w:spacing/>
-        <w:ind/>
-      </w:pPr>
-      <w:tblPr>
-        <w:tblBorders/>
-      </w:tblPr>
-      <w:tcPr>
-        <w:shd w:color="ffffff"/>
-        <w:tcBorders>
-          <w:top w:val="none" w:color="000000" w:sz="4" w:space="0"/>
-          <w:left w:val="none" w:color="000000" w:sz="4" w:space="0"/>
-          <w:bottom w:val="none" w:color="000000" w:sz="4" w:space="0"/>
-          <w:right w:val="none" w:color="000000" w:sz="4" w:space="0"/>
-        </w:tcBorders>
-      </w:tcPr>
-    </w:tblStylePr>
-    <w:tblStylePr w:type="lastRow">
+    <w:tblStylePr w:type="firstRow">
       <w:rPr>
         <w:b/>
         <w:color w:val="404040"/>
@@ -8378,6 +8736,52 @@
         </w:tcBorders>
       </w:tcPr>
     </w:tblStylePr>
+    <w:tblStylePr w:type="lastCol">
+      <w:rPr>
+        <w:i/>
+        <w:color w:val="404040"/>
+      </w:rPr>
+      <w:pPr>
+        <w:pBdr/>
+        <w:spacing/>
+        <w:ind/>
+      </w:pPr>
+      <w:tblPr>
+        <w:tblBorders/>
+      </w:tblPr>
+      <w:tcPr>
+        <w:shd w:val="clear" w:color="ffffff"/>
+        <w:tcBorders>
+          <w:top w:val="none" w:color="000000" w:sz="4" w:space="0"/>
+          <w:left w:val="none" w:color="000000" w:sz="4" w:space="0"/>
+          <w:bottom w:val="none" w:color="000000" w:sz="4" w:space="0"/>
+          <w:right w:val="none" w:color="000000" w:sz="4" w:space="0"/>
+        </w:tcBorders>
+      </w:tcPr>
+    </w:tblStylePr>
+    <w:tblStylePr w:type="lastRow">
+      <w:rPr>
+        <w:b/>
+        <w:color w:val="404040"/>
+      </w:rPr>
+      <w:pPr>
+        <w:pBdr/>
+        <w:spacing/>
+        <w:ind/>
+      </w:pPr>
+      <w:tblPr>
+        <w:tblBorders/>
+      </w:tblPr>
+      <w:tcPr>
+        <w:shd w:val="clear" w:color="ffffff"/>
+        <w:tcBorders>
+          <w:top w:val="none" w:color="000000" w:sz="4" w:space="0"/>
+          <w:left w:val="none" w:color="000000" w:sz="4" w:space="0"/>
+          <w:bottom w:val="none" w:color="000000" w:sz="4" w:space="0"/>
+          <w:right w:val="none" w:color="000000" w:sz="4" w:space="0"/>
+        </w:tcBorders>
+      </w:tcPr>
+    </w:tblStylePr>
     <w:tblStylePr w:type="nwCell">
       <w:pPr>
         <w:pBdr/>
@@ -8444,9 +8848,9 @@
       </w:tcPr>
     </w:tblStylePr>
   </w:style>
-  <w:style w:type="table" w:styleId="38">
+  <w:style w:type="table" w:styleId="730">
     <w:name w:val="Grid Table 3 - Accent 6"/>
-    <w:basedOn w:val="705"/>
+    <w:basedOn w:val="885"/>
     <w:uiPriority w:val="99"/>
     <w:pPr>
       <w:pBdr/>
@@ -8545,29 +8949,6 @@
         <w:tblBorders/>
       </w:tblPr>
       <w:tcPr>
-        <w:shd w:color="ffffff"/>
-        <w:tcBorders>
-          <w:top w:val="none" w:color="000000" w:sz="4" w:space="0"/>
-          <w:left w:val="none" w:color="000000" w:sz="4" w:space="0"/>
-          <w:bottom w:val="none" w:color="000000" w:sz="4" w:space="0"/>
-          <w:right w:val="none" w:color="000000" w:sz="4" w:space="0"/>
-        </w:tcBorders>
-      </w:tcPr>
-    </w:tblStylePr>
-    <w:tblStylePr w:type="firstRow">
-      <w:rPr>
-        <w:b/>
-        <w:color w:val="404040"/>
-      </w:rPr>
-      <w:pPr>
-        <w:pBdr/>
-        <w:spacing/>
-        <w:ind/>
-      </w:pPr>
-      <w:tblPr>
-        <w:tblBorders/>
-      </w:tblPr>
-      <w:tcPr>
         <w:shd w:val="clear" w:color="ffffff"/>
         <w:tcBorders>
           <w:top w:val="none" w:color="000000" w:sz="4" w:space="0"/>
@@ -8577,30 +8958,7 @@
         </w:tcBorders>
       </w:tcPr>
     </w:tblStylePr>
-    <w:tblStylePr w:type="lastCol">
-      <w:rPr>
-        <w:i/>
-        <w:color w:val="404040"/>
-      </w:rPr>
-      <w:pPr>
-        <w:pBdr/>
-        <w:spacing/>
-        <w:ind/>
-      </w:pPr>
-      <w:tblPr>
-        <w:tblBorders/>
-      </w:tblPr>
-      <w:tcPr>
-        <w:shd w:color="ffffff"/>
-        <w:tcBorders>
-          <w:top w:val="none" w:color="000000" w:sz="4" w:space="0"/>
-          <w:left w:val="none" w:color="000000" w:sz="4" w:space="0"/>
-          <w:bottom w:val="none" w:color="000000" w:sz="4" w:space="0"/>
-          <w:right w:val="none" w:color="000000" w:sz="4" w:space="0"/>
-        </w:tcBorders>
-      </w:tcPr>
-    </w:tblStylePr>
-    <w:tblStylePr w:type="lastRow">
+    <w:tblStylePr w:type="firstRow">
       <w:rPr>
         <w:b/>
         <w:color w:val="404040"/>
@@ -8623,6 +8981,52 @@
         </w:tcBorders>
       </w:tcPr>
     </w:tblStylePr>
+    <w:tblStylePr w:type="lastCol">
+      <w:rPr>
+        <w:i/>
+        <w:color w:val="404040"/>
+      </w:rPr>
+      <w:pPr>
+        <w:pBdr/>
+        <w:spacing/>
+        <w:ind/>
+      </w:pPr>
+      <w:tblPr>
+        <w:tblBorders/>
+      </w:tblPr>
+      <w:tcPr>
+        <w:shd w:val="clear" w:color="ffffff"/>
+        <w:tcBorders>
+          <w:top w:val="none" w:color="000000" w:sz="4" w:space="0"/>
+          <w:left w:val="none" w:color="000000" w:sz="4" w:space="0"/>
+          <w:bottom w:val="none" w:color="000000" w:sz="4" w:space="0"/>
+          <w:right w:val="none" w:color="000000" w:sz="4" w:space="0"/>
+        </w:tcBorders>
+      </w:tcPr>
+    </w:tblStylePr>
+    <w:tblStylePr w:type="lastRow">
+      <w:rPr>
+        <w:b/>
+        <w:color w:val="404040"/>
+      </w:rPr>
+      <w:pPr>
+        <w:pBdr/>
+        <w:spacing/>
+        <w:ind/>
+      </w:pPr>
+      <w:tblPr>
+        <w:tblBorders/>
+      </w:tblPr>
+      <w:tcPr>
+        <w:shd w:val="clear" w:color="ffffff"/>
+        <w:tcBorders>
+          <w:top w:val="none" w:color="000000" w:sz="4" w:space="0"/>
+          <w:left w:val="none" w:color="000000" w:sz="4" w:space="0"/>
+          <w:bottom w:val="none" w:color="000000" w:sz="4" w:space="0"/>
+          <w:right w:val="none" w:color="000000" w:sz="4" w:space="0"/>
+        </w:tcBorders>
+      </w:tcPr>
+    </w:tblStylePr>
     <w:tblStylePr w:type="nwCell">
       <w:pPr>
         <w:pBdr/>
@@ -8689,9 +9093,9 @@
       </w:tcPr>
     </w:tblStylePr>
   </w:style>
-  <w:style w:type="table" w:styleId="39">
+  <w:style w:type="table" w:styleId="731">
     <w:name w:val="Grid Table 4"/>
-    <w:basedOn w:val="705"/>
+    <w:basedOn w:val="885"/>
     <w:uiPriority w:val="59"/>
     <w:pPr>
       <w:pBdr/>
@@ -8922,9 +9326,9 @@
       </w:tcPr>
     </w:tblStylePr>
   </w:style>
-  <w:style w:type="table" w:styleId="40">
+  <w:style w:type="table" w:styleId="732">
     <w:name w:val="Grid Table 4 - Accent 1"/>
-    <w:basedOn w:val="705"/>
+    <w:basedOn w:val="885"/>
     <w:uiPriority w:val="59"/>
     <w:pPr>
       <w:pBdr/>
@@ -9155,9 +9559,9 @@
       </w:tcPr>
     </w:tblStylePr>
   </w:style>
-  <w:style w:type="table" w:styleId="41">
+  <w:style w:type="table" w:styleId="733">
     <w:name w:val="Grid Table 4 - Accent 2"/>
-    <w:basedOn w:val="705"/>
+    <w:basedOn w:val="885"/>
     <w:uiPriority w:val="59"/>
     <w:pPr>
       <w:pBdr/>
@@ -9388,9 +9792,9 @@
       </w:tcPr>
     </w:tblStylePr>
   </w:style>
-  <w:style w:type="table" w:styleId="42">
+  <w:style w:type="table" w:styleId="734">
     <w:name w:val="Grid Table 4 - Accent 3"/>
-    <w:basedOn w:val="705"/>
+    <w:basedOn w:val="885"/>
     <w:uiPriority w:val="59"/>
     <w:pPr>
       <w:pBdr/>
@@ -9621,9 +10025,9 @@
       </w:tcPr>
     </w:tblStylePr>
   </w:style>
-  <w:style w:type="table" w:styleId="43">
+  <w:style w:type="table" w:styleId="735">
     <w:name w:val="Grid Table 4 - Accent 4"/>
-    <w:basedOn w:val="705"/>
+    <w:basedOn w:val="885"/>
     <w:uiPriority w:val="59"/>
     <w:pPr>
       <w:pBdr/>
@@ -9854,9 +10258,9 @@
       </w:tcPr>
     </w:tblStylePr>
   </w:style>
-  <w:style w:type="table" w:styleId="44">
+  <w:style w:type="table" w:styleId="736">
     <w:name w:val="Grid Table 4 - Accent 5"/>
-    <w:basedOn w:val="705"/>
+    <w:basedOn w:val="885"/>
     <w:uiPriority w:val="59"/>
     <w:pPr>
       <w:pBdr/>
@@ -10087,9 +10491,9 @@
       </w:tcPr>
     </w:tblStylePr>
   </w:style>
-  <w:style w:type="table" w:styleId="45">
+  <w:style w:type="table" w:styleId="737">
     <w:name w:val="Grid Table 4 - Accent 6"/>
-    <w:basedOn w:val="705"/>
+    <w:basedOn w:val="885"/>
     <w:uiPriority w:val="59"/>
     <w:pPr>
       <w:pBdr/>
@@ -10320,9 +10724,9 @@
       </w:tcPr>
     </w:tblStylePr>
   </w:style>
-  <w:style w:type="table" w:styleId="46">
+  <w:style w:type="table" w:styleId="738">
     <w:name w:val="Grid Table 5 Dark"/>
-    <w:basedOn w:val="705"/>
+    <w:basedOn w:val="885"/>
     <w:uiPriority w:val="99"/>
     <w:pPr>
       <w:pBdr/>
@@ -10548,9 +10952,9 @@
       </w:tcPr>
     </w:tblStylePr>
   </w:style>
-  <w:style w:type="table" w:styleId="47">
+  <w:style w:type="table" w:styleId="739">
     <w:name w:val="Grid Table 5 Dark- Accent 1"/>
-    <w:basedOn w:val="705"/>
+    <w:basedOn w:val="885"/>
     <w:uiPriority w:val="99"/>
     <w:pPr>
       <w:pBdr/>
@@ -10776,9 +11180,9 @@
       </w:tcPr>
     </w:tblStylePr>
   </w:style>
-  <w:style w:type="table" w:styleId="48">
+  <w:style w:type="table" w:styleId="740">
     <w:name w:val="Grid Table 5 Dark - Accent 2"/>
-    <w:basedOn w:val="705"/>
+    <w:basedOn w:val="885"/>
     <w:uiPriority w:val="99"/>
     <w:pPr>
       <w:pBdr/>
@@ -11004,9 +11408,9 @@
       </w:tcPr>
     </w:tblStylePr>
   </w:style>
-  <w:style w:type="table" w:styleId="49">
+  <w:style w:type="table" w:styleId="741">
     <w:name w:val="Grid Table 5 Dark - Accent 3"/>
-    <w:basedOn w:val="705"/>
+    <w:basedOn w:val="885"/>
     <w:uiPriority w:val="99"/>
     <w:pPr>
       <w:pBdr/>
@@ -11232,9 +11636,9 @@
       </w:tcPr>
     </w:tblStylePr>
   </w:style>
-  <w:style w:type="table" w:styleId="50">
+  <w:style w:type="table" w:styleId="742">
     <w:name w:val="Grid Table 5 Dark- Accent 4"/>
-    <w:basedOn w:val="705"/>
+    <w:basedOn w:val="885"/>
     <w:uiPriority w:val="99"/>
     <w:pPr>
       <w:pBdr/>
@@ -11460,9 +11864,9 @@
       </w:tcPr>
     </w:tblStylePr>
   </w:style>
-  <w:style w:type="table" w:styleId="51">
+  <w:style w:type="table" w:styleId="743">
     <w:name w:val="Grid Table 5 Dark - Accent 5"/>
-    <w:basedOn w:val="705"/>
+    <w:basedOn w:val="885"/>
     <w:uiPriority w:val="99"/>
     <w:pPr>
       <w:pBdr/>
@@ -11688,9 +12092,9 @@
       </w:tcPr>
     </w:tblStylePr>
   </w:style>
-  <w:style w:type="table" w:styleId="52">
+  <w:style w:type="table" w:styleId="744">
     <w:name w:val="Grid Table 5 Dark - Accent 6"/>
-    <w:basedOn w:val="705"/>
+    <w:basedOn w:val="885"/>
     <w:uiPriority w:val="99"/>
     <w:pPr>
       <w:pBdr/>
@@ -11916,9 +12320,9 @@
       </w:tcPr>
     </w:tblStylePr>
   </w:style>
-  <w:style w:type="table" w:styleId="53">
+  <w:style w:type="table" w:styleId="745">
     <w:name w:val="Grid Table 6 Colorful"/>
-    <w:basedOn w:val="705"/>
+    <w:basedOn w:val="885"/>
     <w:uiPriority w:val="99"/>
     <w:pPr>
       <w:pBdr/>
@@ -12146,9 +12550,9 @@
       </w:tcPr>
     </w:tblStylePr>
   </w:style>
-  <w:style w:type="table" w:styleId="54">
+  <w:style w:type="table" w:styleId="746">
     <w:name w:val="Grid Table 6 Colorful - Accent 1"/>
-    <w:basedOn w:val="705"/>
+    <w:basedOn w:val="885"/>
     <w:uiPriority w:val="99"/>
     <w:pPr>
       <w:pBdr/>
@@ -12376,9 +12780,9 @@
       </w:tcPr>
     </w:tblStylePr>
   </w:style>
-  <w:style w:type="table" w:styleId="55">
+  <w:style w:type="table" w:styleId="747">
     <w:name w:val="Grid Table 6 Colorful - Accent 2"/>
-    <w:basedOn w:val="705"/>
+    <w:basedOn w:val="885"/>
     <w:uiPriority w:val="99"/>
     <w:pPr>
       <w:pBdr/>
@@ -12606,9 +13010,9 @@
       </w:tcPr>
     </w:tblStylePr>
   </w:style>
-  <w:style w:type="table" w:styleId="56">
+  <w:style w:type="table" w:styleId="748">
     <w:name w:val="Grid Table 6 Colorful - Accent 3"/>
-    <w:basedOn w:val="705"/>
+    <w:basedOn w:val="885"/>
     <w:uiPriority w:val="99"/>
     <w:pPr>
       <w:pBdr/>
@@ -12836,9 +13240,9 @@
       </w:tcPr>
     </w:tblStylePr>
   </w:style>
-  <w:style w:type="table" w:styleId="57">
+  <w:style w:type="table" w:styleId="749">
     <w:name w:val="Grid Table 6 Colorful - Accent 4"/>
-    <w:basedOn w:val="705"/>
+    <w:basedOn w:val="885"/>
     <w:uiPriority w:val="99"/>
     <w:pPr>
       <w:pBdr/>
@@ -13066,9 +13470,9 @@
       </w:tcPr>
     </w:tblStylePr>
   </w:style>
-  <w:style w:type="table" w:styleId="58">
+  <w:style w:type="table" w:styleId="750">
     <w:name w:val="Grid Table 6 Colorful - Accent 5"/>
-    <w:basedOn w:val="705"/>
+    <w:basedOn w:val="885"/>
     <w:uiPriority w:val="99"/>
     <w:pPr>
       <w:pBdr/>
@@ -13296,9 +13700,9 @@
       </w:tcPr>
     </w:tblStylePr>
   </w:style>
-  <w:style w:type="table" w:styleId="59">
+  <w:style w:type="table" w:styleId="751">
     <w:name w:val="Grid Table 6 Colorful - Accent 6"/>
-    <w:basedOn w:val="705"/>
+    <w:basedOn w:val="885"/>
     <w:uiPriority w:val="99"/>
     <w:pPr>
       <w:pBdr/>
@@ -13526,9 +13930,9 @@
       </w:tcPr>
     </w:tblStylePr>
   </w:style>
-  <w:style w:type="table" w:styleId="60">
+  <w:style w:type="table" w:styleId="752">
     <w:name w:val="Grid Table 7 Colorful"/>
-    <w:basedOn w:val="705"/>
+    <w:basedOn w:val="885"/>
     <w:uiPriority w:val="99"/>
     <w:pPr>
       <w:pBdr/>
@@ -13630,11 +14034,11 @@
         <w:tblBorders/>
       </w:tblPr>
       <w:tcPr>
-        <w:shd w:color="ffffff"/>
+        <w:shd w:val="clear" w:color="ffffff"/>
         <w:tcBorders>
-          <w:top w:val="none"/>
-          <w:left w:val="none"/>
-          <w:bottom w:val="none"/>
+          <w:top w:val="none" w:color="000000" w:sz="4" w:space="0"/>
+          <w:left w:val="none" w:color="000000" w:sz="4" w:space="0"/>
+          <w:bottom w:val="none" w:color="000000" w:sz="4" w:space="0"/>
           <w:right w:val="single" w:color="000000" w:themeColor="text1" w:themeTint="80" w:sz="4" w:space="0"/>
         </w:tcBorders>
       </w:tcPr>
@@ -13657,10 +14061,10 @@
       <w:tcPr>
         <w:shd w:val="clear" w:color="ffffff" w:themeColor="light1" w:fill="ffffff" w:themeFill="light1"/>
         <w:tcBorders>
-          <w:top w:val="none"/>
-          <w:left w:val="none"/>
+          <w:top w:val="none" w:color="000000" w:sz="4" w:space="0"/>
+          <w:left w:val="none" w:color="000000" w:sz="4" w:space="0"/>
           <w:bottom w:val="single" w:color="000000" w:themeColor="text1" w:themeTint="80" w:sz="4" w:space="0"/>
-          <w:right w:val="none"/>
+          <w:right w:val="none" w:color="000000" w:sz="4" w:space="0"/>
         </w:tcBorders>
       </w:tcPr>
     </w:tblStylePr>
@@ -13680,12 +14084,12 @@
         <w:tblBorders/>
       </w:tblPr>
       <w:tcPr>
-        <w:shd w:color="ffffff"/>
+        <w:shd w:val="clear" w:color="ffffff"/>
         <w:tcBorders>
-          <w:top w:val="none"/>
+          <w:top w:val="none" w:color="000000" w:sz="4" w:space="0"/>
           <w:left w:val="single" w:color="000000" w:themeColor="text1" w:themeTint="80" w:sz="4" w:space="0"/>
-          <w:bottom w:val="none"/>
-          <w:right w:val="none"/>
+          <w:bottom w:val="none" w:color="000000" w:sz="4" w:space="0"/>
+          <w:right w:val="none" w:color="000000" w:sz="4" w:space="0"/>
         </w:tcBorders>
       </w:tcPr>
     </w:tblStylePr>
@@ -13708,9 +14112,9 @@
         <w:shd w:val="clear" w:color="ffffff" w:themeColor="light1" w:fill="ffffff" w:themeFill="light1"/>
         <w:tcBorders>
           <w:top w:val="single" w:color="000000" w:themeColor="text1" w:themeTint="80" w:sz="4" w:space="0"/>
-          <w:left w:val="none"/>
-          <w:bottom w:val="none"/>
-          <w:right w:val="none"/>
+          <w:left w:val="none" w:color="000000" w:sz="4" w:space="0"/>
+          <w:bottom w:val="none" w:color="000000" w:sz="4" w:space="0"/>
+          <w:right w:val="none" w:color="000000" w:sz="4" w:space="0"/>
         </w:tcBorders>
       </w:tcPr>
     </w:tblStylePr>
@@ -13780,9 +14184,9 @@
       </w:tcPr>
     </w:tblStylePr>
   </w:style>
-  <w:style w:type="table" w:styleId="61">
+  <w:style w:type="table" w:styleId="753">
     <w:name w:val="Grid Table 7 Colorful - Accent 1"/>
-    <w:basedOn w:val="705"/>
+    <w:basedOn w:val="885"/>
     <w:uiPriority w:val="99"/>
     <w:pPr>
       <w:pBdr/>
@@ -13884,11 +14288,11 @@
         <w:tblBorders/>
       </w:tblPr>
       <w:tcPr>
-        <w:shd w:color="ffffff"/>
+        <w:shd w:val="clear" w:color="ffffff"/>
         <w:tcBorders>
-          <w:top w:val="none"/>
-          <w:left w:val="none"/>
-          <w:bottom w:val="none"/>
+          <w:top w:val="none" w:color="000000" w:sz="4" w:space="0"/>
+          <w:left w:val="none" w:color="000000" w:sz="4" w:space="0"/>
+          <w:bottom w:val="none" w:color="000000" w:sz="4" w:space="0"/>
           <w:right w:val="single" w:color="000000" w:themeColor="accent1" w:themeTint="80" w:sz="4" w:space="0"/>
         </w:tcBorders>
       </w:tcPr>
@@ -13911,10 +14315,10 @@
       <w:tcPr>
         <w:shd w:val="clear" w:color="ffffff" w:themeColor="light1" w:fill="ffffff" w:themeFill="light1"/>
         <w:tcBorders>
-          <w:top w:val="none"/>
-          <w:left w:val="none"/>
+          <w:top w:val="none" w:color="000000" w:sz="4" w:space="0"/>
+          <w:left w:val="none" w:color="000000" w:sz="4" w:space="0"/>
           <w:bottom w:val="single" w:color="000000" w:themeColor="accent1" w:themeTint="80" w:sz="4" w:space="0"/>
-          <w:right w:val="none"/>
+          <w:right w:val="none" w:color="000000" w:sz="4" w:space="0"/>
         </w:tcBorders>
       </w:tcPr>
     </w:tblStylePr>
@@ -13934,12 +14338,12 @@
         <w:tblBorders/>
       </w:tblPr>
       <w:tcPr>
-        <w:shd w:color="ffffff"/>
+        <w:shd w:val="clear" w:color="ffffff"/>
         <w:tcBorders>
-          <w:top w:val="none"/>
+          <w:top w:val="none" w:color="000000" w:sz="4" w:space="0"/>
           <w:left w:val="single" w:color="000000" w:themeColor="accent1" w:themeTint="80" w:sz="4" w:space="0"/>
-          <w:bottom w:val="none"/>
-          <w:right w:val="none"/>
+          <w:bottom w:val="none" w:color="000000" w:sz="4" w:space="0"/>
+          <w:right w:val="none" w:color="000000" w:sz="4" w:space="0"/>
         </w:tcBorders>
       </w:tcPr>
     </w:tblStylePr>
@@ -13962,9 +14366,9 @@
         <w:shd w:val="clear" w:color="ffffff" w:themeColor="light1" w:fill="ffffff" w:themeFill="light1"/>
         <w:tcBorders>
           <w:top w:val="single" w:color="000000" w:themeColor="accent1" w:themeTint="80" w:sz="4" w:space="0"/>
-          <w:left w:val="none"/>
-          <w:bottom w:val="none"/>
-          <w:right w:val="none"/>
+          <w:left w:val="none" w:color="000000" w:sz="4" w:space="0"/>
+          <w:bottom w:val="none" w:color="000000" w:sz="4" w:space="0"/>
+          <w:right w:val="none" w:color="000000" w:sz="4" w:space="0"/>
         </w:tcBorders>
       </w:tcPr>
     </w:tblStylePr>
@@ -14034,9 +14438,9 @@
       </w:tcPr>
     </w:tblStylePr>
   </w:style>
-  <w:style w:type="table" w:styleId="62">
+  <w:style w:type="table" w:styleId="754">
     <w:name w:val="Grid Table 7 Colorful - Accent 2"/>
-    <w:basedOn w:val="705"/>
+    <w:basedOn w:val="885"/>
     <w:uiPriority w:val="99"/>
     <w:pPr>
       <w:pBdr/>
@@ -14138,11 +14542,11 @@
         <w:tblBorders/>
       </w:tblPr>
       <w:tcPr>
-        <w:shd w:color="ffffff"/>
+        <w:shd w:val="clear" w:color="ffffff"/>
         <w:tcBorders>
-          <w:top w:val="none"/>
-          <w:left w:val="none"/>
-          <w:bottom w:val="none"/>
+          <w:top w:val="none" w:color="000000" w:sz="4" w:space="0"/>
+          <w:left w:val="none" w:color="000000" w:sz="4" w:space="0"/>
+          <w:bottom w:val="none" w:color="000000" w:sz="4" w:space="0"/>
           <w:right w:val="single" w:color="000000" w:themeColor="accent2" w:themeTint="97" w:sz="4" w:space="0"/>
         </w:tcBorders>
       </w:tcPr>
@@ -14165,10 +14569,10 @@
       <w:tcPr>
         <w:shd w:val="clear" w:color="ffffff" w:themeColor="light1" w:fill="ffffff" w:themeFill="light1"/>
         <w:tcBorders>
-          <w:top w:val="none"/>
-          <w:left w:val="none"/>
+          <w:top w:val="none" w:color="000000" w:sz="4" w:space="0"/>
+          <w:left w:val="none" w:color="000000" w:sz="4" w:space="0"/>
           <w:bottom w:val="single" w:color="000000" w:themeColor="accent2" w:themeTint="97" w:sz="4" w:space="0"/>
-          <w:right w:val="none"/>
+          <w:right w:val="none" w:color="000000" w:sz="4" w:space="0"/>
         </w:tcBorders>
       </w:tcPr>
     </w:tblStylePr>
@@ -14188,12 +14592,12 @@
         <w:tblBorders/>
       </w:tblPr>
       <w:tcPr>
-        <w:shd w:color="ffffff"/>
+        <w:shd w:val="clear" w:color="ffffff"/>
         <w:tcBorders>
-          <w:top w:val="none"/>
+          <w:top w:val="none" w:color="000000" w:sz="4" w:space="0"/>
           <w:left w:val="single" w:color="000000" w:themeColor="accent2" w:themeTint="97" w:sz="4" w:space="0"/>
-          <w:bottom w:val="none"/>
-          <w:right w:val="none"/>
+          <w:bottom w:val="none" w:color="000000" w:sz="4" w:space="0"/>
+          <w:right w:val="none" w:color="000000" w:sz="4" w:space="0"/>
         </w:tcBorders>
       </w:tcPr>
     </w:tblStylePr>
@@ -14216,9 +14620,9 @@
         <w:shd w:val="clear" w:color="ffffff" w:themeColor="light1" w:fill="ffffff" w:themeFill="light1"/>
         <w:tcBorders>
           <w:top w:val="single" w:color="000000" w:themeColor="accent2" w:themeTint="97" w:sz="4" w:space="0"/>
-          <w:left w:val="none"/>
-          <w:bottom w:val="none"/>
-          <w:right w:val="none"/>
+          <w:left w:val="none" w:color="000000" w:sz="4" w:space="0"/>
+          <w:bottom w:val="none" w:color="000000" w:sz="4" w:space="0"/>
+          <w:right w:val="none" w:color="000000" w:sz="4" w:space="0"/>
         </w:tcBorders>
       </w:tcPr>
     </w:tblStylePr>
@@ -14288,9 +14692,9 @@
       </w:tcPr>
     </w:tblStylePr>
   </w:style>
-  <w:style w:type="table" w:styleId="63">
+  <w:style w:type="table" w:styleId="755">
     <w:name w:val="Grid Table 7 Colorful - Accent 3"/>
-    <w:basedOn w:val="705"/>
+    <w:basedOn w:val="885"/>
     <w:uiPriority w:val="99"/>
     <w:pPr>
       <w:pBdr/>
@@ -14392,11 +14796,11 @@
         <w:tblBorders/>
       </w:tblPr>
       <w:tcPr>
-        <w:shd w:color="ffffff"/>
+        <w:shd w:val="clear" w:color="ffffff"/>
         <w:tcBorders>
-          <w:top w:val="none"/>
-          <w:left w:val="none"/>
-          <w:bottom w:val="none"/>
+          <w:top w:val="none" w:color="000000" w:sz="4" w:space="0"/>
+          <w:left w:val="none" w:color="000000" w:sz="4" w:space="0"/>
+          <w:bottom w:val="none" w:color="000000" w:sz="4" w:space="0"/>
           <w:right w:val="single" w:color="000000" w:themeColor="accent3" w:themeTint="FE" w:sz="4" w:space="0"/>
         </w:tcBorders>
       </w:tcPr>
@@ -14419,10 +14823,10 @@
       <w:tcPr>
         <w:shd w:val="clear" w:color="ffffff" w:themeColor="light1" w:fill="ffffff" w:themeFill="light1"/>
         <w:tcBorders>
-          <w:top w:val="none"/>
-          <w:left w:val="none"/>
+          <w:top w:val="none" w:color="000000" w:sz="4" w:space="0"/>
+          <w:left w:val="none" w:color="000000" w:sz="4" w:space="0"/>
           <w:bottom w:val="single" w:color="000000" w:themeColor="accent3" w:themeTint="FE" w:sz="4" w:space="0"/>
-          <w:right w:val="none"/>
+          <w:right w:val="none" w:color="000000" w:sz="4" w:space="0"/>
         </w:tcBorders>
       </w:tcPr>
     </w:tblStylePr>
@@ -14442,12 +14846,12 @@
         <w:tblBorders/>
       </w:tblPr>
       <w:tcPr>
-        <w:shd w:color="ffffff"/>
+        <w:shd w:val="clear" w:color="ffffff"/>
         <w:tcBorders>
-          <w:top w:val="none"/>
+          <w:top w:val="none" w:color="000000" w:sz="4" w:space="0"/>
           <w:left w:val="single" w:color="000000" w:themeColor="accent3" w:themeTint="FE" w:sz="4" w:space="0"/>
-          <w:bottom w:val="none"/>
-          <w:right w:val="none"/>
+          <w:bottom w:val="none" w:color="000000" w:sz="4" w:space="0"/>
+          <w:right w:val="none" w:color="000000" w:sz="4" w:space="0"/>
         </w:tcBorders>
       </w:tcPr>
     </w:tblStylePr>
@@ -14470,9 +14874,9 @@
         <w:shd w:val="clear" w:color="ffffff" w:themeColor="light1" w:fill="ffffff" w:themeFill="light1"/>
         <w:tcBorders>
           <w:top w:val="single" w:color="000000" w:themeColor="accent3" w:themeTint="FE" w:sz="4" w:space="0"/>
-          <w:left w:val="none"/>
-          <w:bottom w:val="none"/>
-          <w:right w:val="none"/>
+          <w:left w:val="none" w:color="000000" w:sz="4" w:space="0"/>
+          <w:bottom w:val="none" w:color="000000" w:sz="4" w:space="0"/>
+          <w:right w:val="none" w:color="000000" w:sz="4" w:space="0"/>
         </w:tcBorders>
       </w:tcPr>
     </w:tblStylePr>
@@ -14542,9 +14946,9 @@
       </w:tcPr>
     </w:tblStylePr>
   </w:style>
-  <w:style w:type="table" w:styleId="64">
+  <w:style w:type="table" w:styleId="756">
     <w:name w:val="Grid Table 7 Colorful - Accent 4"/>
-    <w:basedOn w:val="705"/>
+    <w:basedOn w:val="885"/>
     <w:uiPriority w:val="99"/>
     <w:pPr>
       <w:pBdr/>
@@ -14646,11 +15050,11 @@
         <w:tblBorders/>
       </w:tblPr>
       <w:tcPr>
-        <w:shd w:color="ffffff"/>
+        <w:shd w:val="clear" w:color="ffffff"/>
         <w:tcBorders>
-          <w:top w:val="none"/>
-          <w:left w:val="none"/>
-          <w:bottom w:val="none"/>
+          <w:top w:val="none" w:color="000000" w:sz="4" w:space="0"/>
+          <w:left w:val="none" w:color="000000" w:sz="4" w:space="0"/>
+          <w:bottom w:val="none" w:color="000000" w:sz="4" w:space="0"/>
           <w:right w:val="single" w:color="000000" w:themeColor="accent4" w:themeTint="9A" w:sz="4" w:space="0"/>
         </w:tcBorders>
       </w:tcPr>
@@ -14673,10 +15077,10 @@
       <w:tcPr>
         <w:shd w:val="clear" w:color="ffffff" w:themeColor="light1" w:fill="ffffff" w:themeFill="light1"/>
         <w:tcBorders>
-          <w:top w:val="none"/>
-          <w:left w:val="none"/>
+          <w:top w:val="none" w:color="000000" w:sz="4" w:space="0"/>
+          <w:left w:val="none" w:color="000000" w:sz="4" w:space="0"/>
           <w:bottom w:val="single" w:color="000000" w:themeColor="accent4" w:themeTint="9A" w:sz="4" w:space="0"/>
-          <w:right w:val="none"/>
+          <w:right w:val="none" w:color="000000" w:sz="4" w:space="0"/>
         </w:tcBorders>
       </w:tcPr>
     </w:tblStylePr>
@@ -14696,12 +15100,12 @@
         <w:tblBorders/>
       </w:tblPr>
       <w:tcPr>
-        <w:shd w:color="ffffff"/>
+        <w:shd w:val="clear" w:color="ffffff"/>
         <w:tcBorders>
-          <w:top w:val="none"/>
+          <w:top w:val="none" w:color="000000" w:sz="4" w:space="0"/>
           <w:left w:val="single" w:color="000000" w:themeColor="accent4" w:themeTint="9A" w:sz="4" w:space="0"/>
-          <w:bottom w:val="none"/>
-          <w:right w:val="none"/>
+          <w:bottom w:val="none" w:color="000000" w:sz="4" w:space="0"/>
+          <w:right w:val="none" w:color="000000" w:sz="4" w:space="0"/>
         </w:tcBorders>
       </w:tcPr>
     </w:tblStylePr>
@@ -14724,9 +15128,9 @@
         <w:shd w:val="clear" w:color="ffffff" w:themeColor="light1" w:fill="ffffff" w:themeFill="light1"/>
         <w:tcBorders>
           <w:top w:val="single" w:color="000000" w:themeColor="accent4" w:themeTint="9A" w:sz="4" w:space="0"/>
-          <w:left w:val="none"/>
-          <w:bottom w:val="none"/>
-          <w:right w:val="none"/>
+          <w:left w:val="none" w:color="000000" w:sz="4" w:space="0"/>
+          <w:bottom w:val="none" w:color="000000" w:sz="4" w:space="0"/>
+          <w:right w:val="none" w:color="000000" w:sz="4" w:space="0"/>
         </w:tcBorders>
       </w:tcPr>
     </w:tblStylePr>
@@ -14796,9 +15200,9 @@
       </w:tcPr>
     </w:tblStylePr>
   </w:style>
-  <w:style w:type="table" w:styleId="65">
+  <w:style w:type="table" w:styleId="757">
     <w:name w:val="Grid Table 7 Colorful - Accent 5"/>
-    <w:basedOn w:val="705"/>
+    <w:basedOn w:val="885"/>
     <w:uiPriority w:val="99"/>
     <w:pPr>
       <w:pBdr/>
@@ -14900,11 +15304,11 @@
         <w:tblBorders/>
       </w:tblPr>
       <w:tcPr>
-        <w:shd w:color="ffffff"/>
+        <w:shd w:val="clear" w:color="ffffff"/>
         <w:tcBorders>
-          <w:top w:val="none"/>
-          <w:left w:val="none"/>
-          <w:bottom w:val="none"/>
+          <w:top w:val="none" w:color="000000" w:sz="4" w:space="0"/>
+          <w:left w:val="none" w:color="000000" w:sz="4" w:space="0"/>
+          <w:bottom w:val="none" w:color="000000" w:sz="4" w:space="0"/>
           <w:right w:val="single" w:color="000000" w:themeColor="accent5" w:themeTint="90" w:sz="4" w:space="0"/>
         </w:tcBorders>
       </w:tcPr>
@@ -14927,10 +15331,10 @@
       <w:tcPr>
         <w:shd w:val="clear" w:color="ffffff" w:themeColor="light1" w:fill="ffffff" w:themeFill="light1"/>
         <w:tcBorders>
-          <w:top w:val="none"/>
-          <w:left w:val="none"/>
+          <w:top w:val="none" w:color="000000" w:sz="4" w:space="0"/>
+          <w:left w:val="none" w:color="000000" w:sz="4" w:space="0"/>
           <w:bottom w:val="single" w:color="000000" w:themeColor="accent5" w:themeTint="90" w:sz="4" w:space="0"/>
-          <w:right w:val="none"/>
+          <w:right w:val="none" w:color="000000" w:sz="4" w:space="0"/>
         </w:tcBorders>
       </w:tcPr>
     </w:tblStylePr>
@@ -14950,12 +15354,12 @@
         <w:tblBorders/>
       </w:tblPr>
       <w:tcPr>
-        <w:shd w:color="ffffff"/>
+        <w:shd w:val="clear" w:color="ffffff"/>
         <w:tcBorders>
-          <w:top w:val="none"/>
+          <w:top w:val="none" w:color="000000" w:sz="4" w:space="0"/>
           <w:left w:val="single" w:color="000000" w:themeColor="accent5" w:themeTint="90" w:sz="4" w:space="0"/>
-          <w:bottom w:val="none"/>
-          <w:right w:val="none"/>
+          <w:bottom w:val="none" w:color="000000" w:sz="4" w:space="0"/>
+          <w:right w:val="none" w:color="000000" w:sz="4" w:space="0"/>
         </w:tcBorders>
       </w:tcPr>
     </w:tblStylePr>
@@ -14978,9 +15382,9 @@
         <w:shd w:val="clear" w:color="ffffff" w:themeColor="light1" w:fill="ffffff" w:themeFill="light1"/>
         <w:tcBorders>
           <w:top w:val="single" w:color="000000" w:themeColor="accent5" w:themeTint="90" w:sz="4" w:space="0"/>
-          <w:left w:val="none"/>
-          <w:bottom w:val="none"/>
-          <w:right w:val="none"/>
+          <w:left w:val="none" w:color="000000" w:sz="4" w:space="0"/>
+          <w:bottom w:val="none" w:color="000000" w:sz="4" w:space="0"/>
+          <w:right w:val="none" w:color="000000" w:sz="4" w:space="0"/>
         </w:tcBorders>
       </w:tcPr>
     </w:tblStylePr>
@@ -15050,9 +15454,9 @@
       </w:tcPr>
     </w:tblStylePr>
   </w:style>
-  <w:style w:type="table" w:styleId="66">
+  <w:style w:type="table" w:styleId="758">
     <w:name w:val="Grid Table 7 Colorful - Accent 6"/>
-    <w:basedOn w:val="705"/>
+    <w:basedOn w:val="885"/>
     <w:uiPriority w:val="99"/>
     <w:pPr>
       <w:pBdr/>
@@ -15154,11 +15558,11 @@
         <w:tblBorders/>
       </w:tblPr>
       <w:tcPr>
-        <w:shd w:color="ffffff"/>
+        <w:shd w:val="clear" w:color="ffffff"/>
         <w:tcBorders>
-          <w:top w:val="none"/>
-          <w:left w:val="none"/>
-          <w:bottom w:val="none"/>
+          <w:top w:val="none" w:color="000000" w:sz="4" w:space="0"/>
+          <w:left w:val="none" w:color="000000" w:sz="4" w:space="0"/>
+          <w:bottom w:val="none" w:color="000000" w:sz="4" w:space="0"/>
           <w:right w:val="single" w:color="000000" w:themeColor="accent6" w:themeTint="90" w:sz="4" w:space="0"/>
         </w:tcBorders>
       </w:tcPr>
@@ -15181,10 +15585,10 @@
       <w:tcPr>
         <w:shd w:val="clear" w:color="ffffff" w:themeColor="light1" w:fill="ffffff" w:themeFill="light1"/>
         <w:tcBorders>
-          <w:top w:val="none"/>
-          <w:left w:val="none"/>
+          <w:top w:val="none" w:color="000000" w:sz="4" w:space="0"/>
+          <w:left w:val="none" w:color="000000" w:sz="4" w:space="0"/>
           <w:bottom w:val="single" w:color="000000" w:themeColor="accent6" w:themeTint="90" w:sz="4" w:space="0"/>
-          <w:right w:val="none"/>
+          <w:right w:val="none" w:color="000000" w:sz="4" w:space="0"/>
         </w:tcBorders>
       </w:tcPr>
     </w:tblStylePr>
@@ -15204,12 +15608,12 @@
         <w:tblBorders/>
       </w:tblPr>
       <w:tcPr>
-        <w:shd w:color="ffffff"/>
+        <w:shd w:val="clear" w:color="ffffff"/>
         <w:tcBorders>
-          <w:top w:val="none"/>
+          <w:top w:val="none" w:color="000000" w:sz="4" w:space="0"/>
           <w:left w:val="single" w:color="000000" w:themeColor="accent6" w:themeTint="90" w:sz="4" w:space="0"/>
-          <w:bottom w:val="none"/>
-          <w:right w:val="none"/>
+          <w:bottom w:val="none" w:color="000000" w:sz="4" w:space="0"/>
+          <w:right w:val="none" w:color="000000" w:sz="4" w:space="0"/>
         </w:tcBorders>
       </w:tcPr>
     </w:tblStylePr>
@@ -15232,9 +15636,9 @@
         <w:shd w:val="clear" w:color="ffffff" w:themeColor="light1" w:fill="ffffff" w:themeFill="light1"/>
         <w:tcBorders>
           <w:top w:val="single" w:color="000000" w:themeColor="accent6" w:themeTint="90" w:sz="4" w:space="0"/>
-          <w:left w:val="none"/>
-          <w:bottom w:val="none"/>
-          <w:right w:val="none"/>
+          <w:left w:val="none" w:color="000000" w:sz="4" w:space="0"/>
+          <w:bottom w:val="none" w:color="000000" w:sz="4" w:space="0"/>
+          <w:right w:val="none" w:color="000000" w:sz="4" w:space="0"/>
         </w:tcBorders>
       </w:tcPr>
     </w:tblStylePr>
@@ -15304,9 +15708,9 @@
       </w:tcPr>
     </w:tblStylePr>
   </w:style>
-  <w:style w:type="table" w:styleId="67">
+  <w:style w:type="table" w:styleId="759">
     <w:name w:val="List Table 1 Light"/>
-    <w:basedOn w:val="705"/>
+    <w:basedOn w:val="885"/>
     <w:uiPriority w:val="99"/>
     <w:pPr>
       <w:pBdr/>
@@ -15520,9 +15924,9 @@
       </w:tcPr>
     </w:tblStylePr>
   </w:style>
-  <w:style w:type="table" w:styleId="68">
+  <w:style w:type="table" w:styleId="760">
     <w:name w:val="List Table 1 Light - Accent 1"/>
-    <w:basedOn w:val="705"/>
+    <w:basedOn w:val="885"/>
     <w:uiPriority w:val="99"/>
     <w:pPr>
       <w:pBdr/>
@@ -15736,9 +16140,9 @@
       </w:tcPr>
     </w:tblStylePr>
   </w:style>
-  <w:style w:type="table" w:styleId="69">
+  <w:style w:type="table" w:styleId="761">
     <w:name w:val="List Table 1 Light - Accent 2"/>
-    <w:basedOn w:val="705"/>
+    <w:basedOn w:val="885"/>
     <w:uiPriority w:val="99"/>
     <w:pPr>
       <w:pBdr/>
@@ -15952,9 +16356,9 @@
       </w:tcPr>
     </w:tblStylePr>
   </w:style>
-  <w:style w:type="table" w:styleId="70">
+  <w:style w:type="table" w:styleId="762">
     <w:name w:val="List Table 1 Light - Accent 3"/>
-    <w:basedOn w:val="705"/>
+    <w:basedOn w:val="885"/>
     <w:uiPriority w:val="99"/>
     <w:pPr>
       <w:pBdr/>
@@ -16168,9 +16572,9 @@
       </w:tcPr>
     </w:tblStylePr>
   </w:style>
-  <w:style w:type="table" w:styleId="71">
+  <w:style w:type="table" w:styleId="763">
     <w:name w:val="List Table 1 Light - Accent 4"/>
-    <w:basedOn w:val="705"/>
+    <w:basedOn w:val="885"/>
     <w:uiPriority w:val="99"/>
     <w:pPr>
       <w:pBdr/>
@@ -16384,9 +16788,9 @@
       </w:tcPr>
     </w:tblStylePr>
   </w:style>
-  <w:style w:type="table" w:styleId="72">
+  <w:style w:type="table" w:styleId="764">
     <w:name w:val="List Table 1 Light - Accent 5"/>
-    <w:basedOn w:val="705"/>
+    <w:basedOn w:val="885"/>
     <w:uiPriority w:val="99"/>
     <w:pPr>
       <w:pBdr/>
@@ -16600,9 +17004,9 @@
       </w:tcPr>
     </w:tblStylePr>
   </w:style>
-  <w:style w:type="table" w:styleId="73">
+  <w:style w:type="table" w:styleId="765">
     <w:name w:val="List Table 1 Light - Accent 6"/>
-    <w:basedOn w:val="705"/>
+    <w:basedOn w:val="885"/>
     <w:uiPriority w:val="99"/>
     <w:pPr>
       <w:pBdr/>
@@ -16816,9 +17220,9 @@
       </w:tcPr>
     </w:tblStylePr>
   </w:style>
-  <w:style w:type="table" w:styleId="74">
+  <w:style w:type="table" w:styleId="766">
     <w:name w:val="List Table 2"/>
-    <w:basedOn w:val="705"/>
+    <w:basedOn w:val="885"/>
     <w:uiPriority w:val="99"/>
     <w:pPr>
       <w:pBdr/>
@@ -17054,9 +17458,9 @@
       </w:tcPr>
     </w:tblStylePr>
   </w:style>
-  <w:style w:type="table" w:styleId="75">
+  <w:style w:type="table" w:styleId="767">
     <w:name w:val="List Table 2 - Accent 1"/>
-    <w:basedOn w:val="705"/>
+    <w:basedOn w:val="885"/>
     <w:uiPriority w:val="99"/>
     <w:pPr>
       <w:pBdr/>
@@ -17292,9 +17696,9 @@
       </w:tcPr>
     </w:tblStylePr>
   </w:style>
-  <w:style w:type="table" w:styleId="76">
+  <w:style w:type="table" w:styleId="768">
     <w:name w:val="List Table 2 - Accent 2"/>
-    <w:basedOn w:val="705"/>
+    <w:basedOn w:val="885"/>
     <w:uiPriority w:val="99"/>
     <w:pPr>
       <w:pBdr/>
@@ -17530,9 +17934,9 @@
       </w:tcPr>
     </w:tblStylePr>
   </w:style>
-  <w:style w:type="table" w:styleId="77">
+  <w:style w:type="table" w:styleId="769">
     <w:name w:val="List Table 2 - Accent 3"/>
-    <w:basedOn w:val="705"/>
+    <w:basedOn w:val="885"/>
     <w:uiPriority w:val="99"/>
     <w:pPr>
       <w:pBdr/>
@@ -17768,9 +18172,9 @@
       </w:tcPr>
     </w:tblStylePr>
   </w:style>
-  <w:style w:type="table" w:styleId="78">
+  <w:style w:type="table" w:styleId="770">
     <w:name w:val="List Table 2 - Accent 4"/>
-    <w:basedOn w:val="705"/>
+    <w:basedOn w:val="885"/>
     <w:uiPriority w:val="99"/>
     <w:pPr>
       <w:pBdr/>
@@ -18006,9 +18410,9 @@
       </w:tcPr>
     </w:tblStylePr>
   </w:style>
-  <w:style w:type="table" w:styleId="79">
+  <w:style w:type="table" w:styleId="771">
     <w:name w:val="List Table 2 - Accent 5"/>
-    <w:basedOn w:val="705"/>
+    <w:basedOn w:val="885"/>
     <w:uiPriority w:val="99"/>
     <w:pPr>
       <w:pBdr/>
@@ -18244,9 +18648,9 @@
       </w:tcPr>
     </w:tblStylePr>
   </w:style>
-  <w:style w:type="table" w:styleId="80">
+  <w:style w:type="table" w:styleId="772">
     <w:name w:val="List Table 2 - Accent 6"/>
-    <w:basedOn w:val="705"/>
+    <w:basedOn w:val="885"/>
     <w:uiPriority w:val="99"/>
     <w:pPr>
       <w:pBdr/>
@@ -18482,9 +18886,9 @@
       </w:tcPr>
     </w:tblStylePr>
   </w:style>
-  <w:style w:type="table" w:styleId="81">
+  <w:style w:type="table" w:styleId="773">
     <w:name w:val="List Table 3"/>
-    <w:basedOn w:val="705"/>
+    <w:basedOn w:val="885"/>
     <w:uiPriority w:val="99"/>
     <w:pPr>
       <w:pBdr/>
@@ -18710,9 +19114,9 @@
       </w:tcPr>
     </w:tblStylePr>
   </w:style>
-  <w:style w:type="table" w:styleId="82">
+  <w:style w:type="table" w:styleId="774">
     <w:name w:val="List Table 3 - Accent 1"/>
-    <w:basedOn w:val="705"/>
+    <w:basedOn w:val="885"/>
     <w:uiPriority w:val="99"/>
     <w:pPr>
       <w:pBdr/>
@@ -18938,9 +19342,9 @@
       </w:tcPr>
     </w:tblStylePr>
   </w:style>
-  <w:style w:type="table" w:styleId="83">
+  <w:style w:type="table" w:styleId="775">
     <w:name w:val="List Table 3 - Accent 2"/>
-    <w:basedOn w:val="705"/>
+    <w:basedOn w:val="885"/>
     <w:uiPriority w:val="99"/>
     <w:pPr>
       <w:pBdr/>
@@ -19166,9 +19570,9 @@
       </w:tcPr>
     </w:tblStylePr>
   </w:style>
-  <w:style w:type="table" w:styleId="84">
+  <w:style w:type="table" w:styleId="776">
     <w:name w:val="List Table 3 - Accent 3"/>
-    <w:basedOn w:val="705"/>
+    <w:basedOn w:val="885"/>
     <w:uiPriority w:val="99"/>
     <w:pPr>
       <w:pBdr/>
@@ -19394,9 +19798,9 @@
       </w:tcPr>
     </w:tblStylePr>
   </w:style>
-  <w:style w:type="table" w:styleId="85">
+  <w:style w:type="table" w:styleId="777">
     <w:name w:val="List Table 3 - Accent 4"/>
-    <w:basedOn w:val="705"/>
+    <w:basedOn w:val="885"/>
     <w:uiPriority w:val="99"/>
     <w:pPr>
       <w:pBdr/>
@@ -19622,9 +20026,9 @@
       </w:tcPr>
     </w:tblStylePr>
   </w:style>
-  <w:style w:type="table" w:styleId="86">
+  <w:style w:type="table" w:styleId="778">
     <w:name w:val="List Table 3 - Accent 5"/>
-    <w:basedOn w:val="705"/>
+    <w:basedOn w:val="885"/>
     <w:uiPriority w:val="99"/>
     <w:pPr>
       <w:pBdr/>
@@ -19850,9 +20254,9 @@
       </w:tcPr>
     </w:tblStylePr>
   </w:style>
-  <w:style w:type="table" w:styleId="87">
+  <w:style w:type="table" w:styleId="779">
     <w:name w:val="List Table 3 - Accent 6"/>
-    <w:basedOn w:val="705"/>
+    <w:basedOn w:val="885"/>
     <w:uiPriority w:val="99"/>
     <w:pPr>
       <w:pBdr/>
@@ -20078,9 +20482,9 @@
       </w:tcPr>
     </w:tblStylePr>
   </w:style>
-  <w:style w:type="table" w:styleId="88">
+  <w:style w:type="table" w:styleId="780">
     <w:name w:val="List Table 4"/>
-    <w:basedOn w:val="705"/>
+    <w:basedOn w:val="885"/>
     <w:uiPriority w:val="99"/>
     <w:pPr>
       <w:pBdr/>
@@ -20303,9 +20707,9 @@
       </w:tcPr>
     </w:tblStylePr>
   </w:style>
-  <w:style w:type="table" w:styleId="89">
+  <w:style w:type="table" w:styleId="781">
     <w:name w:val="List Table 4 - Accent 1"/>
-    <w:basedOn w:val="705"/>
+    <w:basedOn w:val="885"/>
     <w:uiPriority w:val="99"/>
     <w:pPr>
       <w:pBdr/>
@@ -20528,9 +20932,9 @@
       </w:tcPr>
     </w:tblStylePr>
   </w:style>
-  <w:style w:type="table" w:styleId="90">
+  <w:style w:type="table" w:styleId="782">
     <w:name w:val="List Table 4 - Accent 2"/>
-    <w:basedOn w:val="705"/>
+    <w:basedOn w:val="885"/>
     <w:uiPriority w:val="99"/>
     <w:pPr>
       <w:pBdr/>
@@ -20753,9 +21157,9 @@
       </w:tcPr>
     </w:tblStylePr>
   </w:style>
-  <w:style w:type="table" w:styleId="91">
+  <w:style w:type="table" w:styleId="783">
     <w:name w:val="List Table 4 - Accent 3"/>
-    <w:basedOn w:val="705"/>
+    <w:basedOn w:val="885"/>
     <w:uiPriority w:val="99"/>
     <w:pPr>
       <w:pBdr/>
@@ -20978,9 +21382,9 @@
       </w:tcPr>
     </w:tblStylePr>
   </w:style>
-  <w:style w:type="table" w:styleId="92">
+  <w:style w:type="table" w:styleId="784">
     <w:name w:val="List Table 4 - Accent 4"/>
-    <w:basedOn w:val="705"/>
+    <w:basedOn w:val="885"/>
     <w:uiPriority w:val="99"/>
     <w:pPr>
       <w:pBdr/>
@@ -21203,9 +21607,9 @@
       </w:tcPr>
     </w:tblStylePr>
   </w:style>
-  <w:style w:type="table" w:styleId="93">
+  <w:style w:type="table" w:styleId="785">
     <w:name w:val="List Table 4 - Accent 5"/>
-    <w:basedOn w:val="705"/>
+    <w:basedOn w:val="885"/>
     <w:uiPriority w:val="99"/>
     <w:pPr>
       <w:pBdr/>
@@ -21428,9 +21832,9 @@
       </w:tcPr>
     </w:tblStylePr>
   </w:style>
-  <w:style w:type="table" w:styleId="94">
+  <w:style w:type="table" w:styleId="786">
     <w:name w:val="List Table 4 - Accent 6"/>
-    <w:basedOn w:val="705"/>
+    <w:basedOn w:val="885"/>
     <w:uiPriority w:val="99"/>
     <w:pPr>
       <w:pBdr/>
@@ -21653,9 +22057,9 @@
       </w:tcPr>
     </w:tblStylePr>
   </w:style>
-  <w:style w:type="table" w:styleId="95">
+  <w:style w:type="table" w:styleId="787">
     <w:name w:val="List Table 5 Dark"/>
-    <w:basedOn w:val="705"/>
+    <w:basedOn w:val="885"/>
     <w:uiPriority w:val="99"/>
     <w:pPr>
       <w:pBdr/>
@@ -21895,9 +22299,9 @@
       </w:tcPr>
     </w:tblStylePr>
   </w:style>
-  <w:style w:type="table" w:styleId="96">
+  <w:style w:type="table" w:styleId="788">
     <w:name w:val="List Table 5 Dark - Accent 1"/>
-    <w:basedOn w:val="705"/>
+    <w:basedOn w:val="885"/>
     <w:uiPriority w:val="99"/>
     <w:pPr>
       <w:pBdr/>
@@ -22137,9 +22541,9 @@
       </w:tcPr>
     </w:tblStylePr>
   </w:style>
-  <w:style w:type="table" w:styleId="97">
+  <w:style w:type="table" w:styleId="789">
     <w:name w:val="List Table 5 Dark - Accent 2"/>
-    <w:basedOn w:val="705"/>
+    <w:basedOn w:val="885"/>
     <w:uiPriority w:val="99"/>
     <w:pPr>
       <w:pBdr/>
@@ -22379,9 +22783,9 @@
       </w:tcPr>
     </w:tblStylePr>
   </w:style>
-  <w:style w:type="table" w:styleId="98">
+  <w:style w:type="table" w:styleId="790">
     <w:name w:val="List Table 5 Dark - Accent 3"/>
-    <w:basedOn w:val="705"/>
+    <w:basedOn w:val="885"/>
     <w:uiPriority w:val="99"/>
     <w:pPr>
       <w:pBdr/>
@@ -22621,9 +23025,9 @@
       </w:tcPr>
     </w:tblStylePr>
   </w:style>
-  <w:style w:type="table" w:styleId="99">
+  <w:style w:type="table" w:styleId="791">
     <w:name w:val="List Table 5 Dark - Accent 4"/>
-    <w:basedOn w:val="705"/>
+    <w:basedOn w:val="885"/>
     <w:uiPriority w:val="99"/>
     <w:pPr>
       <w:pBdr/>
@@ -22863,9 +23267,9 @@
       </w:tcPr>
     </w:tblStylePr>
   </w:style>
-  <w:style w:type="table" w:styleId="100">
+  <w:style w:type="table" w:styleId="792">
     <w:name w:val="List Table 5 Dark - Accent 5"/>
-    <w:basedOn w:val="705"/>
+    <w:basedOn w:val="885"/>
     <w:uiPriority w:val="99"/>
     <w:pPr>
       <w:pBdr/>
@@ -23105,9 +23509,9 @@
       </w:tcPr>
     </w:tblStylePr>
   </w:style>
-  <w:style w:type="table" w:styleId="101">
+  <w:style w:type="table" w:styleId="793">
     <w:name w:val="List Table 5 Dark - Accent 6"/>
-    <w:basedOn w:val="705"/>
+    <w:basedOn w:val="885"/>
     <w:uiPriority w:val="99"/>
     <w:pPr>
       <w:pBdr/>
@@ -23347,9 +23751,9 @@
       </w:tcPr>
     </w:tblStylePr>
   </w:style>
-  <w:style w:type="table" w:styleId="102">
+  <w:style w:type="table" w:styleId="794">
     <w:name w:val="List Table 6 Colorful"/>
-    <w:basedOn w:val="705"/>
+    <w:basedOn w:val="885"/>
     <w:uiPriority w:val="99"/>
     <w:pPr>
       <w:pBdr/>
@@ -23570,9 +23974,9 @@
       </w:tcPr>
     </w:tblStylePr>
   </w:style>
-  <w:style w:type="table" w:styleId="103">
+  <w:style w:type="table" w:styleId="795">
     <w:name w:val="List Table 6 Colorful - Accent 1"/>
-    <w:basedOn w:val="705"/>
+    <w:basedOn w:val="885"/>
     <w:uiPriority w:val="99"/>
     <w:pPr>
       <w:pBdr/>
@@ -23793,9 +24197,9 @@
       </w:tcPr>
     </w:tblStylePr>
   </w:style>
-  <w:style w:type="table" w:styleId="104">
+  <w:style w:type="table" w:styleId="796">
     <w:name w:val="List Table 6 Colorful - Accent 2"/>
-    <w:basedOn w:val="705"/>
+    <w:basedOn w:val="885"/>
     <w:uiPriority w:val="99"/>
     <w:pPr>
       <w:pBdr/>
@@ -24016,9 +24420,9 @@
       </w:tcPr>
     </w:tblStylePr>
   </w:style>
-  <w:style w:type="table" w:styleId="105">
+  <w:style w:type="table" w:styleId="797">
     <w:name w:val="List Table 6 Colorful - Accent 3"/>
-    <w:basedOn w:val="705"/>
+    <w:basedOn w:val="885"/>
     <w:uiPriority w:val="99"/>
     <w:pPr>
       <w:pBdr/>
@@ -24239,9 +24643,9 @@
       </w:tcPr>
     </w:tblStylePr>
   </w:style>
-  <w:style w:type="table" w:styleId="106">
+  <w:style w:type="table" w:styleId="798">
     <w:name w:val="List Table 6 Colorful - Accent 4"/>
-    <w:basedOn w:val="705"/>
+    <w:basedOn w:val="885"/>
     <w:uiPriority w:val="99"/>
     <w:pPr>
       <w:pBdr/>
@@ -24462,9 +24866,9 @@
       </w:tcPr>
     </w:tblStylePr>
   </w:style>
-  <w:style w:type="table" w:styleId="107">
+  <w:style w:type="table" w:styleId="799">
     <w:name w:val="List Table 6 Colorful - Accent 5"/>
-    <w:basedOn w:val="705"/>
+    <w:basedOn w:val="885"/>
     <w:uiPriority w:val="99"/>
     <w:pPr>
       <w:pBdr/>
@@ -24685,9 +25089,9 @@
       </w:tcPr>
     </w:tblStylePr>
   </w:style>
-  <w:style w:type="table" w:styleId="108">
+  <w:style w:type="table" w:styleId="800">
     <w:name w:val="List Table 6 Colorful - Accent 6"/>
-    <w:basedOn w:val="705"/>
+    <w:basedOn w:val="885"/>
     <w:uiPriority w:val="99"/>
     <w:pPr>
       <w:pBdr/>
@@ -24908,9 +25312,9 @@
       </w:tcPr>
     </w:tblStylePr>
   </w:style>
-  <w:style w:type="table" w:styleId="109">
+  <w:style w:type="table" w:styleId="801">
     <w:name w:val="List Table 7 Colorful"/>
-    <w:basedOn w:val="705"/>
+    <w:basedOn w:val="885"/>
     <w:uiPriority w:val="99"/>
     <w:pPr>
       <w:pBdr/>
@@ -25009,11 +25413,11 @@
         <w:tblBorders/>
       </w:tblPr>
       <w:tcPr>
-        <w:shd w:color="ffffff"/>
+        <w:shd w:val="clear" w:color="ffffff"/>
         <w:tcBorders>
-          <w:top w:val="none"/>
-          <w:left w:val="none"/>
-          <w:bottom w:val="none"/>
+          <w:top w:val="none" w:color="000000" w:sz="4" w:space="0"/>
+          <w:left w:val="none" w:color="000000" w:sz="4" w:space="0"/>
+          <w:bottom w:val="none" w:color="000000" w:sz="4" w:space="0"/>
           <w:right w:val="single" w:color="000000" w:themeColor="text1" w:themeTint="80" w:sz="4" w:space="0"/>
         </w:tcBorders>
       </w:tcPr>
@@ -25036,10 +25440,10 @@
       <w:tcPr>
         <w:shd w:val="clear" w:color="ffffff" w:themeColor="light1" w:fill="ffffff" w:themeFill="light1"/>
         <w:tcBorders>
-          <w:top w:val="none"/>
-          <w:left w:val="none"/>
+          <w:top w:val="none" w:color="000000" w:sz="4" w:space="0"/>
+          <w:left w:val="none" w:color="000000" w:sz="4" w:space="0"/>
           <w:bottom w:val="single" w:color="000000" w:themeColor="text1" w:themeTint="80" w:sz="4" w:space="0"/>
-          <w:right w:val="none"/>
+          <w:right w:val="none" w:color="000000" w:sz="4" w:space="0"/>
         </w:tcBorders>
       </w:tcPr>
     </w:tblStylePr>
@@ -25059,12 +25463,12 @@
         <w:tblBorders/>
       </w:tblPr>
       <w:tcPr>
-        <w:shd w:color="ffffff"/>
+        <w:shd w:val="clear" w:color="ffffff"/>
         <w:tcBorders>
-          <w:top w:val="none"/>
+          <w:top w:val="none" w:color="000000" w:sz="4" w:space="0"/>
           <w:left w:val="single" w:color="000000" w:themeColor="text1" w:themeTint="80" w:sz="4" w:space="0"/>
-          <w:bottom w:val="none"/>
-          <w:right w:val="none"/>
+          <w:bottom w:val="none" w:color="000000" w:sz="4" w:space="0"/>
+          <w:right w:val="none" w:color="000000" w:sz="4" w:space="0"/>
         </w:tcBorders>
       </w:tcPr>
     </w:tblStylePr>
@@ -25087,9 +25491,9 @@
         <w:shd w:val="clear" w:color="ffffff" w:themeColor="light1" w:fill="ffffff" w:themeFill="light1"/>
         <w:tcBorders>
           <w:top w:val="single" w:color="000000" w:themeColor="text1" w:themeTint="80" w:sz="4" w:space="0"/>
-          <w:left w:val="none"/>
-          <w:bottom w:val="none"/>
-          <w:right w:val="none"/>
+          <w:left w:val="none" w:color="000000" w:sz="4" w:space="0"/>
+          <w:bottom w:val="none" w:color="000000" w:sz="4" w:space="0"/>
+          <w:right w:val="none" w:color="000000" w:sz="4" w:space="0"/>
         </w:tcBorders>
       </w:tcPr>
     </w:tblStylePr>
@@ -25164,9 +25568,9 @@
       </w:tcPr>
     </w:tblStylePr>
   </w:style>
-  <w:style w:type="table" w:styleId="110">
+  <w:style w:type="table" w:styleId="802">
     <w:name w:val="List Table 7 Colorful - Accent 1"/>
-    <w:basedOn w:val="705"/>
+    <w:basedOn w:val="885"/>
     <w:uiPriority w:val="99"/>
     <w:pPr>
       <w:pBdr/>
@@ -25265,11 +25669,11 @@
         <w:tblBorders/>
       </w:tblPr>
       <w:tcPr>
-        <w:shd w:color="ffffff"/>
+        <w:shd w:val="clear" w:color="ffffff"/>
         <w:tcBorders>
-          <w:top w:val="none"/>
-          <w:left w:val="none"/>
-          <w:bottom w:val="none"/>
+          <w:top w:val="none" w:color="000000" w:sz="4" w:space="0"/>
+          <w:left w:val="none" w:color="000000" w:sz="4" w:space="0"/>
+          <w:bottom w:val="none" w:color="000000" w:sz="4" w:space="0"/>
           <w:right w:val="single" w:color="000000" w:themeColor="accent1" w:sz="4" w:space="0"/>
         </w:tcBorders>
       </w:tcPr>
@@ -25292,10 +25696,10 @@
       <w:tcPr>
         <w:shd w:val="clear" w:color="ffffff" w:themeColor="light1" w:fill="ffffff" w:themeFill="light1"/>
         <w:tcBorders>
-          <w:top w:val="none"/>
-          <w:left w:val="none"/>
+          <w:top w:val="none" w:color="000000" w:sz="4" w:space="0"/>
+          <w:left w:val="none" w:color="000000" w:sz="4" w:space="0"/>
           <w:bottom w:val="single" w:color="000000" w:themeColor="accent1" w:sz="4" w:space="0"/>
-          <w:right w:val="none"/>
+          <w:right w:val="none" w:color="000000" w:sz="4" w:space="0"/>
         </w:tcBorders>
       </w:tcPr>
     </w:tblStylePr>
@@ -25315,12 +25719,12 @@
         <w:tblBorders/>
       </w:tblPr>
       <w:tcPr>
-        <w:shd w:color="ffffff"/>
+        <w:shd w:val="clear" w:color="ffffff"/>
         <w:tcBorders>
-          <w:top w:val="none"/>
+          <w:top w:val="none" w:color="000000" w:sz="4" w:space="0"/>
           <w:left w:val="single" w:color="000000" w:themeColor="accent1" w:sz="4" w:space="0"/>
-          <w:bottom w:val="none"/>
-          <w:right w:val="none"/>
+          <w:bottom w:val="none" w:color="000000" w:sz="4" w:space="0"/>
+          <w:right w:val="none" w:color="000000" w:sz="4" w:space="0"/>
         </w:tcBorders>
       </w:tcPr>
     </w:tblStylePr>
@@ -25343,9 +25747,9 @@
         <w:shd w:val="clear" w:color="ffffff" w:themeColor="light1" w:fill="ffffff" w:themeFill="light1"/>
         <w:tcBorders>
           <w:top w:val="single" w:color="000000" w:themeColor="accent1" w:sz="4" w:space="0"/>
-          <w:left w:val="none"/>
-          <w:bottom w:val="none"/>
-          <w:right w:val="none"/>
+          <w:left w:val="none" w:color="000000" w:sz="4" w:space="0"/>
+          <w:bottom w:val="none" w:color="000000" w:sz="4" w:space="0"/>
+          <w:right w:val="none" w:color="000000" w:sz="4" w:space="0"/>
         </w:tcBorders>
       </w:tcPr>
     </w:tblStylePr>
@@ -25420,9 +25824,9 @@
       </w:tcPr>
     </w:tblStylePr>
   </w:style>
-  <w:style w:type="table" w:styleId="111">
+  <w:style w:type="table" w:styleId="803">
     <w:name w:val="List Table 7 Colorful - Accent 2"/>
-    <w:basedOn w:val="705"/>
+    <w:basedOn w:val="885"/>
     <w:uiPriority w:val="99"/>
     <w:pPr>
       <w:pBdr/>
@@ -25521,11 +25925,11 @@
         <w:tblBorders/>
       </w:tblPr>
       <w:tcPr>
-        <w:shd w:color="ffffff"/>
+        <w:shd w:val="clear" w:color="ffffff"/>
         <w:tcBorders>
-          <w:top w:val="none"/>
-          <w:left w:val="none"/>
-          <w:bottom w:val="none"/>
+          <w:top w:val="none" w:color="000000" w:sz="4" w:space="0"/>
+          <w:left w:val="none" w:color="000000" w:sz="4" w:space="0"/>
+          <w:bottom w:val="none" w:color="000000" w:sz="4" w:space="0"/>
           <w:right w:val="single" w:color="000000" w:themeColor="accent2" w:themeTint="97" w:sz="4" w:space="0"/>
         </w:tcBorders>
       </w:tcPr>
@@ -25548,10 +25952,10 @@
       <w:tcPr>
         <w:shd w:val="clear" w:color="ffffff" w:themeColor="light1" w:fill="ffffff" w:themeFill="light1"/>
         <w:tcBorders>
-          <w:top w:val="none"/>
-          <w:left w:val="none"/>
+          <w:top w:val="none" w:color="000000" w:sz="4" w:space="0"/>
+          <w:left w:val="none" w:color="000000" w:sz="4" w:space="0"/>
           <w:bottom w:val="single" w:color="000000" w:themeColor="accent2" w:themeTint="97" w:sz="4" w:space="0"/>
-          <w:right w:val="none"/>
+          <w:right w:val="none" w:color="000000" w:sz="4" w:space="0"/>
         </w:tcBorders>
       </w:tcPr>
     </w:tblStylePr>
@@ -25571,12 +25975,12 @@
         <w:tblBorders/>
       </w:tblPr>
       <w:tcPr>
-        <w:shd w:color="ffffff"/>
+        <w:shd w:val="clear" w:color="ffffff"/>
         <w:tcBorders>
-          <w:top w:val="none"/>
+          <w:top w:val="none" w:color="000000" w:sz="4" w:space="0"/>
           <w:left w:val="single" w:color="000000" w:themeColor="accent2" w:themeTint="97" w:sz="4" w:space="0"/>
-          <w:bottom w:val="none"/>
-          <w:right w:val="none"/>
+          <w:bottom w:val="none" w:color="000000" w:sz="4" w:space="0"/>
+          <w:right w:val="none" w:color="000000" w:sz="4" w:space="0"/>
         </w:tcBorders>
       </w:tcPr>
     </w:tblStylePr>
@@ -25599,9 +26003,9 @@
         <w:shd w:val="clear" w:color="ffffff" w:themeColor="light1" w:fill="ffffff" w:themeFill="light1"/>
         <w:tcBorders>
           <w:top w:val="single" w:color="000000" w:themeColor="accent2" w:themeTint="97" w:sz="4" w:space="0"/>
-          <w:left w:val="none"/>
-          <w:bottom w:val="none"/>
-          <w:right w:val="none"/>
+          <w:left w:val="none" w:color="000000" w:sz="4" w:space="0"/>
+          <w:bottom w:val="none" w:color="000000" w:sz="4" w:space="0"/>
+          <w:right w:val="none" w:color="000000" w:sz="4" w:space="0"/>
         </w:tcBorders>
       </w:tcPr>
     </w:tblStylePr>
@@ -25676,9 +26080,9 @@
       </w:tcPr>
     </w:tblStylePr>
   </w:style>
-  <w:style w:type="table" w:styleId="112">
+  <w:style w:type="table" w:styleId="804">
     <w:name w:val="List Table 7 Colorful - Accent 3"/>
-    <w:basedOn w:val="705"/>
+    <w:basedOn w:val="885"/>
     <w:uiPriority w:val="99"/>
     <w:pPr>
       <w:pBdr/>
@@ -25777,11 +26181,11 @@
         <w:tblBorders/>
       </w:tblPr>
       <w:tcPr>
-        <w:shd w:color="ffffff"/>
+        <w:shd w:val="clear" w:color="ffffff"/>
         <w:tcBorders>
-          <w:top w:val="none"/>
-          <w:left w:val="none"/>
-          <w:bottom w:val="none"/>
+          <w:top w:val="none" w:color="000000" w:sz="4" w:space="0"/>
+          <w:left w:val="none" w:color="000000" w:sz="4" w:space="0"/>
+          <w:bottom w:val="none" w:color="000000" w:sz="4" w:space="0"/>
           <w:right w:val="single" w:color="000000" w:themeColor="accent3" w:themeTint="98" w:sz="4" w:space="0"/>
         </w:tcBorders>
       </w:tcPr>
@@ -25804,10 +26208,10 @@
       <w:tcPr>
         <w:shd w:val="clear" w:color="ffffff" w:themeColor="light1" w:fill="ffffff" w:themeFill="light1"/>
         <w:tcBorders>
-          <w:top w:val="none"/>
-          <w:left w:val="none"/>
+          <w:top w:val="none" w:color="000000" w:sz="4" w:space="0"/>
+          <w:left w:val="none" w:color="000000" w:sz="4" w:space="0"/>
           <w:bottom w:val="single" w:color="000000" w:themeColor="accent3" w:themeTint="98" w:sz="4" w:space="0"/>
-          <w:right w:val="none"/>
+          <w:right w:val="none" w:color="000000" w:sz="4" w:space="0"/>
         </w:tcBorders>
       </w:tcPr>
     </w:tblStylePr>
@@ -25827,12 +26231,12 @@
         <w:tblBorders/>
       </w:tblPr>
       <w:tcPr>
-        <w:shd w:color="ffffff"/>
+        <w:shd w:val="clear" w:color="ffffff"/>
         <w:tcBorders>
-          <w:top w:val="none"/>
+          <w:top w:val="none" w:color="000000" w:sz="4" w:space="0"/>
           <w:left w:val="single" w:color="000000" w:themeColor="accent3" w:themeTint="98" w:sz="4" w:space="0"/>
-          <w:bottom w:val="none"/>
-          <w:right w:val="none"/>
+          <w:bottom w:val="none" w:color="000000" w:sz="4" w:space="0"/>
+          <w:right w:val="none" w:color="000000" w:sz="4" w:space="0"/>
         </w:tcBorders>
       </w:tcPr>
     </w:tblStylePr>
@@ -25855,9 +26259,9 @@
         <w:shd w:val="clear" w:color="ffffff" w:themeColor="light1" w:fill="ffffff" w:themeFill="light1"/>
         <w:tcBorders>
           <w:top w:val="single" w:color="000000" w:themeColor="accent3" w:themeTint="98" w:sz="4" w:space="0"/>
-          <w:left w:val="none"/>
-          <w:bottom w:val="none"/>
-          <w:right w:val="none"/>
+          <w:left w:val="none" w:color="000000" w:sz="4" w:space="0"/>
+          <w:bottom w:val="none" w:color="000000" w:sz="4" w:space="0"/>
+          <w:right w:val="none" w:color="000000" w:sz="4" w:space="0"/>
         </w:tcBorders>
       </w:tcPr>
     </w:tblStylePr>
@@ -25932,9 +26336,9 @@
       </w:tcPr>
     </w:tblStylePr>
   </w:style>
-  <w:style w:type="table" w:styleId="113">
+  <w:style w:type="table" w:styleId="805">
     <w:name w:val="List Table 7 Colorful - Accent 4"/>
-    <w:basedOn w:val="705"/>
+    <w:basedOn w:val="885"/>
     <w:uiPriority w:val="99"/>
     <w:pPr>
       <w:pBdr/>
@@ -26033,11 +26437,11 @@
         <w:tblBorders/>
       </w:tblPr>
       <w:tcPr>
-        <w:shd w:color="ffffff"/>
+        <w:shd w:val="clear" w:color="ffffff"/>
         <w:tcBorders>
-          <w:top w:val="none"/>
-          <w:left w:val="none"/>
-          <w:bottom w:val="none"/>
+          <w:top w:val="none" w:color="000000" w:sz="4" w:space="0"/>
+          <w:left w:val="none" w:color="000000" w:sz="4" w:space="0"/>
+          <w:bottom w:val="none" w:color="000000" w:sz="4" w:space="0"/>
           <w:right w:val="single" w:color="000000" w:themeColor="accent4" w:themeTint="9A" w:sz="4" w:space="0"/>
         </w:tcBorders>
       </w:tcPr>
@@ -26060,10 +26464,10 @@
       <w:tcPr>
         <w:shd w:val="clear" w:color="ffffff" w:themeColor="light1" w:fill="ffffff" w:themeFill="light1"/>
         <w:tcBorders>
-          <w:top w:val="none"/>
-          <w:left w:val="none"/>
+          <w:top w:val="none" w:color="000000" w:sz="4" w:space="0"/>
+          <w:left w:val="none" w:color="000000" w:sz="4" w:space="0"/>
           <w:bottom w:val="single" w:color="000000" w:themeColor="accent4" w:themeTint="9A" w:sz="4" w:space="0"/>
-          <w:right w:val="none"/>
+          <w:right w:val="none" w:color="000000" w:sz="4" w:space="0"/>
         </w:tcBorders>
       </w:tcPr>
     </w:tblStylePr>
@@ -26083,12 +26487,12 @@
         <w:tblBorders/>
       </w:tblPr>
       <w:tcPr>
-        <w:shd w:color="ffffff"/>
+        <w:shd w:val="clear" w:color="ffffff"/>
         <w:tcBorders>
-          <w:top w:val="none"/>
+          <w:top w:val="none" w:color="000000" w:sz="4" w:space="0"/>
           <w:left w:val="single" w:color="000000" w:themeColor="accent4" w:themeTint="9A" w:sz="4" w:space="0"/>
-          <w:bottom w:val="none"/>
-          <w:right w:val="none"/>
+          <w:bottom w:val="none" w:color="000000" w:sz="4" w:space="0"/>
+          <w:right w:val="none" w:color="000000" w:sz="4" w:space="0"/>
         </w:tcBorders>
       </w:tcPr>
     </w:tblStylePr>
@@ -26111,9 +26515,9 @@
         <w:shd w:val="clear" w:color="ffffff" w:themeColor="light1" w:fill="ffffff" w:themeFill="light1"/>
         <w:tcBorders>
           <w:top w:val="single" w:color="000000" w:themeColor="accent4" w:themeTint="9A" w:sz="4" w:space="0"/>
-          <w:left w:val="none"/>
-          <w:bottom w:val="none"/>
-          <w:right w:val="none"/>
+          <w:left w:val="none" w:color="000000" w:sz="4" w:space="0"/>
+          <w:bottom w:val="none" w:color="000000" w:sz="4" w:space="0"/>
+          <w:right w:val="none" w:color="000000" w:sz="4" w:space="0"/>
         </w:tcBorders>
       </w:tcPr>
     </w:tblStylePr>
@@ -26188,9 +26592,9 @@
       </w:tcPr>
     </w:tblStylePr>
   </w:style>
-  <w:style w:type="table" w:styleId="114">
+  <w:style w:type="table" w:styleId="806">
     <w:name w:val="List Table 7 Colorful - Accent 5"/>
-    <w:basedOn w:val="705"/>
+    <w:basedOn w:val="885"/>
     <w:uiPriority w:val="99"/>
     <w:pPr>
       <w:pBdr/>
@@ -26289,11 +26693,11 @@
         <w:tblBorders/>
       </w:tblPr>
       <w:tcPr>
-        <w:shd w:color="ffffff"/>
+        <w:shd w:val="clear" w:color="ffffff"/>
         <w:tcBorders>
-          <w:top w:val="none"/>
-          <w:left w:val="none"/>
-          <w:bottom w:val="none"/>
+          <w:top w:val="none" w:color="000000" w:sz="4" w:space="0"/>
+          <w:left w:val="none" w:color="000000" w:sz="4" w:space="0"/>
+          <w:bottom w:val="none" w:color="000000" w:sz="4" w:space="0"/>
           <w:right w:val="single" w:color="000000" w:themeColor="accent5" w:themeTint="9A" w:sz="4" w:space="0"/>
         </w:tcBorders>
       </w:tcPr>
@@ -26316,10 +26720,10 @@
       <w:tcPr>
         <w:shd w:val="clear" w:color="ffffff" w:themeColor="light1" w:fill="ffffff" w:themeFill="light1"/>
         <w:tcBorders>
-          <w:top w:val="none"/>
-          <w:left w:val="none"/>
+          <w:top w:val="none" w:color="000000" w:sz="4" w:space="0"/>
+          <w:left w:val="none" w:color="000000" w:sz="4" w:space="0"/>
           <w:bottom w:val="single" w:color="000000" w:themeColor="accent5" w:themeTint="9A" w:sz="4" w:space="0"/>
-          <w:right w:val="none"/>
+          <w:right w:val="none" w:color="000000" w:sz="4" w:space="0"/>
         </w:tcBorders>
       </w:tcPr>
     </w:tblStylePr>
@@ -26339,12 +26743,12 @@
         <w:tblBorders/>
       </w:tblPr>
       <w:tcPr>
-        <w:shd w:color="ffffff"/>
+        <w:shd w:val="clear" w:color="ffffff"/>
         <w:tcBorders>
-          <w:top w:val="none"/>
+          <w:top w:val="none" w:color="000000" w:sz="4" w:space="0"/>
           <w:left w:val="single" w:color="000000" w:themeColor="accent5" w:themeTint="9A" w:sz="4" w:space="0"/>
-          <w:bottom w:val="none"/>
-          <w:right w:val="none"/>
+          <w:bottom w:val="none" w:color="000000" w:sz="4" w:space="0"/>
+          <w:right w:val="none" w:color="000000" w:sz="4" w:space="0"/>
         </w:tcBorders>
       </w:tcPr>
     </w:tblStylePr>
@@ -26367,9 +26771,9 @@
         <w:shd w:val="clear" w:color="ffffff" w:themeColor="light1" w:fill="ffffff" w:themeFill="light1"/>
         <w:tcBorders>
           <w:top w:val="single" w:color="000000" w:themeColor="accent5" w:themeTint="9A" w:sz="4" w:space="0"/>
-          <w:left w:val="none"/>
-          <w:bottom w:val="none"/>
-          <w:right w:val="none"/>
+          <w:left w:val="none" w:color="000000" w:sz="4" w:space="0"/>
+          <w:bottom w:val="none" w:color="000000" w:sz="4" w:space="0"/>
+          <w:right w:val="none" w:color="000000" w:sz="4" w:space="0"/>
         </w:tcBorders>
       </w:tcPr>
     </w:tblStylePr>
@@ -26444,9 +26848,9 @@
       </w:tcPr>
     </w:tblStylePr>
   </w:style>
-  <w:style w:type="table" w:styleId="115">
+  <w:style w:type="table" w:styleId="807">
     <w:name w:val="List Table 7 Colorful - Accent 6"/>
-    <w:basedOn w:val="705"/>
+    <w:basedOn w:val="885"/>
     <w:uiPriority w:val="99"/>
     <w:pPr>
       <w:pBdr/>
@@ -26545,11 +26949,11 @@
         <w:tblBorders/>
       </w:tblPr>
       <w:tcPr>
-        <w:shd w:color="ffffff"/>
+        <w:shd w:val="clear" w:color="ffffff"/>
         <w:tcBorders>
-          <w:top w:val="none"/>
-          <w:left w:val="none"/>
-          <w:bottom w:val="none"/>
+          <w:top w:val="none" w:color="000000" w:sz="4" w:space="0"/>
+          <w:left w:val="none" w:color="000000" w:sz="4" w:space="0"/>
+          <w:bottom w:val="none" w:color="000000" w:sz="4" w:space="0"/>
           <w:right w:val="single" w:color="000000" w:themeColor="accent6" w:themeTint="98" w:sz="4" w:space="0"/>
         </w:tcBorders>
       </w:tcPr>
@@ -26572,10 +26976,10 @@
       <w:tcPr>
         <w:shd w:val="clear" w:color="ffffff" w:themeColor="light1" w:fill="ffffff" w:themeFill="light1"/>
         <w:tcBorders>
-          <w:top w:val="none"/>
-          <w:left w:val="none"/>
+          <w:top w:val="none" w:color="000000" w:sz="4" w:space="0"/>
+          <w:left w:val="none" w:color="000000" w:sz="4" w:space="0"/>
           <w:bottom w:val="single" w:color="000000" w:themeColor="accent6" w:themeTint="98" w:sz="4" w:space="0"/>
-          <w:right w:val="none"/>
+          <w:right w:val="none" w:color="000000" w:sz="4" w:space="0"/>
         </w:tcBorders>
       </w:tcPr>
     </w:tblStylePr>
@@ -26595,12 +26999,12 @@
         <w:tblBorders/>
       </w:tblPr>
       <w:tcPr>
-        <w:shd w:color="ffffff"/>
+        <w:shd w:val="clear" w:color="ffffff"/>
         <w:tcBorders>
-          <w:top w:val="none"/>
+          <w:top w:val="none" w:color="000000" w:sz="4" w:space="0"/>
           <w:left w:val="single" w:color="000000" w:themeColor="accent6" w:themeTint="98" w:sz="4" w:space="0"/>
-          <w:bottom w:val="none"/>
-          <w:right w:val="none"/>
+          <w:bottom w:val="none" w:color="000000" w:sz="4" w:space="0"/>
+          <w:right w:val="none" w:color="000000" w:sz="4" w:space="0"/>
         </w:tcBorders>
       </w:tcPr>
     </w:tblStylePr>
@@ -26623,9 +27027,9 @@
         <w:shd w:val="clear" w:color="ffffff" w:themeColor="light1" w:fill="ffffff" w:themeFill="light1"/>
         <w:tcBorders>
           <w:top w:val="single" w:color="000000" w:themeColor="accent6" w:themeTint="98" w:sz="4" w:space="0"/>
-          <w:left w:val="none"/>
-          <w:bottom w:val="none"/>
-          <w:right w:val="none"/>
+          <w:left w:val="none" w:color="000000" w:sz="4" w:space="0"/>
+          <w:bottom w:val="none" w:color="000000" w:sz="4" w:space="0"/>
+          <w:right w:val="none" w:color="000000" w:sz="4" w:space="0"/>
         </w:tcBorders>
       </w:tcPr>
     </w:tblStylePr>
@@ -26700,9 +27104,9 @@
       </w:tcPr>
     </w:tblStylePr>
   </w:style>
-  <w:style w:type="table" w:styleId="116">
+  <w:style w:type="table" w:styleId="808">
     <w:name w:val="Lined - Accent"/>
-    <w:basedOn w:val="705"/>
+    <w:basedOn w:val="885"/>
     <w:uiPriority w:val="99"/>
     <w:pPr>
       <w:pBdr/>
@@ -26937,9 +27341,9 @@
       </w:tcPr>
     </w:tblStylePr>
   </w:style>
-  <w:style w:type="table" w:styleId="117">
+  <w:style w:type="table" w:styleId="809">
     <w:name w:val="Lined - Accent 1"/>
-    <w:basedOn w:val="705"/>
+    <w:basedOn w:val="885"/>
     <w:uiPriority w:val="99"/>
     <w:pPr>
       <w:pBdr/>
@@ -27174,9 +27578,9 @@
       </w:tcPr>
     </w:tblStylePr>
   </w:style>
-  <w:style w:type="table" w:styleId="118">
+  <w:style w:type="table" w:styleId="810">
     <w:name w:val="Lined - Accent 2"/>
-    <w:basedOn w:val="705"/>
+    <w:basedOn w:val="885"/>
     <w:uiPriority w:val="99"/>
     <w:pPr>
       <w:pBdr/>
@@ -27411,9 +27815,9 @@
       </w:tcPr>
     </w:tblStylePr>
   </w:style>
-  <w:style w:type="table" w:styleId="119">
+  <w:style w:type="table" w:styleId="811">
     <w:name w:val="Lined - Accent 3"/>
-    <w:basedOn w:val="705"/>
+    <w:basedOn w:val="885"/>
     <w:uiPriority w:val="99"/>
     <w:pPr>
       <w:pBdr/>
@@ -27648,9 +28052,9 @@
       </w:tcPr>
     </w:tblStylePr>
   </w:style>
-  <w:style w:type="table" w:styleId="120">
+  <w:style w:type="table" w:styleId="812">
     <w:name w:val="Lined - Accent 4"/>
-    <w:basedOn w:val="705"/>
+    <w:basedOn w:val="885"/>
     <w:uiPriority w:val="99"/>
     <w:pPr>
       <w:pBdr/>
@@ -27885,9 +28289,9 @@
       </w:tcPr>
     </w:tblStylePr>
   </w:style>
-  <w:style w:type="table" w:styleId="121">
+  <w:style w:type="table" w:styleId="813">
     <w:name w:val="Lined - Accent 5"/>
-    <w:basedOn w:val="705"/>
+    <w:basedOn w:val="885"/>
     <w:uiPriority w:val="99"/>
     <w:pPr>
       <w:pBdr/>
@@ -28122,9 +28526,9 @@
       </w:tcPr>
     </w:tblStylePr>
   </w:style>
-  <w:style w:type="table" w:styleId="122">
+  <w:style w:type="table" w:styleId="814">
     <w:name w:val="Lined - Accent 6"/>
-    <w:basedOn w:val="705"/>
+    <w:basedOn w:val="885"/>
     <w:uiPriority w:val="99"/>
     <w:pPr>
       <w:pBdr/>
@@ -28359,9 +28763,9 @@
       </w:tcPr>
     </w:tblStylePr>
   </w:style>
-  <w:style w:type="table" w:styleId="123">
+  <w:style w:type="table" w:styleId="815">
     <w:name w:val="Bordered &amp; Lined - Accent"/>
-    <w:basedOn w:val="705"/>
+    <w:basedOn w:val="885"/>
     <w:uiPriority w:val="99"/>
     <w:pPr>
       <w:pBdr/>
@@ -28603,9 +29007,9 @@
       </w:tcPr>
     </w:tblStylePr>
   </w:style>
-  <w:style w:type="table" w:styleId="124">
+  <w:style w:type="table" w:styleId="816">
     <w:name w:val="Bordered &amp; Lined - Accent 1"/>
-    <w:basedOn w:val="705"/>
+    <w:basedOn w:val="885"/>
     <w:uiPriority w:val="99"/>
     <w:pPr>
       <w:pBdr/>
@@ -28847,9 +29251,9 @@
       </w:tcPr>
     </w:tblStylePr>
   </w:style>
-  <w:style w:type="table" w:styleId="125">
+  <w:style w:type="table" w:styleId="817">
     <w:name w:val="Bordered &amp; Lined - Accent 2"/>
-    <w:basedOn w:val="705"/>
+    <w:basedOn w:val="885"/>
     <w:uiPriority w:val="99"/>
     <w:pPr>
       <w:pBdr/>
@@ -29091,9 +29495,9 @@
       </w:tcPr>
     </w:tblStylePr>
   </w:style>
-  <w:style w:type="table" w:styleId="126">
+  <w:style w:type="table" w:styleId="818">
     <w:name w:val="Bordered &amp; Lined - Accent 3"/>
-    <w:basedOn w:val="705"/>
+    <w:basedOn w:val="885"/>
     <w:uiPriority w:val="99"/>
     <w:pPr>
       <w:pBdr/>
@@ -29335,9 +29739,9 @@
       </w:tcPr>
     </w:tblStylePr>
   </w:style>
-  <w:style w:type="table" w:styleId="127">
+  <w:style w:type="table" w:styleId="819">
     <w:name w:val="Bordered &amp; Lined - Accent 4"/>
-    <w:basedOn w:val="705"/>
+    <w:basedOn w:val="885"/>
     <w:uiPriority w:val="99"/>
     <w:pPr>
       <w:pBdr/>
@@ -29579,9 +29983,9 @@
       </w:tcPr>
     </w:tblStylePr>
   </w:style>
-  <w:style w:type="table" w:styleId="128">
+  <w:style w:type="table" w:styleId="820">
     <w:name w:val="Bordered &amp; Lined - Accent 5"/>
-    <w:basedOn w:val="705"/>
+    <w:basedOn w:val="885"/>
     <w:uiPriority w:val="99"/>
     <w:pPr>
       <w:pBdr/>
@@ -29823,9 +30227,9 @@
       </w:tcPr>
     </w:tblStylePr>
   </w:style>
-  <w:style w:type="table" w:styleId="129">
+  <w:style w:type="table" w:styleId="821">
     <w:name w:val="Bordered &amp; Lined - Accent 6"/>
-    <w:basedOn w:val="705"/>
+    <w:basedOn w:val="885"/>
     <w:uiPriority w:val="99"/>
     <w:pPr>
       <w:pBdr/>
@@ -30067,9 +30471,9 @@
       </w:tcPr>
     </w:tblStylePr>
   </w:style>
-  <w:style w:type="table" w:styleId="130">
+  <w:style w:type="table" w:styleId="822">
     <w:name w:val="Bordered"/>
-    <w:basedOn w:val="705"/>
+    <w:basedOn w:val="885"/>
     <w:uiPriority w:val="99"/>
     <w:pPr>
       <w:pBdr/>
@@ -30298,9 +30702,9 @@
       </w:tcPr>
     </w:tblStylePr>
   </w:style>
-  <w:style w:type="table" w:styleId="131">
+  <w:style w:type="table" w:styleId="823">
     <w:name w:val="Bordered - Accent 1"/>
-    <w:basedOn w:val="705"/>
+    <w:basedOn w:val="885"/>
     <w:uiPriority w:val="99"/>
     <w:pPr>
       <w:pBdr/>
@@ -30529,9 +30933,9 @@
       </w:tcPr>
     </w:tblStylePr>
   </w:style>
-  <w:style w:type="table" w:styleId="132">
+  <w:style w:type="table" w:styleId="824">
     <w:name w:val="Bordered - Accent 2"/>
-    <w:basedOn w:val="705"/>
+    <w:basedOn w:val="885"/>
     <w:uiPriority w:val="99"/>
     <w:pPr>
       <w:pBdr/>
@@ -30760,9 +31164,9 @@
       </w:tcPr>
     </w:tblStylePr>
   </w:style>
-  <w:style w:type="table" w:styleId="133">
+  <w:style w:type="table" w:styleId="825">
     <w:name w:val="Bordered - Accent 3"/>
-    <w:basedOn w:val="705"/>
+    <w:basedOn w:val="885"/>
     <w:uiPriority w:val="99"/>
     <w:pPr>
       <w:pBdr/>
@@ -30991,9 +31395,9 @@
       </w:tcPr>
     </w:tblStylePr>
   </w:style>
-  <w:style w:type="table" w:styleId="134">
+  <w:style w:type="table" w:styleId="826">
     <w:name w:val="Bordered - Accent 4"/>
-    <w:basedOn w:val="705"/>
+    <w:basedOn w:val="885"/>
     <w:uiPriority w:val="99"/>
     <w:pPr>
       <w:pBdr/>
@@ -31222,9 +31626,9 @@
       </w:tcPr>
     </w:tblStylePr>
   </w:style>
-  <w:style w:type="table" w:styleId="135">
+  <w:style w:type="table" w:styleId="827">
     <w:name w:val="Bordered - Accent 5"/>
-    <w:basedOn w:val="705"/>
+    <w:basedOn w:val="885"/>
     <w:uiPriority w:val="99"/>
     <w:pPr>
       <w:pBdr/>
@@ -31453,9 +31857,9 @@
       </w:tcPr>
     </w:tblStylePr>
   </w:style>
-  <w:style w:type="table" w:styleId="136">
+  <w:style w:type="table" w:styleId="828">
     <w:name w:val="Bordered - Accent 6"/>
-    <w:basedOn w:val="705"/>
+    <w:basedOn w:val="885"/>
     <w:uiPriority w:val="99"/>
     <w:pPr>
       <w:pBdr/>
@@ -31684,11 +32088,11 @@
       </w:tcPr>
     </w:tblStylePr>
   </w:style>
-  <w:style w:type="paragraph" w:styleId="139">
+  <w:style w:type="paragraph" w:styleId="829">
     <w:name w:val="Heading 2"/>
-    <w:basedOn w:val="702"/>
-    <w:next w:val="702"/>
-    <w:link w:val="150"/>
+    <w:basedOn w:val="882"/>
+    <w:next w:val="882"/>
+    <w:link w:val="837"/>
     <w:uiPriority w:val="9"/>
     <w:unhideWhenUsed/>
     <w:qFormat/>
@@ -31707,11 +32111,11 @@
       <w:szCs w:val="32"/>
     </w:rPr>
   </w:style>
-  <w:style w:type="paragraph" w:styleId="140">
+  <w:style w:type="paragraph" w:styleId="830">
     <w:name w:val="Heading 3"/>
-    <w:basedOn w:val="702"/>
-    <w:next w:val="702"/>
-    <w:link w:val="151"/>
+    <w:basedOn w:val="882"/>
+    <w:next w:val="882"/>
+    <w:link w:val="838"/>
     <w:uiPriority w:val="9"/>
     <w:unhideWhenUsed/>
     <w:qFormat/>
@@ -31730,11 +32134,11 @@
       <w:szCs w:val="28"/>
     </w:rPr>
   </w:style>
-  <w:style w:type="paragraph" w:styleId="141">
+  <w:style w:type="paragraph" w:styleId="831">
     <w:name w:val="Heading 4"/>
-    <w:basedOn w:val="702"/>
-    <w:next w:val="702"/>
-    <w:link w:val="152"/>
+    <w:basedOn w:val="882"/>
+    <w:next w:val="882"/>
+    <w:link w:val="839"/>
     <w:uiPriority w:val="9"/>
     <w:unhideWhenUsed/>
     <w:qFormat/>
@@ -31753,11 +32157,11 @@
       <w:color w:val="0f4761" w:themeColor="accent1" w:themeShade="BF"/>
     </w:rPr>
   </w:style>
-  <w:style w:type="paragraph" w:styleId="142">
+  <w:style w:type="paragraph" w:styleId="832">
     <w:name w:val="Heading 5"/>
-    <w:basedOn w:val="702"/>
-    <w:next w:val="702"/>
-    <w:link w:val="153"/>
+    <w:basedOn w:val="882"/>
+    <w:next w:val="882"/>
+    <w:link w:val="840"/>
     <w:uiPriority w:val="9"/>
     <w:unhideWhenUsed/>
     <w:qFormat/>
@@ -31774,11 +32178,11 @@
       <w:color w:val="0f4761" w:themeColor="accent1" w:themeShade="BF"/>
     </w:rPr>
   </w:style>
-  <w:style w:type="paragraph" w:styleId="143">
+  <w:style w:type="paragraph" w:styleId="833">
     <w:name w:val="Heading 6"/>
-    <w:basedOn w:val="702"/>
-    <w:next w:val="702"/>
-    <w:link w:val="154"/>
+    <w:basedOn w:val="882"/>
+    <w:next w:val="882"/>
+    <w:link w:val="841"/>
     <w:uiPriority w:val="9"/>
     <w:unhideWhenUsed/>
     <w:qFormat/>
@@ -31797,11 +32201,11 @@
       <w:color w:val="595959" w:themeColor="text1" w:themeTint="A6"/>
     </w:rPr>
   </w:style>
-  <w:style w:type="paragraph" w:styleId="144">
+  <w:style w:type="paragraph" w:styleId="834">
     <w:name w:val="Heading 7"/>
-    <w:basedOn w:val="702"/>
-    <w:next w:val="702"/>
-    <w:link w:val="155"/>
+    <w:basedOn w:val="882"/>
+    <w:next w:val="882"/>
+    <w:link w:val="842"/>
     <w:uiPriority w:val="9"/>
     <w:unhideWhenUsed/>
     <w:qFormat/>
@@ -31818,11 +32222,11 @@
       <w:color w:val="595959" w:themeColor="text1" w:themeTint="A6"/>
     </w:rPr>
   </w:style>
-  <w:style w:type="paragraph" w:styleId="145">
+  <w:style w:type="paragraph" w:styleId="835">
     <w:name w:val="Heading 8"/>
-    <w:basedOn w:val="702"/>
-    <w:next w:val="702"/>
-    <w:link w:val="156"/>
+    <w:basedOn w:val="882"/>
+    <w:next w:val="882"/>
+    <w:link w:val="843"/>
     <w:uiPriority w:val="9"/>
     <w:unhideWhenUsed/>
     <w:qFormat/>
@@ -31841,11 +32245,11 @@
       <w:color w:val="272727" w:themeColor="text1" w:themeTint="D8"/>
     </w:rPr>
   </w:style>
-  <w:style w:type="paragraph" w:styleId="146">
+  <w:style w:type="paragraph" w:styleId="836">
     <w:name w:val="Heading 9"/>
-    <w:basedOn w:val="702"/>
-    <w:next w:val="702"/>
-    <w:link w:val="157"/>
+    <w:basedOn w:val="882"/>
+    <w:next w:val="882"/>
+    <w:link w:val="844"/>
     <w:uiPriority w:val="9"/>
     <w:unhideWhenUsed/>
     <w:qFormat/>
@@ -31864,10 +32268,10 @@
       <w:color w:val="272727" w:themeColor="text1" w:themeTint="D8"/>
     </w:rPr>
   </w:style>
-  <w:style w:type="character" w:styleId="150">
+  <w:style w:type="character" w:styleId="837">
     <w:name w:val="Heading 2 Char"/>
-    <w:basedOn w:val="704"/>
-    <w:link w:val="139"/>
+    <w:basedOn w:val="884"/>
+    <w:link w:val="829"/>
     <w:uiPriority w:val="9"/>
     <w:pPr>
       <w:pBdr/>
@@ -31881,10 +32285,10 @@
       <w:szCs w:val="32"/>
     </w:rPr>
   </w:style>
-  <w:style w:type="character" w:styleId="151">
+  <w:style w:type="character" w:styleId="838">
     <w:name w:val="Heading 3 Char"/>
-    <w:basedOn w:val="704"/>
-    <w:link w:val="140"/>
+    <w:basedOn w:val="884"/>
+    <w:link w:val="830"/>
     <w:uiPriority w:val="9"/>
     <w:pPr>
       <w:pBdr/>
@@ -31898,10 +32302,10 @@
       <w:szCs w:val="28"/>
     </w:rPr>
   </w:style>
-  <w:style w:type="character" w:styleId="152">
+  <w:style w:type="character" w:styleId="839">
     <w:name w:val="Heading 4 Char"/>
-    <w:basedOn w:val="704"/>
-    <w:link w:val="141"/>
+    <w:basedOn w:val="884"/>
+    <w:link w:val="831"/>
     <w:uiPriority w:val="9"/>
     <w:pPr>
       <w:pBdr/>
@@ -31915,10 +32319,10 @@
       <w:color w:val="0f4761" w:themeColor="accent1" w:themeShade="BF"/>
     </w:rPr>
   </w:style>
-  <w:style w:type="character" w:styleId="153">
+  <w:style w:type="character" w:styleId="840">
     <w:name w:val="Heading 5 Char"/>
-    <w:basedOn w:val="704"/>
-    <w:link w:val="142"/>
+    <w:basedOn w:val="884"/>
+    <w:link w:val="832"/>
     <w:uiPriority w:val="9"/>
     <w:pPr>
       <w:pBdr/>
@@ -31930,10 +32334,10 @@
       <w:color w:val="0f4761" w:themeColor="accent1" w:themeShade="BF"/>
     </w:rPr>
   </w:style>
-  <w:style w:type="character" w:styleId="154">
+  <w:style w:type="character" w:styleId="841">
     <w:name w:val="Heading 6 Char"/>
-    <w:basedOn w:val="704"/>
-    <w:link w:val="143"/>
+    <w:basedOn w:val="884"/>
+    <w:link w:val="833"/>
     <w:uiPriority w:val="9"/>
     <w:pPr>
       <w:pBdr/>
@@ -31947,10 +32351,10 @@
       <w:color w:val="595959" w:themeColor="text1" w:themeTint="A6"/>
     </w:rPr>
   </w:style>
-  <w:style w:type="character" w:styleId="155">
+  <w:style w:type="character" w:styleId="842">
     <w:name w:val="Heading 7 Char"/>
-    <w:basedOn w:val="704"/>
-    <w:link w:val="144"/>
+    <w:basedOn w:val="884"/>
+    <w:link w:val="834"/>
     <w:uiPriority w:val="9"/>
     <w:pPr>
       <w:pBdr/>
@@ -31962,10 +32366,10 @@
       <w:color w:val="595959" w:themeColor="text1" w:themeTint="A6"/>
     </w:rPr>
   </w:style>
-  <w:style w:type="character" w:styleId="156">
+  <w:style w:type="character" w:styleId="843">
     <w:name w:val="Heading 8 Char"/>
-    <w:basedOn w:val="704"/>
-    <w:link w:val="145"/>
+    <w:basedOn w:val="884"/>
+    <w:link w:val="835"/>
     <w:uiPriority w:val="9"/>
     <w:pPr>
       <w:pBdr/>
@@ -31979,10 +32383,10 @@
       <w:color w:val="272727" w:themeColor="text1" w:themeTint="D8"/>
     </w:rPr>
   </w:style>
-  <w:style w:type="character" w:styleId="157">
+  <w:style w:type="character" w:styleId="844">
     <w:name w:val="Heading 9 Char"/>
-    <w:basedOn w:val="704"/>
-    <w:link w:val="146"/>
+    <w:basedOn w:val="884"/>
+    <w:link w:val="836"/>
     <w:uiPriority w:val="9"/>
     <w:pPr>
       <w:pBdr/>
@@ -31996,11 +32400,11 @@
       <w:color w:val="272727" w:themeColor="text1" w:themeTint="D8"/>
     </w:rPr>
   </w:style>
-  <w:style w:type="paragraph" w:styleId="158">
+  <w:style w:type="paragraph" w:styleId="845">
     <w:name w:val="Title"/>
-    <w:basedOn w:val="702"/>
-    <w:next w:val="702"/>
-    <w:link w:val="159"/>
+    <w:basedOn w:val="882"/>
+    <w:next w:val="882"/>
+    <w:link w:val="846"/>
     <w:uiPriority w:val="10"/>
     <w:qFormat/>
     <w:pPr>
@@ -32016,10 +32420,10 @@
       <w:szCs w:val="56"/>
     </w:rPr>
   </w:style>
-  <w:style w:type="character" w:styleId="159">
+  <w:style w:type="character" w:styleId="846">
     <w:name w:val="Title Char"/>
-    <w:basedOn w:val="704"/>
-    <w:link w:val="158"/>
+    <w:basedOn w:val="884"/>
+    <w:link w:val="845"/>
     <w:uiPriority w:val="10"/>
     <w:pPr>
       <w:pBdr/>
@@ -32033,11 +32437,11 @@
       <w:szCs w:val="56"/>
     </w:rPr>
   </w:style>
-  <w:style w:type="paragraph" w:styleId="160">
+  <w:style w:type="paragraph" w:styleId="847">
     <w:name w:val="Subtitle"/>
-    <w:basedOn w:val="702"/>
-    <w:next w:val="702"/>
-    <w:link w:val="161"/>
+    <w:basedOn w:val="882"/>
+    <w:next w:val="882"/>
+    <w:link w:val="848"/>
     <w:uiPriority w:val="11"/>
     <w:qFormat/>
     <w:pPr>
@@ -32055,10 +32459,10 @@
       <w:szCs w:val="28"/>
     </w:rPr>
   </w:style>
-  <w:style w:type="character" w:styleId="161">
+  <w:style w:type="character" w:styleId="848">
     <w:name w:val="Subtitle Char"/>
-    <w:basedOn w:val="704"/>
-    <w:link w:val="160"/>
+    <w:basedOn w:val="884"/>
+    <w:link w:val="847"/>
     <w:uiPriority w:val="11"/>
     <w:pPr>
       <w:pBdr/>
@@ -32072,11 +32476,11 @@
       <w:szCs w:val="28"/>
     </w:rPr>
   </w:style>
-  <w:style w:type="paragraph" w:styleId="162">
+  <w:style w:type="paragraph" w:styleId="849">
     <w:name w:val="Quote"/>
-    <w:basedOn w:val="702"/>
-    <w:next w:val="702"/>
-    <w:link w:val="163"/>
+    <w:basedOn w:val="882"/>
+    <w:next w:val="882"/>
+    <w:link w:val="850"/>
     <w:uiPriority w:val="29"/>
     <w:qFormat/>
     <w:pPr>
@@ -32091,10 +32495,10 @@
       <w:color w:val="404040" w:themeColor="text1" w:themeTint="BF"/>
     </w:rPr>
   </w:style>
-  <w:style w:type="character" w:styleId="163">
+  <w:style w:type="character" w:styleId="850">
     <w:name w:val="Quote Char"/>
-    <w:basedOn w:val="704"/>
-    <w:link w:val="162"/>
+    <w:basedOn w:val="884"/>
+    <w:link w:val="849"/>
     <w:uiPriority w:val="29"/>
     <w:pPr>
       <w:pBdr/>
@@ -32107,9 +32511,9 @@
       <w:color w:val="404040" w:themeColor="text1" w:themeTint="BF"/>
     </w:rPr>
   </w:style>
-  <w:style w:type="paragraph" w:styleId="164">
+  <w:style w:type="paragraph" w:styleId="851">
     <w:name w:val="List Paragraph"/>
-    <w:basedOn w:val="702"/>
+    <w:basedOn w:val="882"/>
     <w:uiPriority w:val="34"/>
     <w:qFormat/>
     <w:pPr>
@@ -32119,9 +32523,9 @@
       <w:contextualSpacing w:val="true"/>
     </w:pPr>
   </w:style>
-  <w:style w:type="character" w:styleId="165">
+  <w:style w:type="character" w:styleId="852">
     <w:name w:val="Intense Emphasis"/>
-    <w:basedOn w:val="704"/>
+    <w:basedOn w:val="884"/>
     <w:uiPriority w:val="21"/>
     <w:qFormat/>
     <w:pPr>
@@ -32135,11 +32539,11 @@
       <w:color w:val="0f4761" w:themeColor="accent1" w:themeShade="BF"/>
     </w:rPr>
   </w:style>
-  <w:style w:type="paragraph" w:styleId="166">
+  <w:style w:type="paragraph" w:styleId="853">
     <w:name w:val="Intense Quote"/>
-    <w:basedOn w:val="702"/>
-    <w:next w:val="702"/>
-    <w:link w:val="167"/>
+    <w:basedOn w:val="882"/>
+    <w:next w:val="882"/>
+    <w:link w:val="854"/>
     <w:uiPriority w:val="30"/>
     <w:qFormat/>
     <w:pPr>
@@ -32157,10 +32561,10 @@
       <w:color w:val="0f4761" w:themeColor="accent1" w:themeShade="BF"/>
     </w:rPr>
   </w:style>
-  <w:style w:type="character" w:styleId="167">
+  <w:style w:type="character" w:styleId="854">
     <w:name w:val="Intense Quote Char"/>
-    <w:basedOn w:val="704"/>
-    <w:link w:val="166"/>
+    <w:basedOn w:val="884"/>
+    <w:link w:val="853"/>
     <w:uiPriority w:val="30"/>
     <w:pPr>
       <w:pBdr/>
@@ -32173,9 +32577,9 @@
       <w:color w:val="0f4761" w:themeColor="accent1" w:themeShade="BF"/>
     </w:rPr>
   </w:style>
-  <w:style w:type="character" w:styleId="168">
+  <w:style w:type="character" w:styleId="855">
     <w:name w:val="Intense Reference"/>
-    <w:basedOn w:val="704"/>
+    <w:basedOn w:val="884"/>
     <w:uiPriority w:val="32"/>
     <w:qFormat/>
     <w:pPr>
@@ -32191,9 +32595,9 @@
       <w:spacing w:val="5"/>
     </w:rPr>
   </w:style>
-  <w:style w:type="paragraph" w:styleId="169">
+  <w:style w:type="paragraph" w:styleId="856">
     <w:name w:val="No Spacing"/>
-    <w:basedOn w:val="702"/>
+    <w:basedOn w:val="882"/>
     <w:uiPriority w:val="1"/>
     <w:qFormat/>
     <w:pPr>
@@ -32202,9 +32606,9 @@
       <w:ind/>
     </w:pPr>
   </w:style>
-  <w:style w:type="character" w:styleId="170">
+  <w:style w:type="character" w:styleId="857">
     <w:name w:val="Subtle Emphasis"/>
-    <w:basedOn w:val="704"/>
+    <w:basedOn w:val="884"/>
     <w:uiPriority w:val="19"/>
     <w:qFormat/>
     <w:pPr>
@@ -32218,9 +32622,9 @@
       <w:color w:val="404040" w:themeColor="text1" w:themeTint="BF"/>
     </w:rPr>
   </w:style>
-  <w:style w:type="character" w:styleId="171">
+  <w:style w:type="character" w:styleId="858">
     <w:name w:val="Emphasis"/>
-    <w:basedOn w:val="704"/>
+    <w:basedOn w:val="884"/>
     <w:uiPriority w:val="20"/>
     <w:qFormat/>
     <w:pPr>
@@ -32233,9 +32637,9 @@
       <w:iCs/>
     </w:rPr>
   </w:style>
-  <w:style w:type="character" w:styleId="172">
+  <w:style w:type="character" w:styleId="859">
     <w:name w:val="Strong"/>
-    <w:basedOn w:val="704"/>
+    <w:basedOn w:val="884"/>
     <w:uiPriority w:val="22"/>
     <w:qFormat/>
     <w:pPr>
@@ -32248,9 +32652,9 @@
       <w:bCs/>
     </w:rPr>
   </w:style>
-  <w:style w:type="character" w:styleId="173">
+  <w:style w:type="character" w:styleId="860">
     <w:name w:val="Subtle Reference"/>
-    <w:basedOn w:val="704"/>
+    <w:basedOn w:val="884"/>
     <w:uiPriority w:val="31"/>
     <w:qFormat/>
     <w:pPr>
@@ -32263,9 +32667,9 @@
       <w:color w:val="5a5a5a" w:themeColor="text1" w:themeTint="A5"/>
     </w:rPr>
   </w:style>
-  <w:style w:type="character" w:styleId="174">
+  <w:style w:type="character" w:styleId="861">
     <w:name w:val="Book Title"/>
-    <w:basedOn w:val="704"/>
+    <w:basedOn w:val="884"/>
     <w:uiPriority w:val="33"/>
     <w:qFormat/>
     <w:pPr>
@@ -32281,10 +32685,10 @@
       <w:spacing w:val="5"/>
     </w:rPr>
   </w:style>
-  <w:style w:type="paragraph" w:styleId="179">
+  <w:style w:type="paragraph" w:styleId="862">
     <w:name w:val="Caption"/>
-    <w:basedOn w:val="702"/>
-    <w:next w:val="702"/>
+    <w:basedOn w:val="882"/>
+    <w:next w:val="882"/>
     <w:uiPriority w:val="35"/>
     <w:unhideWhenUsed/>
     <w:qFormat/>
@@ -32301,10 +32705,10 @@
       <w:szCs w:val="18"/>
     </w:rPr>
   </w:style>
-  <w:style w:type="paragraph" w:styleId="180">
+  <w:style w:type="paragraph" w:styleId="863">
     <w:name w:val="footnote text"/>
-    <w:basedOn w:val="702"/>
-    <w:link w:val="181"/>
+    <w:basedOn w:val="882"/>
+    <w:link w:val="864"/>
     <w:uiPriority w:val="99"/>
     <w:semiHidden/>
     <w:unhideWhenUsed/>
@@ -32318,10 +32722,10 @@
       <w:szCs w:val="20"/>
     </w:rPr>
   </w:style>
-  <w:style w:type="character" w:styleId="181">
+  <w:style w:type="character" w:styleId="864">
     <w:name w:val="Footnote Text Char"/>
-    <w:basedOn w:val="704"/>
-    <w:link w:val="180"/>
+    <w:basedOn w:val="884"/>
+    <w:link w:val="863"/>
     <w:uiPriority w:val="99"/>
     <w:semiHidden/>
     <w:pPr>
@@ -32334,9 +32738,9 @@
       <w:szCs w:val="20"/>
     </w:rPr>
   </w:style>
-  <w:style w:type="character" w:styleId="182">
+  <w:style w:type="character" w:styleId="865">
     <w:name w:val="footnote reference"/>
-    <w:basedOn w:val="704"/>
+    <w:basedOn w:val="884"/>
     <w:uiPriority w:val="99"/>
     <w:semiHidden/>
     <w:unhideWhenUsed/>
@@ -32349,10 +32753,10 @@
       <w:vertAlign w:val="superscript"/>
     </w:rPr>
   </w:style>
-  <w:style w:type="paragraph" w:styleId="183">
+  <w:style w:type="paragraph" w:styleId="866">
     <w:name w:val="endnote text"/>
-    <w:basedOn w:val="702"/>
-    <w:link w:val="184"/>
+    <w:basedOn w:val="882"/>
+    <w:link w:val="867"/>
     <w:uiPriority w:val="99"/>
     <w:semiHidden/>
     <w:unhideWhenUsed/>
@@ -32366,10 +32770,10 @@
       <w:szCs w:val="20"/>
     </w:rPr>
   </w:style>
-  <w:style w:type="character" w:styleId="184">
+  <w:style w:type="character" w:styleId="867">
     <w:name w:val="Endnote Text Char"/>
-    <w:basedOn w:val="704"/>
-    <w:link w:val="183"/>
+    <w:basedOn w:val="884"/>
+    <w:link w:val="866"/>
     <w:uiPriority w:val="99"/>
     <w:semiHidden/>
     <w:pPr>
@@ -32382,9 +32786,9 @@
       <w:szCs w:val="20"/>
     </w:rPr>
   </w:style>
-  <w:style w:type="character" w:styleId="185">
+  <w:style w:type="character" w:styleId="868">
     <w:name w:val="endnote reference"/>
-    <w:basedOn w:val="704"/>
+    <w:basedOn w:val="884"/>
     <w:uiPriority w:val="99"/>
     <w:semiHidden/>
     <w:unhideWhenUsed/>
@@ -32397,9 +32801,9 @@
       <w:vertAlign w:val="superscript"/>
     </w:rPr>
   </w:style>
-  <w:style w:type="character" w:styleId="186">
+  <w:style w:type="character" w:styleId="869">
     <w:name w:val="Hyperlink"/>
-    <w:basedOn w:val="704"/>
+    <w:basedOn w:val="884"/>
     <w:uiPriority w:val="99"/>
     <w:unhideWhenUsed/>
     <w:pPr>
@@ -32412,9 +32816,9 @@
       <w:u w:val="single"/>
     </w:rPr>
   </w:style>
-  <w:style w:type="character" w:styleId="187">
+  <w:style w:type="character" w:styleId="870">
     <w:name w:val="FollowedHyperlink"/>
-    <w:basedOn w:val="704"/>
+    <w:basedOn w:val="884"/>
     <w:uiPriority w:val="99"/>
     <w:semiHidden/>
     <w:unhideWhenUsed/>
@@ -32428,10 +32832,10 @@
       <w:u w:val="single"/>
     </w:rPr>
   </w:style>
-  <w:style w:type="paragraph" w:styleId="188">
+  <w:style w:type="paragraph" w:styleId="871">
     <w:name w:val="toc 1"/>
-    <w:basedOn w:val="702"/>
-    <w:next w:val="702"/>
+    <w:basedOn w:val="882"/>
+    <w:next w:val="882"/>
     <w:uiPriority w:val="39"/>
     <w:unhideWhenUsed/>
     <w:pPr>
@@ -32440,10 +32844,10 @@
       <w:ind/>
     </w:pPr>
   </w:style>
-  <w:style w:type="paragraph" w:styleId="189">
+  <w:style w:type="paragraph" w:styleId="872">
     <w:name w:val="toc 2"/>
-    <w:basedOn w:val="702"/>
-    <w:next w:val="702"/>
+    <w:basedOn w:val="882"/>
+    <w:next w:val="882"/>
     <w:uiPriority w:val="39"/>
     <w:unhideWhenUsed/>
     <w:pPr>
@@ -32452,10 +32856,10 @@
       <w:ind w:left="220"/>
     </w:pPr>
   </w:style>
-  <w:style w:type="paragraph" w:styleId="190">
+  <w:style w:type="paragraph" w:styleId="873">
     <w:name w:val="toc 3"/>
-    <w:basedOn w:val="702"/>
-    <w:next w:val="702"/>
+    <w:basedOn w:val="882"/>
+    <w:next w:val="882"/>
     <w:uiPriority w:val="39"/>
     <w:unhideWhenUsed/>
     <w:pPr>
@@ -32464,10 +32868,10 @@
       <w:ind w:left="440"/>
     </w:pPr>
   </w:style>
-  <w:style w:type="paragraph" w:styleId="191">
+  <w:style w:type="paragraph" w:styleId="874">
     <w:name w:val="toc 4"/>
-    <w:basedOn w:val="702"/>
-    <w:next w:val="702"/>
+    <w:basedOn w:val="882"/>
+    <w:next w:val="882"/>
     <w:uiPriority w:val="39"/>
     <w:unhideWhenUsed/>
     <w:pPr>
@@ -32476,10 +32880,10 @@
       <w:ind w:left="660"/>
     </w:pPr>
   </w:style>
-  <w:style w:type="paragraph" w:styleId="192">
+  <w:style w:type="paragraph" w:styleId="875">
     <w:name w:val="toc 5"/>
-    <w:basedOn w:val="702"/>
-    <w:next w:val="702"/>
+    <w:basedOn w:val="882"/>
+    <w:next w:val="882"/>
     <w:uiPriority w:val="39"/>
     <w:unhideWhenUsed/>
     <w:pPr>
@@ -32488,10 +32892,10 @@
       <w:ind w:left="880"/>
     </w:pPr>
   </w:style>
-  <w:style w:type="paragraph" w:styleId="193">
+  <w:style w:type="paragraph" w:styleId="876">
     <w:name w:val="toc 6"/>
-    <w:basedOn w:val="702"/>
-    <w:next w:val="702"/>
+    <w:basedOn w:val="882"/>
+    <w:next w:val="882"/>
     <w:uiPriority w:val="39"/>
     <w:unhideWhenUsed/>
     <w:pPr>
@@ -32500,10 +32904,10 @@
       <w:ind w:left="1100"/>
     </w:pPr>
   </w:style>
-  <w:style w:type="paragraph" w:styleId="194">
+  <w:style w:type="paragraph" w:styleId="877">
     <w:name w:val="toc 7"/>
-    <w:basedOn w:val="702"/>
-    <w:next w:val="702"/>
+    <w:basedOn w:val="882"/>
+    <w:next w:val="882"/>
     <w:uiPriority w:val="39"/>
     <w:unhideWhenUsed/>
     <w:pPr>
@@ -32512,10 +32916,10 @@
       <w:ind w:left="1320"/>
     </w:pPr>
   </w:style>
-  <w:style w:type="paragraph" w:styleId="195">
+  <w:style w:type="paragraph" w:styleId="878">
     <w:name w:val="toc 8"/>
-    <w:basedOn w:val="702"/>
-    <w:next w:val="702"/>
+    <w:basedOn w:val="882"/>
+    <w:next w:val="882"/>
     <w:uiPriority w:val="39"/>
     <w:unhideWhenUsed/>
     <w:pPr>
@@ -32524,10 +32928,10 @@
       <w:ind w:left="1540"/>
     </w:pPr>
   </w:style>
-  <w:style w:type="paragraph" w:styleId="196">
+  <w:style w:type="paragraph" w:styleId="879">
     <w:name w:val="toc 9"/>
-    <w:basedOn w:val="702"/>
-    <w:next w:val="702"/>
+    <w:basedOn w:val="882"/>
+    <w:next w:val="882"/>
     <w:uiPriority w:val="39"/>
     <w:unhideWhenUsed/>
     <w:pPr>
@@ -32536,7 +32940,7 @@
       <w:ind w:left="1760"/>
     </w:pPr>
   </w:style>
-  <w:style w:type="paragraph" w:styleId="206">
+  <w:style w:type="paragraph" w:styleId="880">
     <w:name w:val="TOC Heading"/>
     <w:uiPriority w:val="39"/>
     <w:unhideWhenUsed/>
@@ -32546,10 +32950,10 @@
       <w:ind/>
     </w:pPr>
   </w:style>
-  <w:style w:type="paragraph" w:styleId="207">
+  <w:style w:type="paragraph" w:styleId="881">
     <w:name w:val="table of figures"/>
-    <w:basedOn w:val="702"/>
-    <w:next w:val="702"/>
+    <w:basedOn w:val="882"/>
+    <w:next w:val="882"/>
     <w:uiPriority w:val="99"/>
     <w:unhideWhenUsed/>
     <w:pPr>
@@ -32558,7 +32962,7 @@
       <w:ind/>
     </w:pPr>
   </w:style>
-  <w:style w:type="paragraph" w:styleId="702" w:default="1">
+  <w:style w:type="paragraph" w:styleId="882" w:default="1">
     <w:name w:val="Normal"/>
     <w:qFormat/>
     <w:pPr>
@@ -32567,11 +32971,11 @@
       <w:ind/>
     </w:pPr>
   </w:style>
-  <w:style w:type="paragraph" w:styleId="703">
+  <w:style w:type="paragraph" w:styleId="883">
     <w:name w:val="Heading 1"/>
-    <w:basedOn w:val="702"/>
-    <w:next w:val="702"/>
-    <w:link w:val="707"/>
+    <w:basedOn w:val="882"/>
+    <w:next w:val="882"/>
+    <w:link w:val="887"/>
     <w:uiPriority w:val="9"/>
     <w:qFormat/>
     <w:pPr>
@@ -32591,7 +32995,7 @@
       <w:szCs w:val="32"/>
     </w:rPr>
   </w:style>
-  <w:style w:type="character" w:styleId="704" w:default="1">
+  <w:style w:type="character" w:styleId="884" w:default="1">
     <w:name w:val="Default Paragraph Font"/>
     <w:uiPriority w:val="1"/>
     <w:semiHidden/>
@@ -32602,7 +33006,7 @@
       <w:ind/>
     </w:pPr>
   </w:style>
-  <w:style w:type="table" w:styleId="705" w:default="1">
+  <w:style w:type="table" w:styleId="885" w:default="1">
     <w:name w:val="Normal Table"/>
     <w:uiPriority w:val="99"/>
     <w:semiHidden/>
@@ -32795,7 +33199,7 @@
       </w:tcPr>
     </w:tblStylePr>
   </w:style>
-  <w:style w:type="numbering" w:styleId="706" w:default="1">
+  <w:style w:type="numbering" w:styleId="886" w:default="1">
     <w:name w:val="No List"/>
     <w:uiPriority w:val="99"/>
     <w:semiHidden/>
@@ -32806,10 +33210,10 @@
       <w:ind/>
     </w:pPr>
   </w:style>
-  <w:style w:type="character" w:styleId="707" w:customStyle="1">
+  <w:style w:type="character" w:styleId="887" w:customStyle="1">
     <w:name w:val="Heading 1 Char"/>
-    <w:basedOn w:val="704"/>
-    <w:link w:val="703"/>
+    <w:basedOn w:val="884"/>
+    <w:link w:val="883"/>
     <w:uiPriority w:val="9"/>
     <w:pPr>
       <w:pBdr/>
@@ -32825,10 +33229,10 @@
       <w:szCs w:val="32"/>
     </w:rPr>
   </w:style>
-  <w:style w:type="paragraph" w:styleId="708">
+  <w:style w:type="paragraph" w:styleId="888">
     <w:name w:val="Balloon Text"/>
-    <w:basedOn w:val="702"/>
-    <w:link w:val="709"/>
+    <w:basedOn w:val="882"/>
+    <w:link w:val="889"/>
     <w:uiPriority w:val="99"/>
     <w:semiHidden/>
     <w:unhideWhenUsed/>
@@ -32843,10 +33247,10 @@
       <w:szCs w:val="18"/>
     </w:rPr>
   </w:style>
-  <w:style w:type="character" w:styleId="709" w:customStyle="1">
+  <w:style w:type="character" w:styleId="889" w:customStyle="1">
     <w:name w:val="Balloon Text Char"/>
-    <w:basedOn w:val="704"/>
-    <w:link w:val="708"/>
+    <w:basedOn w:val="884"/>
+    <w:link w:val="888"/>
     <w:uiPriority w:val="99"/>
     <w:semiHidden/>
     <w:pPr>
@@ -32860,10 +33264,10 @@
       <w:szCs w:val="18"/>
     </w:rPr>
   </w:style>
-  <w:style w:type="paragraph" w:styleId="710">
+  <w:style w:type="paragraph" w:styleId="890">
     <w:name w:val="Header"/>
-    <w:basedOn w:val="702"/>
-    <w:link w:val="711"/>
+    <w:basedOn w:val="882"/>
+    <w:link w:val="891"/>
     <w:uiPriority w:val="99"/>
     <w:unhideWhenUsed/>
     <w:pPr>
@@ -32876,10 +33280,10 @@
       <w:ind/>
     </w:pPr>
   </w:style>
-  <w:style w:type="character" w:styleId="711" w:customStyle="1">
+  <w:style w:type="character" w:styleId="891" w:customStyle="1">
     <w:name w:val="Header Char"/>
-    <w:basedOn w:val="704"/>
-    <w:link w:val="710"/>
+    <w:basedOn w:val="884"/>
+    <w:link w:val="890"/>
     <w:uiPriority w:val="99"/>
     <w:pPr>
       <w:pBdr/>
@@ -32887,10 +33291,10 @@
       <w:ind/>
     </w:pPr>
   </w:style>
-  <w:style w:type="paragraph" w:styleId="712">
+  <w:style w:type="paragraph" w:styleId="892">
     <w:name w:val="Footer"/>
-    <w:basedOn w:val="702"/>
-    <w:link w:val="713"/>
+    <w:basedOn w:val="882"/>
+    <w:link w:val="893"/>
     <w:uiPriority w:val="99"/>
     <w:unhideWhenUsed/>
     <w:pPr>
@@ -32903,10 +33307,10 @@
       <w:ind/>
     </w:pPr>
   </w:style>
-  <w:style w:type="character" w:styleId="713" w:customStyle="1">
+  <w:style w:type="character" w:styleId="893" w:customStyle="1">
     <w:name w:val="Footer Char"/>
-    <w:basedOn w:val="704"/>
-    <w:link w:val="712"/>
+    <w:basedOn w:val="884"/>
+    <w:link w:val="892"/>
     <w:uiPriority w:val="99"/>
     <w:pPr>
       <w:pBdr/>
